--- a/docs/每日网站推荐_20261001.docx
+++ b/docs/每日网站推荐_20261001.docx
@@ -35,7 +35,7 @@
         <w:pStyle w:val="Heading2"/>
       </w:pPr>
       <w:r>
-        <w:t>MDN 开发者文档</w:t>
+        <w:t>小白学编程</w:t>
       </w:r>
     </w:p>
     <w:p>
@@ -44,7 +44,7 @@
           <w:color w:val="1F4E9C"/>
           <w:u w:val="single"/>
         </w:rPr>
-        <w:t>https://developer.mozilla.org</w:t>
+        <w:t>https://www.xiaobaixuebiancheng.com</w:t>
       </w:r>
     </w:p>
     <w:p>
@@ -58,7 +58,7 @@
         <w:t>简介：</w:t>
       </w:r>
       <w:r>
-        <w:t>这是一个专门讲怎么做网页和网站的在线说明书，想查某个网页效果该怎么实现时，可以到这里找答案。</w:t>
+        <w:t>这是一个叫“小白学编程”的中文网站，主要是给完全没基础的人讲怎么编电脑程序，打开网页就能自己看、自己学。</w:t>
       </w:r>
     </w:p>
     <w:p>
@@ -72,7 +72,7 @@
         <w:t>特点：</w:t>
       </w:r>
       <w:r>
-        <w:t>内容特别全，常见问题几乎都能查到。讲得比较直白，还配有很多可以照着试的例子。免费开放，随时能看，更新也比较勤。</w:t>
+        <w:t>1. 从最基础的地方讲起，没学过也能看懂；2. 说的话尽量简单，难懂的地方会拆开讲；3. 内容分得比较清楚，想找哪一类比较好找。</w:t>
       </w:r>
     </w:p>
     <w:p>
@@ -86,7 +86,7 @@
         <w:t>功能：</w:t>
       </w:r>
       <w:r>
-        <w:t>能帮人查网页上的文字、图片、按钮、页面排列该怎么做。能让人照着例子一步步试，做出自己的网页。能帮忙找出网页显示不对或点击没反应的原因和改法。</w:t>
+        <w:t>1. 帮人了解编电脑程序的基础知识；2. 提供讲解和例子，让人能跟着一步一步学；3. 帮人查常见问题、找学习方向，少走弯路。</w:t>
       </w:r>
     </w:p>
     <w:p>
@@ -100,451 +100,7 @@
         <w:t>适合人群：</w:t>
       </w:r>
       <w:r>
-        <w:t>适合正在学做网页、做网站，或工作中需要查网页做法的人。</w:t>
-      </w:r>
-    </w:p>
-    <w:p/>
-    <w:p>
-      <w:pPr>
-        <w:pStyle w:val="Heading2"/>
-      </w:pPr>
-      <w:r>
-        <w:t>笔记侠</w:t>
-      </w:r>
-    </w:p>
-    <w:p>
-      <w:r>
-        <w:rPr>
-          <w:color w:val="1F4E9C"/>
-          <w:u w:val="single"/>
-        </w:rPr>
-        <w:t>https://www.bijixia.net</w:t>
-      </w:r>
-    </w:p>
-    <w:p>
-      <w:pPr>
-        <w:pStyle w:val="ListBullet"/>
-      </w:pPr>
-      <w:r>
-        <w:rPr>
-          <w:b/>
-        </w:rPr>
-        <w:t>简介：</w:t>
-      </w:r>
-      <w:r>
-        <w:t>笔记侠是一个把讲座、课程和书里的重点整理成短文章的网站，方便人快速学到有用内容。</w:t>
-      </w:r>
-    </w:p>
-    <w:p>
-      <w:pPr>
-        <w:pStyle w:val="ListBullet"/>
-      </w:pPr>
-      <w:r>
-        <w:rPr>
-          <w:b/>
-        </w:rPr>
-        <w:t>特点：</w:t>
-      </w:r>
-      <w:r>
-        <w:t>内容已经替人整理好，读起来省时间；涉及的范围广，工作方法、做事经验、个人成长等都有；文章大多不长，重点清楚，容易看懂。</w:t>
-      </w:r>
-    </w:p>
-    <w:p>
-      <w:pPr>
-        <w:pStyle w:val="ListBullet"/>
-      </w:pPr>
-      <w:r>
-        <w:rPr>
-          <w:b/>
-        </w:rPr>
-        <w:t>功能：</w:t>
-      </w:r>
-      <w:r>
-        <w:t>可以看别人整理好的听课笔记、读书笔记和演讲重点；能按自己关心的话题找内容；能在很短时间里了解一本书、一场讲座或一个人的经验。</w:t>
-      </w:r>
-    </w:p>
-    <w:p>
-      <w:pPr>
-        <w:pStyle w:val="ListBullet"/>
-      </w:pPr>
-      <w:r>
-        <w:rPr>
-          <w:b/>
-        </w:rPr>
-        <w:t>适合人群：</w:t>
-      </w:r>
-      <w:r>
-        <w:t>适合想用零碎时间学东西、提升自己但没空看长内容的人。</w:t>
-      </w:r>
-    </w:p>
-    <w:p/>
-    <w:p>
-      <w:pPr>
-        <w:pStyle w:val="Heading2"/>
-      </w:pPr>
-      <w:r>
-        <w:t>可可英语</w:t>
-      </w:r>
-    </w:p>
-    <w:p>
-      <w:r>
-        <w:rPr>
-          <w:color w:val="1F4E9C"/>
-          <w:u w:val="single"/>
-        </w:rPr>
-        <w:t>https://www.kekenet.com</w:t>
-      </w:r>
-    </w:p>
-    <w:p>
-      <w:pPr>
-        <w:pStyle w:val="ListBullet"/>
-      </w:pPr>
-      <w:r>
-        <w:rPr>
-          <w:b/>
-        </w:rPr>
-        <w:t>简介：</w:t>
-      </w:r>
-      <w:r>
-        <w:t>可可英语是一个帮助中国人学英语的网站，里面有大量英语听、说、读、写和考试练习内容，主要用来帮人自学英语。</w:t>
-      </w:r>
-    </w:p>
-    <w:p>
-      <w:pPr>
-        <w:pStyle w:val="ListBullet"/>
-      </w:pPr>
-      <w:r>
-        <w:rPr>
-          <w:b/>
-        </w:rPr>
-        <w:t>特点：</w:t>
-      </w:r>
-      <w:r>
-        <w:t>内容很多，从零基础到考试都有；很多内容可以免费看和免费听；分类清楚，找想学的内容比较方便。</w:t>
-      </w:r>
-    </w:p>
-    <w:p>
-      <w:pPr>
-        <w:pStyle w:val="ListBullet"/>
-      </w:pPr>
-      <w:r>
-        <w:rPr>
-          <w:b/>
-        </w:rPr>
-        <w:t>功能：</w:t>
-      </w:r>
-      <w:r>
-        <w:t>能听英语音频、看视频练听力；能背单词、读文章、做练习；能准备学校考试和升学考试。</w:t>
-      </w:r>
-    </w:p>
-    <w:p>
-      <w:pPr>
-        <w:pStyle w:val="ListBullet"/>
-      </w:pPr>
-      <w:r>
-        <w:rPr>
-          <w:b/>
-        </w:rPr>
-        <w:t>适合人群：</w:t>
-      </w:r>
-      <w:r>
-        <w:t>适合想利用空闲时间自学英语的学生、上班族和英语基础一般的人。</w:t>
-      </w:r>
-    </w:p>
-    <w:p/>
-    <w:p>
-      <w:pPr>
-        <w:pStyle w:val="Heading2"/>
-      </w:pPr>
-      <w:r>
-        <w:t>Doc2X</w:t>
-      </w:r>
-    </w:p>
-    <w:p>
-      <w:r>
-        <w:rPr>
-          <w:color w:val="1F4E9C"/>
-          <w:u w:val="single"/>
-        </w:rPr>
-        <w:t>https://doc2x.noedgeai.com</w:t>
-      </w:r>
-    </w:p>
-    <w:p>
-      <w:pPr>
-        <w:pStyle w:val="ListBullet"/>
-      </w:pPr>
-      <w:r>
-        <w:rPr>
-          <w:b/>
-        </w:rPr>
-        <w:t>简介：</w:t>
-      </w:r>
-      <w:r>
-        <w:t>它是一个把图片、扫描件和电脑里的文件中的文字、表格、公式变成能直接修改和复制内容的网站，主要帮人省去手动打字和整理资料的时间。</w:t>
-      </w:r>
-    </w:p>
-    <w:p>
-      <w:pPr>
-        <w:pStyle w:val="ListBullet"/>
-      </w:pPr>
-      <w:r>
-        <w:rPr>
-          <w:b/>
-        </w:rPr>
-        <w:t>特点：</w:t>
-      </w:r>
-      <w:r>
-        <w:t>1. 认字、认表格和认公式比较准，复杂页面也能处理；2. 操作简单，把文件放上去很快就能拿到结果；3. 尽量保留原来的样子，改起来省事。</w:t>
-      </w:r>
-    </w:p>
-    <w:p>
-      <w:pPr>
-        <w:pStyle w:val="ListBullet"/>
-      </w:pPr>
-      <w:r>
-        <w:rPr>
-          <w:b/>
-        </w:rPr>
-        <w:t>功能：</w:t>
-      </w:r>
-      <w:r>
-        <w:t>1. 把纸质书、试卷、资料的扫描件或照片变成能直接改的文字；2. 把文件里的表格和公式整理成能复制、能修改的内容；3. 帮人快速整理学习资料、报告和长篇文件。</w:t>
-      </w:r>
-    </w:p>
-    <w:p>
-      <w:pPr>
-        <w:pStyle w:val="ListBullet"/>
-      </w:pPr>
-      <w:r>
-        <w:rPr>
-          <w:b/>
-        </w:rPr>
-        <w:t>适合人群：</w:t>
-      </w:r>
-      <w:r>
-        <w:t>适合需要处理大量资料、作业和文件的学生、老师、研究人员和办公人员。</w:t>
-      </w:r>
-    </w:p>
-    <w:p/>
-    <w:p>
-      <w:pPr>
-        <w:pStyle w:val="Heading2"/>
-      </w:pPr>
-      <w:r>
-        <w:t>我要自学网</w:t>
-      </w:r>
-    </w:p>
-    <w:p>
-      <w:r>
-        <w:rPr>
-          <w:color w:val="1F4E9C"/>
-          <w:u w:val="single"/>
-        </w:rPr>
-        <w:t>https://www.51zxw.net</w:t>
-      </w:r>
-    </w:p>
-    <w:p>
-      <w:pPr>
-        <w:pStyle w:val="ListBullet"/>
-      </w:pPr>
-      <w:r>
-        <w:rPr>
-          <w:b/>
-        </w:rPr>
-        <w:t>简介：</w:t>
-      </w:r>
-      <w:r>
-        <w:t>我要自学网是一个提供很多教学视频的网站，用来帮人自己学会各种实用本事。</w:t>
-      </w:r>
-    </w:p>
-    <w:p>
-      <w:pPr>
-        <w:pStyle w:val="ListBullet"/>
-      </w:pPr>
-      <w:r>
-        <w:rPr>
-          <w:b/>
-        </w:rPr>
-        <w:t>特点：</w:t>
-      </w:r>
-      <w:r>
-        <w:t>课程门类多，做表格、做图、剪片、做网页等都能找到；视频能反复看，学习时间自己安排；不少基础内容可以免费看，想学更多再按需要付费。</w:t>
-      </w:r>
-    </w:p>
-    <w:p>
-      <w:pPr>
-        <w:pStyle w:val="ListBullet"/>
-      </w:pPr>
-      <w:r>
-        <w:rPr>
-          <w:b/>
-        </w:rPr>
-        <w:t>功能：</w:t>
-      </w:r>
-      <w:r>
-        <w:t>能帮你找到想学的课程，按分类或搜索去找；能在线看教学视频，跟着一步一步做；能下载练习用的材料和例子，边学边练。</w:t>
-      </w:r>
-    </w:p>
-    <w:p>
-      <w:pPr>
-        <w:pStyle w:val="ListBullet"/>
-      </w:pPr>
-      <w:r>
-        <w:rPr>
-          <w:b/>
-        </w:rPr>
-        <w:t>适合人群：</w:t>
-      </w:r>
-      <w:r>
-        <w:t>适合想自己学电脑操作、做表格、做图、剪片或做网页等实用本事的人。</w:t>
-      </w:r>
-    </w:p>
-    <w:p/>
-    <w:p>
-      <w:pPr>
-        <w:pStyle w:val="Heading2"/>
-      </w:pPr>
-      <w:r>
-        <w:t>搜韵</w:t>
-      </w:r>
-    </w:p>
-    <w:p>
-      <w:r>
-        <w:rPr>
-          <w:color w:val="1F4E9C"/>
-          <w:u w:val="single"/>
-        </w:rPr>
-        <w:t>https://sou-yun.cn</w:t>
-      </w:r>
-    </w:p>
-    <w:p>
-      <w:pPr>
-        <w:pStyle w:val="ListBullet"/>
-      </w:pPr>
-      <w:r>
-        <w:rPr>
-          <w:b/>
-        </w:rPr>
-        <w:t>简介：</w:t>
-      </w:r>
-      <w:r>
-        <w:t>这是一个查中国古诗词、对联和字词用法的网站，主要帮人学习和创作古诗、对联。</w:t>
-      </w:r>
-    </w:p>
-    <w:p>
-      <w:pPr>
-        <w:pStyle w:val="ListBullet"/>
-      </w:pPr>
-      <w:r>
-        <w:rPr>
-          <w:b/>
-        </w:rPr>
-        <w:t>特点：</w:t>
-      </w:r>
-      <w:r>
-        <w:t>收的古诗词和对联很多，查起来方便；能找到字词在古代诗词里的常见用法和读音；还能帮人解决写诗、对对联时不知道用什么字的问题。</w:t>
-      </w:r>
-    </w:p>
-    <w:p>
-      <w:pPr>
-        <w:pStyle w:val="ListBullet"/>
-      </w:pPr>
-      <w:r>
-        <w:rPr>
-          <w:b/>
-        </w:rPr>
-        <w:t>功能：</w:t>
-      </w:r>
-      <w:r>
-        <w:t>可以按诗名、作者、诗句等查找古诗词；可以查某个字、某个词在古诗里怎么用、怎么读、跟哪些字押韵；可以辅助检查自己写的诗和对联是否通顺、合适。</w:t>
-      </w:r>
-    </w:p>
-    <w:p>
-      <w:pPr>
-        <w:pStyle w:val="ListBullet"/>
-      </w:pPr>
-      <w:r>
-        <w:rPr>
-          <w:b/>
-        </w:rPr>
-        <w:t>适合人群：</w:t>
-      </w:r>
-      <w:r>
-        <w:t>适合喜欢中国古诗词、想学写古诗或对对联的普通人。</w:t>
-      </w:r>
-    </w:p>
-    <w:p/>
-    <w:p>
-      <w:pPr>
-        <w:pStyle w:val="Heading2"/>
-      </w:pPr>
-      <w:r>
-        <w:t>全历史</w:t>
-      </w:r>
-    </w:p>
-    <w:p>
-      <w:r>
-        <w:rPr>
-          <w:color w:val="1F4E9C"/>
-          <w:u w:val="single"/>
-        </w:rPr>
-        <w:t>https://www.allhistory.com</w:t>
-      </w:r>
-    </w:p>
-    <w:p>
-      <w:pPr>
-        <w:pStyle w:val="ListBullet"/>
-      </w:pPr>
-      <w:r>
-        <w:rPr>
-          <w:b/>
-        </w:rPr>
-        <w:t>简介：</w:t>
-      </w:r>
-      <w:r>
-        <w:t>全历史是一个专门看历史知识的网站，可以查世界各地过去发生的大事、人物、国家和文明。</w:t>
-      </w:r>
-    </w:p>
-    <w:p>
-      <w:pPr>
-        <w:pStyle w:val="ListBullet"/>
-      </w:pPr>
-      <w:r>
-        <w:rPr>
-          <w:b/>
-        </w:rPr>
-        <w:t>特点：</w:t>
-      </w:r>
-      <w:r>
-        <w:t>内容覆盖中国和世界历史，比较全；把同一时间不同地方的事情放在一起看，方便对照；有地图、时间顺序和人物关系图，看起来更直观。</w:t>
-      </w:r>
-    </w:p>
-    <w:p>
-      <w:pPr>
-        <w:pStyle w:val="ListBullet"/>
-      </w:pPr>
-      <w:r>
-        <w:rPr>
-          <w:b/>
-        </w:rPr>
-        <w:t>功能：</w:t>
-      </w:r>
-      <w:r>
-        <w:t>可以查某个历史人物、事件或国家；可以看同一时期不同地方分别发生了什么；可以理清人物之间有什么关系，以及事情是怎么一步步发展的。</w:t>
-      </w:r>
-    </w:p>
-    <w:p>
-      <w:pPr>
-        <w:pStyle w:val="ListBullet"/>
-      </w:pPr>
-      <w:r>
-        <w:rPr>
-          <w:b/>
-        </w:rPr>
-        <w:t>适合人群：</w:t>
-      </w:r>
-      <w:r>
-        <w:t>适合学生、喜欢历史的人，以及想查历史知识或做历史作业的人。</w:t>
+        <w:t>适合完全没学过、想从零开始学编电脑程序的普通人。</w:t>
       </w:r>
     </w:p>
     <w:p/>
@@ -561,7 +117,7 @@
         <w:pStyle w:val="Heading2"/>
       </w:pPr>
       <w:r>
-        <w:t>ProcessOn</w:t>
+        <w:t>Tower</w:t>
       </w:r>
     </w:p>
     <w:p>
@@ -570,7 +126,7 @@
           <w:color w:val="1F4E9C"/>
           <w:u w:val="single"/>
         </w:rPr>
-        <w:t>https://www.processon.com</w:t>
+        <w:t>https://tower.im</w:t>
       </w:r>
     </w:p>
     <w:p>
@@ -584,7 +140,7 @@
         <w:t>简介：</w:t>
       </w:r>
       <w:r>
-        <w:t>ProcessOn 是一个打开网页就能画图的网站，可以把事情的前后步骤、想法之间的关系画成清楚的图，方便自己理清，也方便讲给别人听。</w:t>
+        <w:t>这个网站是一个帮团队一起安排工作、分活、看进度的网站，用来让每个人知道该做什么、做到哪一步。</w:t>
       </w:r>
     </w:p>
     <w:p>
@@ -598,7 +154,7 @@
         <w:t>特点：</w:t>
       </w:r>
       <w:r>
-        <w:t>不用下载安装，打开网页就能用；有很多别人做好的图可以照着改，省时间；能把图发给别人看，也能几个人一起补充修改。</w:t>
+        <w:t>把每件事谁负责、什么时候做完写在一起，不容易漏掉。大家在每件事下面留言和发文件，讨论不会到处散着。整体做到哪一步一眼能看清，谁做完了、谁还没做完都明白。</w:t>
       </w:r>
     </w:p>
     <w:p>
@@ -612,7 +168,7 @@
         <w:t>功能：</w:t>
       </w:r>
       <w:r>
-        <w:t>可以画事情一步步怎么走的图、把想法分门别类画成树状图；可以用来安排工作步骤、记录会议想法、整理学习笔记；可以分享给同事或同学，一起改得更清楚。</w:t>
+        <w:t>可以建清单，把活分给不同的人，并定好完成时间。可以在每件事下面聊、传资料、记进展。可以看到整个工作的进度和每个人手头的事。</w:t>
       </w:r>
     </w:p>
     <w:p>
@@ -626,7 +182,7 @@
         <w:t>适合人群：</w:t>
       </w:r>
       <w:r>
-        <w:t>适合需要把复杂事情画明白、安排步骤、整理想法并和别人一起完成的人。</w:t>
+        <w:t>适合需要一起干活、分活和盯进度的公司团队、小组或小组织。</w:t>
       </w:r>
     </w:p>
     <w:p/>
@@ -635,7 +191,7 @@
         <w:pStyle w:val="Heading2"/>
       </w:pPr>
       <w:r>
-        <w:t>创客贴</w:t>
+        <w:t>墨刀</w:t>
       </w:r>
     </w:p>
     <w:p>
@@ -644,7 +200,7 @@
           <w:color w:val="1F4E9C"/>
           <w:u w:val="single"/>
         </w:rPr>
-        <w:t>https://www.chuangkit.com</w:t>
+        <w:t>https://modao.io</w:t>
       </w:r>
     </w:p>
     <w:p>
@@ -658,7 +214,7 @@
         <w:t>简介：</w:t>
       </w:r>
       <w:r>
-        <w:t>创客贴是一个让人不用学做图，就能在网上照着现成样式改字换图，做出海报、名片、简历等图片的网站。</w:t>
+        <w:t>墨刀是一个打开网站就能用的画图工具，主要用来画手机页面、电脑页面和简单图，把想法变成看得见的样子。</w:t>
       </w:r>
     </w:p>
     <w:p>
@@ -672,7 +228,7 @@
         <w:t>特点：</w:t>
       </w:r>
       <w:r>
-        <w:t>有很多现成样式，改字换图就能用；操作简单，容易上手；电脑和手机都能打开使用，做好后能直接保存或打印。</w:t>
+        <w:t>不用下载安装，打开就能画；画好的内容可以发给别人看，也可以和别人一起改；操作简单，新手也容易上手。</w:t>
       </w:r>
     </w:p>
     <w:p>
@@ -686,7 +242,7 @@
         <w:t>功能：</w:t>
       </w:r>
       <w:r>
-        <w:t>能做海报、邀请函、名片、简历、宣传单；能做公众号封面、朋友圈配图、短视频封面；能改字、换图、调大小、换背景。</w:t>
+        <w:t>能画手机和电脑页面的草图；能把多个页面连起来，点着看效果；能画简单图形和整理思路，还能让别人留言提意见。</w:t>
       </w:r>
     </w:p>
     <w:p>
@@ -700,7 +256,311 @@
         <w:t>适合人群：</w:t>
       </w:r>
       <w:r>
-        <w:t>适合不会做图但想快速做出好看海报、名片、简历和宣传图片的普通人、上班族、小店主和学生。</w:t>
+        <w:t>适合想把页面想法快速画出来、再和别人一起讨论修改的人。</w:t>
+      </w:r>
+    </w:p>
+    <w:p/>
+    <w:p>
+      <w:pPr>
+        <w:pStyle w:val="Heading2"/>
+      </w:pPr>
+      <w:r>
+        <w:t>Worktile</w:t>
+      </w:r>
+    </w:p>
+    <w:p>
+      <w:r>
+        <w:rPr>
+          <w:color w:val="1F4E9C"/>
+          <w:u w:val="single"/>
+        </w:rPr>
+        <w:t>https://worktile.com</w:t>
+      </w:r>
+    </w:p>
+    <w:p>
+      <w:pPr>
+        <w:pStyle w:val="ListBullet"/>
+      </w:pPr>
+      <w:r>
+        <w:rPr>
+          <w:b/>
+        </w:rPr>
+        <w:t>简介：</w:t>
+      </w:r>
+      <w:r>
+        <w:t>这是一个让一群人在网上一起干活、互相配合的网站，主要用来安排谁做什么、什么时候做完，以及看事情进行到哪一步。</w:t>
+      </w:r>
+    </w:p>
+    <w:p>
+      <w:pPr>
+        <w:pStyle w:val="ListBullet"/>
+      </w:pPr>
+      <w:r>
+        <w:rPr>
+          <w:b/>
+        </w:rPr>
+        <w:t>特点：</w:t>
+      </w:r>
+      <w:r>
+        <w:t>一是把要做的活、聊天记录和文件放在一个地方，找起来方便；二是电脑和手机都能打开，人在外面也能看和改；三是可以按照自己团队的习惯来调整，不用被固定死。</w:t>
+      </w:r>
+    </w:p>
+    <w:p>
+      <w:pPr>
+        <w:pStyle w:val="ListBullet"/>
+      </w:pPr>
+      <w:r>
+        <w:rPr>
+          <w:b/>
+        </w:rPr>
+        <w:t>功能：</w:t>
+      </w:r>
+      <w:r>
+        <w:t>一是把活分给具体的人，并写清楚要求和完成时间；二是随时看到每件事做完了没有、卡在谁那里；三是让大家传文件、讨论问题、申请和批准日常事项。</w:t>
+      </w:r>
+    </w:p>
+    <w:p>
+      <w:pPr>
+        <w:pStyle w:val="ListBullet"/>
+      </w:pPr>
+      <w:r>
+        <w:rPr>
+          <w:b/>
+        </w:rPr>
+        <w:t>适合人群：</w:t>
+      </w:r>
+      <w:r>
+        <w:t>适合需要一起安排工作、跟进进度、共享资料的公司团队、小团队或小组使用。</w:t>
+      </w:r>
+    </w:p>
+    <w:p/>
+    <w:p>
+      <w:pPr>
+        <w:pStyle w:val="Heading2"/>
+      </w:pPr>
+      <w:r>
+        <w:t>语雀</w:t>
+      </w:r>
+    </w:p>
+    <w:p>
+      <w:r>
+        <w:rPr>
+          <w:color w:val="1F4E9C"/>
+          <w:u w:val="single"/>
+        </w:rPr>
+        <w:t>https://www.yuque.com</w:t>
+      </w:r>
+    </w:p>
+    <w:p>
+      <w:pPr>
+        <w:pStyle w:val="ListBullet"/>
+      </w:pPr>
+      <w:r>
+        <w:rPr>
+          <w:b/>
+        </w:rPr>
+        <w:t>简介：</w:t>
+      </w:r>
+      <w:r>
+        <w:t>语雀是一个在网上写文章、记笔记和整理资料的地方，也可以让一群人一起写、一起改。它用来把个人或团队的文字和资料集中放好。</w:t>
+      </w:r>
+    </w:p>
+    <w:p>
+      <w:pPr>
+        <w:pStyle w:val="ListBullet"/>
+      </w:pPr>
+      <w:r>
+        <w:rPr>
+          <w:b/>
+        </w:rPr>
+        <w:t>特点：</w:t>
+      </w:r>
+      <w:r>
+        <w:t>界面简单清爽，写起来顺手；多人一起写不容易乱，还能看到以前改了什么；电脑和手机都能用，写的内容会自动保存。</w:t>
+      </w:r>
+    </w:p>
+    <w:p>
+      <w:pPr>
+        <w:pStyle w:val="ListBullet"/>
+      </w:pPr>
+      <w:r>
+        <w:rPr>
+          <w:b/>
+        </w:rPr>
+        <w:t>功能：</w:t>
+      </w:r>
+      <w:r>
+        <w:t>可以写笔记、文章和清单；可以多人一起修改同一篇内容；可以把零散内容按目录整理，方便查找和分享。</w:t>
+      </w:r>
+    </w:p>
+    <w:p>
+      <w:pPr>
+        <w:pStyle w:val="ListBullet"/>
+      </w:pPr>
+      <w:r>
+        <w:rPr>
+          <w:b/>
+        </w:rPr>
+        <w:t>适合人群：</w:t>
+      </w:r>
+      <w:r>
+        <w:t>适合需要记笔记、写材料、整理资料，或和同事同学一起写东西的人。</w:t>
+      </w:r>
+    </w:p>
+    <w:p/>
+    <w:p>
+      <w:pPr>
+        <w:pStyle w:val="Heading2"/>
+      </w:pPr>
+      <w:r>
+        <w:t>稿定设计</w:t>
+      </w:r>
+    </w:p>
+    <w:p>
+      <w:r>
+        <w:rPr>
+          <w:color w:val="1F4E9C"/>
+          <w:u w:val="single"/>
+        </w:rPr>
+        <w:t>https://www.gaoding.com</w:t>
+      </w:r>
+    </w:p>
+    <w:p>
+      <w:pPr>
+        <w:pStyle w:val="ListBullet"/>
+      </w:pPr>
+      <w:r>
+        <w:rPr>
+          <w:b/>
+        </w:rPr>
+        <w:t>简介：</w:t>
+      </w:r>
+      <w:r>
+        <w:t>稿定设计是一个打开网站就能做图的地方，里面有大量现成样式，改文字、换图片就能做出海报、宣传图和邀请函等。</w:t>
+      </w:r>
+    </w:p>
+    <w:p>
+      <w:pPr>
+        <w:pStyle w:val="ListBullet"/>
+      </w:pPr>
+      <w:r>
+        <w:rPr>
+          <w:b/>
+        </w:rPr>
+        <w:t>特点：</w:t>
+      </w:r>
+      <w:r>
+        <w:t>不用另外装东西，打开就能开始做；现成样式很多，改一改就能用，很省时间；操作简单，不会画画也能做出好看的效果。</w:t>
+      </w:r>
+    </w:p>
+    <w:p>
+      <w:pPr>
+        <w:pStyle w:val="ListBullet"/>
+      </w:pPr>
+      <w:r>
+        <w:rPr>
+          <w:b/>
+        </w:rPr>
+        <w:t>功能：</w:t>
+      </w:r>
+      <w:r>
+        <w:t>能做海报、宣传单、名片、邀请函等图片；能给图片换背景、加字、拼在一起；能做简单的短视频。</w:t>
+      </w:r>
+    </w:p>
+    <w:p>
+      <w:pPr>
+        <w:pStyle w:val="ListBullet"/>
+      </w:pPr>
+      <w:r>
+        <w:rPr>
+          <w:b/>
+        </w:rPr>
+        <w:t>适合人群：</w:t>
+      </w:r>
+      <w:r>
+        <w:t>适合想自己做海报、宣传图、邀请函，又不想花很多时间学复杂做法的人。</w:t>
+      </w:r>
+    </w:p>
+    <w:p/>
+    <w:p>
+      <w:pPr>
+        <w:pStyle w:val="Heading1"/>
+      </w:pPr>
+      <w:r>
+        <w:t>娱乐</w:t>
+      </w:r>
+    </w:p>
+    <w:p>
+      <w:pPr>
+        <w:pStyle w:val="Heading2"/>
+      </w:pPr>
+      <w:r>
+        <w:t>NGA玩家社区</w:t>
+      </w:r>
+    </w:p>
+    <w:p>
+      <w:r>
+        <w:rPr>
+          <w:color w:val="1F4E9C"/>
+          <w:u w:val="single"/>
+        </w:rPr>
+        <w:t>https://bbs.nga.cn</w:t>
+      </w:r>
+    </w:p>
+    <w:p>
+      <w:pPr>
+        <w:pStyle w:val="ListBullet"/>
+      </w:pPr>
+      <w:r>
+        <w:rPr>
+          <w:b/>
+        </w:rPr>
+        <w:t>简介：</w:t>
+      </w:r>
+      <w:r>
+        <w:t>这是一个以游戏玩家交流为主的网上论坛，大家在这里聊游戏、看攻略、分享心得，也会聊一些生活话题。</w:t>
+      </w:r>
+    </w:p>
+    <w:p>
+      <w:pPr>
+        <w:pStyle w:val="ListBullet"/>
+      </w:pPr>
+      <w:r>
+        <w:rPr>
+          <w:b/>
+        </w:rPr>
+        <w:t>特点：</w:t>
+      </w:r>
+      <w:r>
+        <w:t>人多热闹，游戏和话题都很丰富；板块分得细，容易找到自己关心的内容；攻略和经验分享多，更新也比较快。</w:t>
+      </w:r>
+    </w:p>
+    <w:p>
+      <w:pPr>
+        <w:pStyle w:val="ListBullet"/>
+      </w:pPr>
+      <w:r>
+        <w:rPr>
+          <w:b/>
+        </w:rPr>
+        <w:t>功能：</w:t>
+      </w:r>
+      <w:r>
+        <w:t>能查游戏攻略、资料和玩家评价；能发帖提问、和其他玩家讨论交流；能看游戏资讯、组队信息和玩家日常分享。</w:t>
+      </w:r>
+    </w:p>
+    <w:p>
+      <w:pPr>
+        <w:pStyle w:val="ListBullet"/>
+      </w:pPr>
+      <w:r>
+        <w:rPr>
+          <w:b/>
+        </w:rPr>
+        <w:t>适合人群：</w:t>
+      </w:r>
+      <w:r>
+        <w:t>喜欢玩游戏、想找同好交流或查攻略的人。</w:t>
       </w:r>
     </w:p>
     <w:p/>
@@ -717,7 +577,7 @@
         <w:pStyle w:val="Heading2"/>
       </w:pPr>
       <w:r>
-        <w:t>PhotoKit</w:t>
+        <w:t>慢慢买</w:t>
       </w:r>
     </w:p>
     <w:p>
@@ -726,7 +586,7 @@
           <w:color w:val="1F4E9C"/>
           <w:u w:val="single"/>
         </w:rPr>
-        <w:t>https://photokit.com</w:t>
+        <w:t>https://www.manmanbuy.com</w:t>
       </w:r>
     </w:p>
     <w:p>
@@ -740,7 +600,7 @@
         <w:t>简介：</w:t>
       </w:r>
       <w:r>
-        <w:t>这是一个打开网站就能用的照片修改工具，用来把普通照片修得更好看，也能做一些好玩的图片效果。</w:t>
+        <w:t>慢慢买是一个帮你在网上买东西前查价格、比优惠的网站，让你知道现在买划不划算。</w:t>
       </w:r>
     </w:p>
     <w:p>
@@ -754,7 +614,7 @@
         <w:t>特点：</w:t>
       </w:r>
       <w:r>
-        <w:t>打开网站就能用，不用先下载和安装东西；用起来简单，很多事点几下就能完成；既能做简单美化，也能做比较细致的修改。</w:t>
+        <w:t>能看一件商品过去卖过多少钱；能把不同购物网站的价格放在一起比较；能提醒你降价和找到优惠券。</w:t>
       </w:r>
     </w:p>
     <w:p>
@@ -768,7 +628,7 @@
         <w:t>功能：</w:t>
       </w:r>
       <w:r>
-        <w:t>能帮人裁剪、旋转、调亮调暗照片，还能加文字、贴纸和边框；能帮人去掉照片里不想要的人或东西，换掉背景；能帮人把模糊、发暗、颜色不好看的照片变得清楚好看。</w:t>
+        <w:t>帮你查商品以前的价格变化；帮你比较不同网站上的价格；帮你找优惠券、等降价提醒。</w:t>
       </w:r>
     </w:p>
     <w:p>
@@ -782,7 +642,155 @@
         <w:t>适合人群：</w:t>
       </w:r>
       <w:r>
-        <w:t>适合想快速修照片、又不想学复杂修图办法的普通人。</w:t>
+        <w:t>适合经常在网上买东西、想少花冤枉钱的人。</w:t>
+      </w:r>
+    </w:p>
+    <w:p/>
+    <w:p>
+      <w:pPr>
+        <w:pStyle w:val="Heading2"/>
+      </w:pPr>
+      <w:r>
+        <w:t>薄荷健康</w:t>
+      </w:r>
+    </w:p>
+    <w:p>
+      <w:r>
+        <w:rPr>
+          <w:color w:val="1F4E9C"/>
+          <w:u w:val="single"/>
+        </w:rPr>
+        <w:t>https://www.boohee.com</w:t>
+      </w:r>
+    </w:p>
+    <w:p>
+      <w:pPr>
+        <w:pStyle w:val="ListBullet"/>
+      </w:pPr>
+      <w:r>
+        <w:rPr>
+          <w:b/>
+        </w:rPr>
+        <w:t>简介：</w:t>
+      </w:r>
+      <w:r>
+        <w:t>薄荷健康是一个帮人减肥、控制体重和吃得更健康的网站，主要用来查食物热量和记录自己每天吃喝、体重、运动。</w:t>
+      </w:r>
+    </w:p>
+    <w:p>
+      <w:pPr>
+        <w:pStyle w:val="ListBullet"/>
+      </w:pPr>
+      <w:r>
+        <w:rPr>
+          <w:b/>
+        </w:rPr>
+        <w:t>特点：</w:t>
+      </w:r>
+      <w:r>
+        <w:t>常见食物和饭菜的热量比较好查；每天吃了什么、体重多少、动了多少都能记下来，变化看得清楚；有很多人分享减肥和健康饮食的经验可以参考。</w:t>
+      </w:r>
+    </w:p>
+    <w:p>
+      <w:pPr>
+        <w:pStyle w:val="ListBullet"/>
+      </w:pPr>
+      <w:r>
+        <w:rPr>
+          <w:b/>
+        </w:rPr>
+        <w:t>功能：</w:t>
+      </w:r>
+      <w:r>
+        <w:t>能查食物、零食、饭菜的热量；能记录每天的饮食、体重和运动；能按减肥或健康目标给出饮食建议和健康知识。</w:t>
+      </w:r>
+    </w:p>
+    <w:p>
+      <w:pPr>
+        <w:pStyle w:val="ListBullet"/>
+      </w:pPr>
+      <w:r>
+        <w:rPr>
+          <w:b/>
+        </w:rPr>
+        <w:t>适合人群：</w:t>
+      </w:r>
+      <w:r>
+        <w:t>适合想减肥、控制体重、改善饮食，或者想认真记录自己每天吃喝的人。</w:t>
+      </w:r>
+    </w:p>
+    <w:p/>
+    <w:p>
+      <w:pPr>
+        <w:pStyle w:val="Heading2"/>
+      </w:pPr>
+      <w:r>
+        <w:t>圆周旅迹</w:t>
+      </w:r>
+    </w:p>
+    <w:p>
+      <w:r>
+        <w:rPr>
+          <w:color w:val="1F4E9C"/>
+          <w:u w:val="single"/>
+        </w:rPr>
+        <w:t>https://pitravel.cn</w:t>
+      </w:r>
+    </w:p>
+    <w:p>
+      <w:pPr>
+        <w:pStyle w:val="ListBullet"/>
+      </w:pPr>
+      <w:r>
+        <w:rPr>
+          <w:b/>
+        </w:rPr>
+        <w:t>简介：</w:t>
+      </w:r>
+      <w:r>
+        <w:t>圆周旅迹是一个用来记录旅行足迹的网站，你可以把自己去过的地方在地图上标出来，做成一张属于自己的旅行地图。</w:t>
+      </w:r>
+    </w:p>
+    <w:p>
+      <w:pPr>
+        <w:pStyle w:val="ListBullet"/>
+      </w:pPr>
+      <w:r>
+        <w:rPr>
+          <w:b/>
+        </w:rPr>
+        <w:t>特点：</w:t>
+      </w:r>
+      <w:r>
+        <w:t>操作简单，点一点就能标出到过的地方；地图看得清楚，一眼就能知道自己走过哪些地方；做好的地图方便保存和发给朋友看。</w:t>
+      </w:r>
+    </w:p>
+    <w:p>
+      <w:pPr>
+        <w:pStyle w:val="ListBullet"/>
+      </w:pPr>
+      <w:r>
+        <w:rPr>
+          <w:b/>
+        </w:rPr>
+        <w:t>功能：</w:t>
+      </w:r>
+      <w:r>
+        <w:t>能在中国地图和世界地图上标记自己去过的省份、城市和国家；能看出自己一共去过多少个地方；能做成旅行地图图片，留作纪念或分享给朋友。</w:t>
+      </w:r>
+    </w:p>
+    <w:p>
+      <w:pPr>
+        <w:pStyle w:val="ListBullet"/>
+      </w:pPr>
+      <w:r>
+        <w:rPr>
+          <w:b/>
+        </w:rPr>
+        <w:t>适合人群：</w:t>
+      </w:r>
+      <w:r>
+        <w:t>喜欢旅行、想记录自己去过哪里，或者想跟别人展示旅行经历的人。</w:t>
       </w:r>
     </w:p>
     <w:p/>

--- a/docs/每日网站推荐_20261001.docx
+++ b/docs/每日网站推荐_20261001.docx
@@ -19,7 +19,7 @@
         <w:rPr>
           <w:color w:val="888888"/>
         </w:rPr>
-        <w:t>本推荐每天自动生成，随机挑选国内可访问的网站，按学习、工作、娱乐、生活四类归纳，用最直白的话告诉你每个网站的特点与功能。</w:t>
+        <w:t>本推荐每天自动生成，由 AI 挑选国内可访问的网站，按学习、工作、娱乐、生活四类归纳，用最直白的话告诉你每个网站的特点与功能。</w:t>
       </w:r>
     </w:p>
     <w:p>
@@ -35,7 +35,7 @@
         <w:pStyle w:val="Heading2"/>
       </w:pPr>
       <w:r>
-        <w:t>小白学编程</w:t>
+        <w:t>汉典</w:t>
       </w:r>
     </w:p>
     <w:p>
@@ -44,7 +44,7 @@
           <w:color w:val="1F4E9C"/>
           <w:u w:val="single"/>
         </w:rPr>
-        <w:t>https://www.xiaobaixuebiancheng.com</w:t>
+        <w:t>https://www.zdic.net</w:t>
       </w:r>
     </w:p>
     <w:p>
@@ -58,7 +58,7 @@
         <w:t>简介：</w:t>
       </w:r>
       <w:r>
-        <w:t>这是一个叫“小白学编程”的中文网站，主要是给完全没基础的人讲怎么编电脑程序，打开网页就能自己看、自己学。</w:t>
+        <w:t>汉典是一个免费的网上字典，用来查汉字和词语的读音、意思和写法。</w:t>
       </w:r>
     </w:p>
     <w:p>
@@ -72,7 +72,7 @@
         <w:t>特点：</w:t>
       </w:r>
       <w:r>
-        <w:t>1. 从最基础的地方讲起，没学过也能看懂；2. 说的话尽量简单，难懂的地方会拆开讲；3. 内容分得比较清楚，想找哪一类比较好找。</w:t>
+        <w:t>收的字和词非常多，连很生僻的字也能查到；完全免费，打开就能用，不用注册也不用装任何东西；每个字都讲得很全，读音、意思、写法、古代用法都有。</w:t>
       </w:r>
     </w:p>
     <w:p>
@@ -86,7 +86,7 @@
         <w:t>功能：</w:t>
       </w:r>
       <w:r>
-        <w:t>1. 帮人了解编电脑程序的基础知识；2. 提供讲解和例子，让人能跟着一步一步学；3. 帮人查常见问题、找学习方向，少走弯路。</w:t>
+        <w:t>能查一个字怎么读、是什么意思；能查词语的意思和用法；还能看字的笔画顺序、繁体写法、古代字形和出处。</w:t>
       </w:r>
     </w:p>
     <w:p>
@@ -100,7 +100,155 @@
         <w:t>适合人群：</w:t>
       </w:r>
       <w:r>
-        <w:t>适合完全没学过、想从零开始学编电脑程序的普通人。</w:t>
+        <w:t>适合学生、老师、写作的人，以及任何碰到不认识的字词想弄明白的普通人。</w:t>
+      </w:r>
+    </w:p>
+    <w:p/>
+    <w:p>
+      <w:pPr>
+        <w:pStyle w:val="Heading2"/>
+      </w:pPr>
+      <w:r>
+        <w:t>古诗文网</w:t>
+      </w:r>
+    </w:p>
+    <w:p>
+      <w:r>
+        <w:rPr>
+          <w:color w:val="1F4E9C"/>
+          <w:u w:val="single"/>
+        </w:rPr>
+        <w:t>https://www.gushiwen.cn</w:t>
+      </w:r>
+    </w:p>
+    <w:p>
+      <w:pPr>
+        <w:pStyle w:val="ListBullet"/>
+      </w:pPr>
+      <w:r>
+        <w:rPr>
+          <w:b/>
+        </w:rPr>
+        <w:t>简介：</w:t>
+      </w:r>
+      <w:r>
+        <w:t>古诗文网是一个收集中国古代诗词和文章的网站，能用来查找、阅读和学习古诗文。</w:t>
+      </w:r>
+    </w:p>
+    <w:p>
+      <w:pPr>
+        <w:pStyle w:val="ListBullet"/>
+      </w:pPr>
+      <w:r>
+        <w:rPr>
+          <w:b/>
+        </w:rPr>
+        <w:t>特点：</w:t>
+      </w:r>
+      <w:r>
+        <w:t>收录的古诗文很多，按朝代、作者和类型分得清楚；有注释、翻译和赏析，帮助普通人看懂；页面简单，免费就能看。</w:t>
+      </w:r>
+    </w:p>
+    <w:p>
+      <w:pPr>
+        <w:pStyle w:val="ListBullet"/>
+      </w:pPr>
+      <w:r>
+        <w:rPr>
+          <w:b/>
+        </w:rPr>
+        <w:t>功能：</w:t>
+      </w:r>
+      <w:r>
+        <w:t>能按题目、作者或名句查找古诗文；能看原文、注释、翻译、赏析和作者介绍；能按朝代或作者浏览作品。</w:t>
+      </w:r>
+    </w:p>
+    <w:p>
+      <w:pPr>
+        <w:pStyle w:val="ListBullet"/>
+      </w:pPr>
+      <w:r>
+        <w:rPr>
+          <w:b/>
+        </w:rPr>
+        <w:t>适合人群：</w:t>
+      </w:r>
+      <w:r>
+        <w:t>适合学生、老师、喜欢古诗文的人，以及想陪孩子学习古诗文的家长。</w:t>
+      </w:r>
+    </w:p>
+    <w:p/>
+    <w:p>
+      <w:pPr>
+        <w:pStyle w:val="Heading2"/>
+      </w:pPr>
+      <w:r>
+        <w:t>学堂在线</w:t>
+      </w:r>
+    </w:p>
+    <w:p>
+      <w:r>
+        <w:rPr>
+          <w:color w:val="1F4E9C"/>
+          <w:u w:val="single"/>
+        </w:rPr>
+        <w:t>https://www.xuetangx.com</w:t>
+      </w:r>
+    </w:p>
+    <w:p>
+      <w:pPr>
+        <w:pStyle w:val="ListBullet"/>
+      </w:pPr>
+      <w:r>
+        <w:rPr>
+          <w:b/>
+        </w:rPr>
+        <w:t>简介：</w:t>
+      </w:r>
+      <w:r>
+        <w:t>学堂在线是一个网上学习的地方，里面有很多大学老师讲的课，普通人可以在家跟着学。</w:t>
+      </w:r>
+    </w:p>
+    <w:p>
+      <w:pPr>
+        <w:pStyle w:val="ListBullet"/>
+      </w:pPr>
+      <w:r>
+        <w:rPr>
+          <w:b/>
+        </w:rPr>
+        <w:t>特点：</w:t>
+      </w:r>
+      <w:r>
+        <w:t>1. 课程很多，很多有名大学参与，想学的东西容易找到。2. 可以自己安排时间看课，不懂的地方能反复看。3. 有些课免费，学完还可能拿到学习证明。</w:t>
+      </w:r>
+    </w:p>
+    <w:p>
+      <w:pPr>
+        <w:pStyle w:val="ListBullet"/>
+      </w:pPr>
+      <w:r>
+        <w:rPr>
+          <w:b/>
+        </w:rPr>
+        <w:t>功能：</w:t>
+      </w:r>
+      <w:r>
+        <w:t>1. 帮你找课、报名上课，跟着老师学知识。2. 帮你做练习和考试，看看自己有没有学会。3. 学完后可以申请学习证明，记录自己的学习经历。</w:t>
+      </w:r>
+    </w:p>
+    <w:p>
+      <w:pPr>
+        <w:pStyle w:val="ListBullet"/>
+      </w:pPr>
+      <w:r>
+        <w:rPr>
+          <w:b/>
+        </w:rPr>
+        <w:t>适合人群：</w:t>
+      </w:r>
+      <w:r>
+        <w:t>适合想在家自学、提升自己或准备考试的人。</w:t>
       </w:r>
     </w:p>
     <w:p/>
@@ -117,7 +265,7 @@
         <w:pStyle w:val="Heading2"/>
       </w:pPr>
       <w:r>
-        <w:t>Tower</w:t>
+        <w:t>坚果云</w:t>
       </w:r>
     </w:p>
     <w:p>
@@ -126,7 +274,7 @@
           <w:color w:val="1F4E9C"/>
           <w:u w:val="single"/>
         </w:rPr>
-        <w:t>https://tower.im</w:t>
+        <w:t>https://www.jianguoyun.com</w:t>
       </w:r>
     </w:p>
     <w:p>
@@ -140,7 +288,7 @@
         <w:t>简介：</w:t>
       </w:r>
       <w:r>
-        <w:t>这个网站是一个帮团队一起安排工作、分活、看进度的网站，用来让每个人知道该做什么、做到哪一步。</w:t>
+        <w:t>坚果云是一个把文件存到网上，并让电脑、手机、平板上的同一份文件自动保持一致的网站；主要用来保存、备份和分享资料。</w:t>
       </w:r>
     </w:p>
     <w:p>
@@ -154,7 +302,7 @@
         <w:t>特点：</w:t>
       </w:r>
       <w:r>
-        <w:t>把每件事谁负责、什么时候做完写在一起，不容易漏掉。大家在每件事下面留言和发文件，讨论不会到处散着。整体做到哪一步一眼能看清，谁做完了、谁还没做完都明白。</w:t>
+        <w:t>电脑、手机、平板之间不用拿线或U盘拷来拷去；文件改错或误删后，通常还能找回以前的样子；分享给别人时，可以决定谁只能看、谁可以改。</w:t>
       </w:r>
     </w:p>
     <w:p>
@@ -168,7 +316,7 @@
         <w:t>功能：</w:t>
       </w:r>
       <w:r>
-        <w:t>可以建清单，把活分给不同的人，并定好完成时间。可以在每件事下面聊、传资料、记进展。可以看到整个工作的进度和每个人手头的事。</w:t>
+        <w:t>帮你把重要文件保存到网上，随时打开；帮你把文件发给同事、朋友一起看或一起改；帮你在换电脑或换手机后继续接着处理原来的文件。</w:t>
       </w:r>
     </w:p>
     <w:p>
@@ -182,7 +330,7 @@
         <w:t>适合人群：</w:t>
       </w:r>
       <w:r>
-        <w:t>适合需要一起干活、分活和盯进度的公司团队、小组或小组织。</w:t>
+        <w:t>适合经常要在电脑和手机之间处理文件、需要和别人交换资料的人。</w:t>
       </w:r>
     </w:p>
     <w:p/>
@@ -191,7 +339,7 @@
         <w:pStyle w:val="Heading2"/>
       </w:pPr>
       <w:r>
-        <w:t>墨刀</w:t>
+        <w:t>金数据</w:t>
       </w:r>
     </w:p>
     <w:p>
@@ -200,7 +348,7 @@
           <w:color w:val="1F4E9C"/>
           <w:u w:val="single"/>
         </w:rPr>
-        <w:t>https://modao.io</w:t>
+        <w:t>https://jinshuju.net</w:t>
       </w:r>
     </w:p>
     <w:p>
@@ -214,7 +362,7 @@
         <w:t>简介：</w:t>
       </w:r>
       <w:r>
-        <w:t>墨刀是一个打开网站就能用的画图工具，主要用来画手机页面、电脑页面和简单图，把想法变成看得见的样子。</w:t>
+        <w:t>金数据是一个在手机或电脑上做问卷、报名表、登记表和投票页的网站，用来向很多人收信息，并把收到的内容自动整理好。</w:t>
       </w:r>
     </w:p>
     <w:p>
@@ -228,7 +376,7 @@
         <w:t>特点：</w:t>
       </w:r>
       <w:r>
-        <w:t>不用下载安装，打开就能画；画好的内容可以发给别人看，也可以和别人一起改；操作简单，新手也容易上手。</w:t>
+        <w:t>不用会做网页，拖拖点点就能改；别人用手机点开就能填，不用专门安装东西；收上来的内容会自动归到一起，方便查看和下载。</w:t>
       </w:r>
     </w:p>
     <w:p>
@@ -242,7 +390,7 @@
         <w:t>功能：</w:t>
       </w:r>
       <w:r>
-        <w:t>能画手机和电脑页面的草图；能把多个页面连起来，点着看效果；能画简单图形和整理思路，还能让别人留言提意见。</w:t>
+        <w:t>能做问卷、报名、投票、登记、预约、考试等填写页面；能把要填的页面发给一群人，也可以生成二维码让人扫；能看收了多少份，还能把结果下载成表格。</w:t>
       </w:r>
     </w:p>
     <w:p>
@@ -256,7 +404,7 @@
         <w:t>适合人群：</w:t>
       </w:r>
       <w:r>
-        <w:t>适合想把页面想法快速画出来、再和别人一起讨论修改的人。</w:t>
+        <w:t>适合老师、活动组织者、公司办事人员和需要向一群人收信息的普通人。</w:t>
       </w:r>
     </w:p>
     <w:p/>
@@ -265,7 +413,7 @@
         <w:pStyle w:val="Heading2"/>
       </w:pPr>
       <w:r>
-        <w:t>Worktile</w:t>
+        <w:t>滴答清单</w:t>
       </w:r>
     </w:p>
     <w:p>
@@ -274,7 +422,7 @@
           <w:color w:val="1F4E9C"/>
           <w:u w:val="single"/>
         </w:rPr>
-        <w:t>https://worktile.com</w:t>
+        <w:t>https://dida365.com</w:t>
       </w:r>
     </w:p>
     <w:p>
@@ -288,7 +436,7 @@
         <w:t>简介：</w:t>
       </w:r>
       <w:r>
-        <w:t>这是一个让一群人在网上一起干活、互相配合的网站，主要用来安排谁做什么、什么时候做完，以及看事情进行到哪一步。</w:t>
+        <w:t>滴答清单是一个帮你把要做的事情记下来、安排时间并按时提醒的网站，用来管好每天的工作和生活安排。</w:t>
       </w:r>
     </w:p>
     <w:p>
@@ -302,7 +450,7 @@
         <w:t>特点：</w:t>
       </w:r>
       <w:r>
-        <w:t>一是把要做的活、聊天记录和文件放在一个地方，找起来方便；二是电脑和手机都能打开，人在外面也能看和改；三是可以按照自己团队的习惯来调整，不用被固定死。</w:t>
+        <w:t>1. 用起来简单，打开就能记事情；2. 手机和电脑上的内容能自动保持一致；3. 可以设置提醒，到点就通知你。</w:t>
       </w:r>
     </w:p>
     <w:p>
@@ -316,7 +464,7 @@
         <w:t>功能：</w:t>
       </w:r>
       <w:r>
-        <w:t>一是把活分给具体的人，并写清楚要求和完成时间；二是随时看到每件事做完了没有、卡在谁那里；三是让大家传文件、讨论问题、申请和批准日常事项。</w:t>
+        <w:t>1. 把要做的事写成清单，做完后打勾；2. 给事情定时间、定提醒，安排每天要做什么；3. 可以把清单发给别人，一起分工合作。</w:t>
       </w:r>
     </w:p>
     <w:p>
@@ -330,155 +478,7 @@
         <w:t>适合人群：</w:t>
       </w:r>
       <w:r>
-        <w:t>适合需要一起安排工作、跟进进度、共享资料的公司团队、小团队或小组使用。</w:t>
-      </w:r>
-    </w:p>
-    <w:p/>
-    <w:p>
-      <w:pPr>
-        <w:pStyle w:val="Heading2"/>
-      </w:pPr>
-      <w:r>
-        <w:t>语雀</w:t>
-      </w:r>
-    </w:p>
-    <w:p>
-      <w:r>
-        <w:rPr>
-          <w:color w:val="1F4E9C"/>
-          <w:u w:val="single"/>
-        </w:rPr>
-        <w:t>https://www.yuque.com</w:t>
-      </w:r>
-    </w:p>
-    <w:p>
-      <w:pPr>
-        <w:pStyle w:val="ListBullet"/>
-      </w:pPr>
-      <w:r>
-        <w:rPr>
-          <w:b/>
-        </w:rPr>
-        <w:t>简介：</w:t>
-      </w:r>
-      <w:r>
-        <w:t>语雀是一个在网上写文章、记笔记和整理资料的地方，也可以让一群人一起写、一起改。它用来把个人或团队的文字和资料集中放好。</w:t>
-      </w:r>
-    </w:p>
-    <w:p>
-      <w:pPr>
-        <w:pStyle w:val="ListBullet"/>
-      </w:pPr>
-      <w:r>
-        <w:rPr>
-          <w:b/>
-        </w:rPr>
-        <w:t>特点：</w:t>
-      </w:r>
-      <w:r>
-        <w:t>界面简单清爽，写起来顺手；多人一起写不容易乱，还能看到以前改了什么；电脑和手机都能用，写的内容会自动保存。</w:t>
-      </w:r>
-    </w:p>
-    <w:p>
-      <w:pPr>
-        <w:pStyle w:val="ListBullet"/>
-      </w:pPr>
-      <w:r>
-        <w:rPr>
-          <w:b/>
-        </w:rPr>
-        <w:t>功能：</w:t>
-      </w:r>
-      <w:r>
-        <w:t>可以写笔记、文章和清单；可以多人一起修改同一篇内容；可以把零散内容按目录整理，方便查找和分享。</w:t>
-      </w:r>
-    </w:p>
-    <w:p>
-      <w:pPr>
-        <w:pStyle w:val="ListBullet"/>
-      </w:pPr>
-      <w:r>
-        <w:rPr>
-          <w:b/>
-        </w:rPr>
-        <w:t>适合人群：</w:t>
-      </w:r>
-      <w:r>
-        <w:t>适合需要记笔记、写材料、整理资料，或和同事同学一起写东西的人。</w:t>
-      </w:r>
-    </w:p>
-    <w:p/>
-    <w:p>
-      <w:pPr>
-        <w:pStyle w:val="Heading2"/>
-      </w:pPr>
-      <w:r>
-        <w:t>稿定设计</w:t>
-      </w:r>
-    </w:p>
-    <w:p>
-      <w:r>
-        <w:rPr>
-          <w:color w:val="1F4E9C"/>
-          <w:u w:val="single"/>
-        </w:rPr>
-        <w:t>https://www.gaoding.com</w:t>
-      </w:r>
-    </w:p>
-    <w:p>
-      <w:pPr>
-        <w:pStyle w:val="ListBullet"/>
-      </w:pPr>
-      <w:r>
-        <w:rPr>
-          <w:b/>
-        </w:rPr>
-        <w:t>简介：</w:t>
-      </w:r>
-      <w:r>
-        <w:t>稿定设计是一个打开网站就能做图的地方，里面有大量现成样式，改文字、换图片就能做出海报、宣传图和邀请函等。</w:t>
-      </w:r>
-    </w:p>
-    <w:p>
-      <w:pPr>
-        <w:pStyle w:val="ListBullet"/>
-      </w:pPr>
-      <w:r>
-        <w:rPr>
-          <w:b/>
-        </w:rPr>
-        <w:t>特点：</w:t>
-      </w:r>
-      <w:r>
-        <w:t>不用另外装东西，打开就能开始做；现成样式很多，改一改就能用，很省时间；操作简单，不会画画也能做出好看的效果。</w:t>
-      </w:r>
-    </w:p>
-    <w:p>
-      <w:pPr>
-        <w:pStyle w:val="ListBullet"/>
-      </w:pPr>
-      <w:r>
-        <w:rPr>
-          <w:b/>
-        </w:rPr>
-        <w:t>功能：</w:t>
-      </w:r>
-      <w:r>
-        <w:t>能做海报、宣传单、名片、邀请函等图片；能给图片换背景、加字、拼在一起；能做简单的短视频。</w:t>
-      </w:r>
-    </w:p>
-    <w:p>
-      <w:pPr>
-        <w:pStyle w:val="ListBullet"/>
-      </w:pPr>
-      <w:r>
-        <w:rPr>
-          <w:b/>
-        </w:rPr>
-        <w:t>适合人群：</w:t>
-      </w:r>
-      <w:r>
-        <w:t>适合想自己做海报、宣传图、邀请函，又不想花很多时间学复杂做法的人。</w:t>
+        <w:t>适合事情多、容易忘事，想把工作和生活安排得更有条理的人。</w:t>
       </w:r>
     </w:p>
     <w:p/>
@@ -495,7 +495,7 @@
         <w:pStyle w:val="Heading2"/>
       </w:pPr>
       <w:r>
-        <w:t>NGA玩家社区</w:t>
+        <w:t>机核</w:t>
       </w:r>
     </w:p>
     <w:p>
@@ -504,7 +504,7 @@
           <w:color w:val="1F4E9C"/>
           <w:u w:val="single"/>
         </w:rPr>
-        <w:t>https://bbs.nga.cn</w:t>
+        <w:t>https://www.gcores.com</w:t>
       </w:r>
     </w:p>
     <w:p>
@@ -518,7 +518,7 @@
         <w:t>简介：</w:t>
       </w:r>
       <w:r>
-        <w:t>这是一个以游戏玩家交流为主的网上论坛，大家在这里聊游戏、看攻略、分享心得，也会聊一些生活话题。</w:t>
+        <w:t>机核是一个以游戏为主的网站，人们可以在这里看游戏消息、读文章、听节目，也能一起聊天交流。</w:t>
       </w:r>
     </w:p>
     <w:p>
@@ -532,7 +532,7 @@
         <w:t>特点：</w:t>
       </w:r>
       <w:r>
-        <w:t>人多热闹，游戏和话题都很丰富；板块分得细，容易找到自己关心的内容；攻略和经验分享多，更新也比较快。</w:t>
+        <w:t>1. 讲游戏，也聊动漫、电影、音乐等很多好玩的事。2. 有很多普通玩家自己写的东西，看法真实多样。3. 声音节目做得认真，听起来不累，容易听进去。</w:t>
       </w:r>
     </w:p>
     <w:p>
@@ -546,7 +546,7 @@
         <w:t>功能：</w:t>
       </w:r>
       <w:r>
-        <w:t>能查游戏攻略、资料和玩家评价；能发帖提问、和其他玩家讨论交流；能看游戏资讯、组队信息和玩家日常分享。</w:t>
+        <w:t>1. 看游戏新闻、评价和玩家心得。2. 听人聊游戏、动漫、电影等话题。3. 发帖、评论，和同好交流讨论。</w:t>
       </w:r>
     </w:p>
     <w:p>
@@ -560,7 +560,81 @@
         <w:t>适合人群：</w:t>
       </w:r>
       <w:r>
-        <w:t>喜欢玩游戏、想找同好交流或查攻略的人。</w:t>
+        <w:t>适合喜欢游戏、动漫、电影等，想找同好、看真实分享和听轻松聊天的人。</w:t>
+      </w:r>
+    </w:p>
+    <w:p/>
+    <w:p>
+      <w:pPr>
+        <w:pStyle w:val="Heading2"/>
+      </w:pPr>
+      <w:r>
+        <w:t>游研社</w:t>
+      </w:r>
+    </w:p>
+    <w:p>
+      <w:r>
+        <w:rPr>
+          <w:color w:val="1F4E9C"/>
+          <w:u w:val="single"/>
+        </w:rPr>
+        <w:t>https://www.yystv.cn</w:t>
+      </w:r>
+    </w:p>
+    <w:p>
+      <w:pPr>
+        <w:pStyle w:val="ListBullet"/>
+      </w:pPr>
+      <w:r>
+        <w:rPr>
+          <w:b/>
+        </w:rPr>
+        <w:t>简介：</w:t>
+      </w:r>
+      <w:r>
+        <w:t>这是一个专门讲游戏新闻、游戏评测和游戏背后故事的网站，用来了解游戏圈的新鲜事和游戏文化。</w:t>
+      </w:r>
+    </w:p>
+    <w:p>
+      <w:pPr>
+        <w:pStyle w:val="ListBullet"/>
+      </w:pPr>
+      <w:r>
+        <w:rPr>
+          <w:b/>
+        </w:rPr>
+        <w:t>特点：</w:t>
+      </w:r>
+      <w:r>
+        <w:t>内容轻松好读；不只关注新游戏，也常讲老游戏和历史；文章和视频常有玩家才懂的趣味和回忆。</w:t>
+      </w:r>
+    </w:p>
+    <w:p>
+      <w:pPr>
+        <w:pStyle w:val="ListBullet"/>
+      </w:pPr>
+      <w:r>
+        <w:rPr>
+          <w:b/>
+        </w:rPr>
+        <w:t>功能：</w:t>
+      </w:r>
+      <w:r>
+        <w:t>看游戏新闻和评测；读游戏历史、人物和玩家故事；找感兴趣的游戏介绍和推荐。</w:t>
+      </w:r>
+    </w:p>
+    <w:p>
+      <w:pPr>
+        <w:pStyle w:val="ListBullet"/>
+      </w:pPr>
+      <w:r>
+        <w:rPr>
+          <w:b/>
+        </w:rPr>
+        <w:t>适合人群：</w:t>
+      </w:r>
+      <w:r>
+        <w:t>适合喜欢玩游戏、想了解游戏新闻和游戏背后故事的人。</w:t>
       </w:r>
     </w:p>
     <w:p/>
@@ -577,7 +651,7 @@
         <w:pStyle w:val="Heading2"/>
       </w:pPr>
       <w:r>
-        <w:t>慢慢买</w:t>
+        <w:t>花百科</w:t>
       </w:r>
     </w:p>
     <w:p>
@@ -586,7 +660,7 @@
           <w:color w:val="1F4E9C"/>
           <w:u w:val="single"/>
         </w:rPr>
-        <w:t>https://www.manmanbuy.com</w:t>
+        <w:t>https://www.huabaike.com</w:t>
       </w:r>
     </w:p>
     <w:p>
@@ -600,7 +674,7 @@
         <w:t>简介：</w:t>
       </w:r>
       <w:r>
-        <w:t>慢慢买是一个帮你在网上买东西前查价格、比优惠的网站，让你知道现在买划不划算。</w:t>
+        <w:t>花百科是一个专门介绍各种花草的网站，能帮人认识花、查花名，还能学会怎么把花养好。</w:t>
       </w:r>
     </w:p>
     <w:p>
@@ -614,7 +688,7 @@
         <w:t>特点：</w:t>
       </w:r>
       <w:r>
-        <w:t>能看一件商品过去卖过多少钱；能把不同购物网站的价格放在一起比较；能提醒你降价和找到优惠券。</w:t>
+        <w:t>花草种类多，查找方便；讲得通俗，配图直观；养护内容实用，照着做就行。</w:t>
       </w:r>
     </w:p>
     <w:p>
@@ -628,7 +702,7 @@
         <w:t>功能：</w:t>
       </w:r>
       <w:r>
-        <w:t>帮你查商品以前的价格变化；帮你比较不同网站上的价格；帮你找优惠券、等降价提醒。</w:t>
+        <w:t>查某种花叫什么、长什么样、有什么含义；看浇水、晒太阳、换盆、修剪等养护办法；解决叶子发黄、不开花、烂根等常见问题。</w:t>
       </w:r>
     </w:p>
     <w:p>
@@ -642,7 +716,7 @@
         <w:t>适合人群：</w:t>
       </w:r>
       <w:r>
-        <w:t>适合经常在网上买东西、想少花冤枉钱的人。</w:t>
+        <w:t>适合喜欢养花、家里或办公室有植物、想了解花草知识的人。</w:t>
       </w:r>
     </w:p>
     <w:p/>
@@ -651,7 +725,7 @@
         <w:pStyle w:val="Heading2"/>
       </w:pPr>
       <w:r>
-        <w:t>薄荷健康</w:t>
+        <w:t>美食杰</w:t>
       </w:r>
     </w:p>
     <w:p>
@@ -660,7 +734,7 @@
           <w:color w:val="1F4E9C"/>
           <w:u w:val="single"/>
         </w:rPr>
-        <w:t>https://www.boohee.com</w:t>
+        <w:t>https://www.meishij.net</w:t>
       </w:r>
     </w:p>
     <w:p>
@@ -674,7 +748,7 @@
         <w:t>简介：</w:t>
       </w:r>
       <w:r>
-        <w:t>薄荷健康是一个帮人减肥、控制体重和吃得更健康的网站，主要用来查食物热量和记录自己每天吃喝、体重、运动。</w:t>
+        <w:t>美食杰是一个专门看菜谱、学做菜的网站，帮你在家找到想吃的菜并照着做出来。</w:t>
       </w:r>
     </w:p>
     <w:p>
@@ -688,7 +762,7 @@
         <w:t>特点：</w:t>
       </w:r>
       <w:r>
-        <w:t>常见食物和饭菜的热量比较好查；每天吃了什么、体重多少、动了多少都能记下来，变化看得清楚；有很多人分享减肥和健康饮食的经验可以参考。</w:t>
+        <w:t>菜谱数量多，家常菜、地方菜和各类小吃都能找到。每道菜一般有材料用量和一步步的做法，看起来清楚明白。还能按食材、口味、人数等条件查找，找起来方便。</w:t>
       </w:r>
     </w:p>
     <w:p>
@@ -702,7 +776,7 @@
         <w:t>功能：</w:t>
       </w:r>
       <w:r>
-        <w:t>能查食物、零食、饭菜的热量；能记录每天的饮食、体重和运动；能按减肥或健康目标给出饮食建议和健康知识。</w:t>
+        <w:t>可以查一道菜需要哪些材料、怎么做、火候和时间怎么掌握。可以根据家里现有的菜找能做的饭。可以收藏喜欢的菜谱，以后想做时再翻出来看。</w:t>
       </w:r>
     </w:p>
     <w:p>
@@ -716,81 +790,7 @@
         <w:t>适合人群：</w:t>
       </w:r>
       <w:r>
-        <w:t>适合想减肥、控制体重、改善饮食，或者想认真记录自己每天吃喝的人。</w:t>
-      </w:r>
-    </w:p>
-    <w:p/>
-    <w:p>
-      <w:pPr>
-        <w:pStyle w:val="Heading2"/>
-      </w:pPr>
-      <w:r>
-        <w:t>圆周旅迹</w:t>
-      </w:r>
-    </w:p>
-    <w:p>
-      <w:r>
-        <w:rPr>
-          <w:color w:val="1F4E9C"/>
-          <w:u w:val="single"/>
-        </w:rPr>
-        <w:t>https://pitravel.cn</w:t>
-      </w:r>
-    </w:p>
-    <w:p>
-      <w:pPr>
-        <w:pStyle w:val="ListBullet"/>
-      </w:pPr>
-      <w:r>
-        <w:rPr>
-          <w:b/>
-        </w:rPr>
-        <w:t>简介：</w:t>
-      </w:r>
-      <w:r>
-        <w:t>圆周旅迹是一个用来记录旅行足迹的网站，你可以把自己去过的地方在地图上标出来，做成一张属于自己的旅行地图。</w:t>
-      </w:r>
-    </w:p>
-    <w:p>
-      <w:pPr>
-        <w:pStyle w:val="ListBullet"/>
-      </w:pPr>
-      <w:r>
-        <w:rPr>
-          <w:b/>
-        </w:rPr>
-        <w:t>特点：</w:t>
-      </w:r>
-      <w:r>
-        <w:t>操作简单，点一点就能标出到过的地方；地图看得清楚，一眼就能知道自己走过哪些地方；做好的地图方便保存和发给朋友看。</w:t>
-      </w:r>
-    </w:p>
-    <w:p>
-      <w:pPr>
-        <w:pStyle w:val="ListBullet"/>
-      </w:pPr>
-      <w:r>
-        <w:rPr>
-          <w:b/>
-        </w:rPr>
-        <w:t>功能：</w:t>
-      </w:r>
-      <w:r>
-        <w:t>能在中国地图和世界地图上标记自己去过的省份、城市和国家；能看出自己一共去过多少个地方；能做成旅行地图图片，留作纪念或分享给朋友。</w:t>
-      </w:r>
-    </w:p>
-    <w:p>
-      <w:pPr>
-        <w:pStyle w:val="ListBullet"/>
-      </w:pPr>
-      <w:r>
-        <w:rPr>
-          <w:b/>
-        </w:rPr>
-        <w:t>适合人群：</w:t>
-      </w:r>
-      <w:r>
-        <w:t>喜欢旅行、想记录自己去过哪里，或者想跟别人展示旅行经历的人。</w:t>
+        <w:t>适合想在家做饭、刚开始学做菜、每天不知道吃什么或想给家人换花样的人。</w:t>
       </w:r>
     </w:p>
     <w:p/>

--- a/docs/每日网站推荐_20261001.docx
+++ b/docs/每日网站推荐_20261001.docx
@@ -19,7 +19,7 @@
         <w:rPr>
           <w:color w:val="888888"/>
         </w:rPr>
-        <w:t>本推荐每天自动生成，随机挑选国内可访问的网站，按学习、工作、娱乐、生活四类归纳，用最直白的话告诉你每个网站的特点与功能。</w:t>
+        <w:t>本推荐每天自动生成，由 AI 挑选国内可访问的网站，按学习、工作、娱乐、生活四类归纳，用最直白的话告诉你每个网站的特点与功能。</w:t>
       </w:r>
     </w:p>
     <w:p>
@@ -35,7 +35,7 @@
         <w:pStyle w:val="Heading2"/>
       </w:pPr>
       <w:r>
-        <w:t>小白学编程</w:t>
+        <w:t>书格</w:t>
       </w:r>
     </w:p>
     <w:p>
@@ -44,7 +44,7 @@
           <w:color w:val="1F4E9C"/>
           <w:u w:val="single"/>
         </w:rPr>
-        <w:t>https://www.xiaobaixuebiancheng.com</w:t>
+        <w:t>https://www.shuge.org</w:t>
       </w:r>
     </w:p>
     <w:p>
@@ -58,7 +58,7 @@
         <w:t>简介：</w:t>
       </w:r>
       <w:r>
-        <w:t>这是一个叫“小白学编程”的中文网站，主要是给完全没基础的人讲怎么编电脑程序，打开网页就能自己看、自己学。</w:t>
+        <w:t>书格是一个免费分享中国古书、旧书、县志、字画、老照片等老资料的网站，主要用来在线看和下载这些内容。</w:t>
       </w:r>
     </w:p>
     <w:p>
@@ -72,7 +72,7 @@
         <w:t>特点：</w:t>
       </w:r>
       <w:r>
-        <w:t>1. 从最基础的地方讲起，没学过也能看懂；2. 说的话尽量简单，难懂的地方会拆开讲；3. 内容分得比较清楚，想找哪一类比较好找。</w:t>
+        <w:t>里面有大量清楚的原书图片，能看清纸张和字迹；按类别和主题整理得比较细，找书方便；免费开放，不用花钱买。</w:t>
       </w:r>
     </w:p>
     <w:p>
@@ -86,7 +86,7 @@
         <w:t>功能：</w:t>
       </w:r>
       <w:r>
-        <w:t>1. 帮人了解编电脑程序的基础知识；2. 提供讲解和例子，让人能跟着一步一步学；3. 帮人查常见问题、找学习方向，少走弯路。</w:t>
+        <w:t>可以查找和浏览古书、旧书、县志、字画、老照片等；可以一页页在线翻看，也可以下载保存；能按分类、书名或主题找到更多相关资料。</w:t>
       </w:r>
     </w:p>
     <w:p>
@@ -100,7 +100,155 @@
         <w:t>适合人群：</w:t>
       </w:r>
       <w:r>
-        <w:t>适合完全没学过、想从零开始学编电脑程序的普通人。</w:t>
+        <w:t>适合喜欢中国历史、传统文化、古书字画，或者需要查找老资料的人。</w:t>
+      </w:r>
+    </w:p>
+    <w:p/>
+    <w:p>
+      <w:pPr>
+        <w:pStyle w:val="Heading2"/>
+      </w:pPr>
+      <w:r>
+        <w:t>国家哲学社会科学文献中心</w:t>
+      </w:r>
+    </w:p>
+    <w:p>
+      <w:r>
+        <w:rPr>
+          <w:color w:val="1F4E9C"/>
+          <w:u w:val="single"/>
+        </w:rPr>
+        <w:t>https://www.ncpssd.org</w:t>
+      </w:r>
+    </w:p>
+    <w:p>
+      <w:pPr>
+        <w:pStyle w:val="ListBullet"/>
+      </w:pPr>
+      <w:r>
+        <w:rPr>
+          <w:b/>
+        </w:rPr>
+        <w:t>简介：</w:t>
+      </w:r>
+      <w:r>
+        <w:t>这是一个国家办的免费网站，收集了大量哲学、经济、历史、法律、文化等方面的文章、书和报纸，供人查找和阅读。</w:t>
+      </w:r>
+    </w:p>
+    <w:p>
+      <w:pPr>
+        <w:pStyle w:val="ListBullet"/>
+      </w:pPr>
+      <w:r>
+        <w:rPr>
+          <w:b/>
+        </w:rPr>
+        <w:t>特点：</w:t>
+      </w:r>
+      <w:r>
+        <w:t>1. 免费使用，不用花钱；2. 内容很多，覆盖哲学和社会科学的很多方面；3. 国家主办，资料来源可靠。</w:t>
+      </w:r>
+    </w:p>
+    <w:p>
+      <w:pPr>
+        <w:pStyle w:val="ListBullet"/>
+      </w:pPr>
+      <w:r>
+        <w:rPr>
+          <w:b/>
+        </w:rPr>
+        <w:t>功能：</w:t>
+      </w:r>
+      <w:r>
+        <w:t>1. 按题目、作者或内容查找文章和书；2. 在线看全文，也能下载保存；3. 为写作业、写文章、做研究找参考材料。</w:t>
+      </w:r>
+    </w:p>
+    <w:p>
+      <w:pPr>
+        <w:pStyle w:val="ListBullet"/>
+      </w:pPr>
+      <w:r>
+        <w:rPr>
+          <w:b/>
+        </w:rPr>
+        <w:t>适合人群：</w:t>
+      </w:r>
+      <w:r>
+        <w:t>适合学生、老师、做研究的人，以及想查哲学、经济、历史、法律、文化等资料的人。</w:t>
+      </w:r>
+    </w:p>
+    <w:p/>
+    <w:p>
+      <w:pPr>
+        <w:pStyle w:val="Heading2"/>
+      </w:pPr>
+      <w:r>
+        <w:t>汉典</w:t>
+      </w:r>
+    </w:p>
+    <w:p>
+      <w:r>
+        <w:rPr>
+          <w:color w:val="1F4E9C"/>
+          <w:u w:val="single"/>
+        </w:rPr>
+        <w:t>https://www.zdic.net</w:t>
+      </w:r>
+    </w:p>
+    <w:p>
+      <w:pPr>
+        <w:pStyle w:val="ListBullet"/>
+      </w:pPr>
+      <w:r>
+        <w:rPr>
+          <w:b/>
+        </w:rPr>
+        <w:t>简介：</w:t>
+      </w:r>
+      <w:r>
+        <w:t>汉典是一个免费查汉字和词语的网站，想知道一个字怎么读、什么意思、怎么写，都可以来这里查。</w:t>
+      </w:r>
+    </w:p>
+    <w:p>
+      <w:pPr>
+        <w:pStyle w:val="ListBullet"/>
+      </w:pPr>
+      <w:r>
+        <w:rPr>
+          <w:b/>
+        </w:rPr>
+        <w:t>特点：</w:t>
+      </w:r>
+      <w:r>
+        <w:t>打开就能用，不用填任何信息；查一个字时，读音、意思、写法、组词等能一起看到；收的内容多，很多少见的字也能查到。</w:t>
+      </w:r>
+    </w:p>
+    <w:p>
+      <w:pPr>
+        <w:pStyle w:val="ListBullet"/>
+      </w:pPr>
+      <w:r>
+        <w:rPr>
+          <w:b/>
+        </w:rPr>
+        <w:t>功能：</w:t>
+      </w:r>
+      <w:r>
+        <w:t>能查汉字和词语的意思、读音和写法；能查成语、近义词和反义词；还能看古诗文里怎么用某个字词。</w:t>
+      </w:r>
+    </w:p>
+    <w:p>
+      <w:pPr>
+        <w:pStyle w:val="ListBullet"/>
+      </w:pPr>
+      <w:r>
+        <w:rPr>
+          <w:b/>
+        </w:rPr>
+        <w:t>适合人群：</w:t>
+      </w:r>
+      <w:r>
+        <w:t>适合学生、老师，以及平时想认字、学词语、了解汉字的人。</w:t>
       </w:r>
     </w:p>
     <w:p/>
@@ -117,7 +265,7 @@
         <w:pStyle w:val="Heading2"/>
       </w:pPr>
       <w:r>
-        <w:t>Tower</w:t>
+        <w:t>PDF派</w:t>
       </w:r>
     </w:p>
     <w:p>
@@ -126,7 +274,7 @@
           <w:color w:val="1F4E9C"/>
           <w:u w:val="single"/>
         </w:rPr>
-        <w:t>https://tower.im</w:t>
+        <w:t>https://www.pdfpai.com</w:t>
       </w:r>
     </w:p>
     <w:p>
@@ -140,7 +288,7 @@
         <w:t>简介：</w:t>
       </w:r>
       <w:r>
-        <w:t>这个网站是一个帮团队一起安排工作、分活、看进度的网站，用来让每个人知道该做什么、做到哪一步。</w:t>
+        <w:t>这是一个打开网址就能用的网上工具站，主要帮人处理打开后样子不太会变的电子文件，比如把这种文件换成文字文档、表格、幻灯片或图片，也能反过来换。</w:t>
       </w:r>
     </w:p>
     <w:p>
@@ -154,7 +302,7 @@
         <w:t>特点：</w:t>
       </w:r>
       <w:r>
-        <w:t>把每件事谁负责、什么时候做完写在一起，不容易漏掉。大家在每件事下面留言和发文件，讨论不会到处散着。整体做到哪一步一眼能看清，谁做完了、谁还没做完都明白。</w:t>
+        <w:t>1. 打开网址就能用，不用安装东西，也不用注册账号；2. 大部分常见功能免费，处理速度快；3. 操作简单，选文件、点按钮、保存结果就行。</w:t>
       </w:r>
     </w:p>
     <w:p>
@@ -168,7 +316,7 @@
         <w:t>功能：</w:t>
       </w:r>
       <w:r>
-        <w:t>可以建清单，把活分给不同的人，并定好完成时间。可以在每件事下面聊、传资料、记进展。可以看到整个工作的进度和每个人手头的事。</w:t>
+        <w:t>1. 在文字文档、表格、幻灯片、图片和那种电子文件之间互相转换；2. 把多个文件合成一个，或把一个文件拆成多个，还能把文件变小；3. 给文件加密码、去密码、转方向、删页、调顺序、提取里面的图片。</w:t>
       </w:r>
     </w:p>
     <w:p>
@@ -182,7 +330,7 @@
         <w:t>适合人群：</w:t>
       </w:r>
       <w:r>
-        <w:t>适合需要一起干活、分活和盯进度的公司团队、小组或小组织。</w:t>
+        <w:t>适合经常要整理材料、交作业、发文件、打印文件的上班族和学生。</w:t>
       </w:r>
     </w:p>
     <w:p/>
@@ -191,7 +339,7 @@
         <w:pStyle w:val="Heading2"/>
       </w:pPr>
       <w:r>
-        <w:t>墨刀</w:t>
+        <w:t>草料二维码</w:t>
       </w:r>
     </w:p>
     <w:p>
@@ -200,7 +348,7 @@
           <w:color w:val="1F4E9C"/>
           <w:u w:val="single"/>
         </w:rPr>
-        <w:t>https://modao.io</w:t>
+        <w:t>https://cli.im</w:t>
       </w:r>
     </w:p>
     <w:p>
@@ -214,7 +362,7 @@
         <w:t>简介：</w:t>
       </w:r>
       <w:r>
-        <w:t>墨刀是一个打开网站就能用的画图工具，主要用来画手机页面、电脑页面和简单图，把想法变成看得见的样子。</w:t>
+        <w:t>这是一个做二维码的网站，可以把文字、图片、声音、视频等内容放进二维码，别人用手机扫一下就能看到。</w:t>
       </w:r>
     </w:p>
     <w:p>
@@ -228,7 +376,7 @@
         <w:t>特点：</w:t>
       </w:r>
       <w:r>
-        <w:t>不用下载安装，打开就能画；画好的内容可以发给别人看，也可以和别人一起改；操作简单，新手也容易上手。</w:t>
+        <w:t>不用下载安装，打开网页就能做；有很多现成样式，改一改就能用；二维码做出来后还能改里面的内容，印出去也不用重做。</w:t>
       </w:r>
     </w:p>
     <w:p>
@@ -242,7 +390,7 @@
         <w:t>功能：</w:t>
       </w:r>
       <w:r>
-        <w:t>能画手机和电脑页面的草图；能把多个页面连起来，点着看效果；能画简单图形和整理思路，还能让别人留言提意见。</w:t>
+        <w:t>能帮人做各种二维码；能帮人管理做好的二维码，查看被扫了多少次；还能做报名、登记、介绍、说明等扫码页面。</w:t>
       </w:r>
     </w:p>
     <w:p>
@@ -256,7 +404,7 @@
         <w:t>适合人群：</w:t>
       </w:r>
       <w:r>
-        <w:t>适合想把页面想法快速画出来、再和别人一起讨论修改的人。</w:t>
+        <w:t>适合店铺老板、公司员工、老师、活动组织者等需要把信息做成二维码给别人扫的人。</w:t>
       </w:r>
     </w:p>
     <w:p/>
@@ -265,7 +413,7 @@
         <w:pStyle w:val="Heading2"/>
       </w:pPr>
       <w:r>
-        <w:t>Worktile</w:t>
+        <w:t>白描网页版</w:t>
       </w:r>
     </w:p>
     <w:p>
@@ -274,7 +422,7 @@
           <w:color w:val="1F4E9C"/>
           <w:u w:val="single"/>
         </w:rPr>
-        <w:t>https://worktile.com</w:t>
+        <w:t>https://web.baimiaoapp.com</w:t>
       </w:r>
     </w:p>
     <w:p>
@@ -288,7 +436,7 @@
         <w:t>简介：</w:t>
       </w:r>
       <w:r>
-        <w:t>这是一个让一群人在网上一起干活、互相配合的网站，主要用来安排谁做什么、什么时候做完，以及看事情进行到哪一步。</w:t>
+        <w:t>白描网页版是一个打开网站就能用的认字工具，能把图片、扫描件和电子文档里的文字变成可以复制、修改的文字。</w:t>
       </w:r>
     </w:p>
     <w:p>
@@ -302,7 +450,7 @@
         <w:t>特点：</w:t>
       </w:r>
       <w:r>
-        <w:t>一是把要做的活、聊天记录和文件放在一个地方，找起来方便；二是电脑和手机都能打开，人在外面也能看和改；三是可以按照自己团队的习惯来调整，不用被固定死。</w:t>
+        <w:t>不用安装东西，打开网站就能用；认字又快又准，结果能直接改；一次能放多个文件，省去一个个处理的麻烦。</w:t>
       </w:r>
     </w:p>
     <w:p>
@@ -316,7 +464,7 @@
         <w:t>功能：</w:t>
       </w:r>
       <w:r>
-        <w:t>一是把活分给具体的人，并写清楚要求和完成时间；二是随时看到每件事做完了没有、卡在谁那里；三是让大家传文件、讨论问题、申请和批准日常事项。</w:t>
+        <w:t>把照片、截图、扫描件里的字变成能复制修改的文字；把图片或电子文档里的表格变成能编辑的表格；把认出来的内容检查修改后复制或保存下来。</w:t>
       </w:r>
     </w:p>
     <w:p>
@@ -330,155 +478,7 @@
         <w:t>适合人群：</w:t>
       </w:r>
       <w:r>
-        <w:t>适合需要一起安排工作、跟进进度、共享资料的公司团队、小团队或小组使用。</w:t>
-      </w:r>
-    </w:p>
-    <w:p/>
-    <w:p>
-      <w:pPr>
-        <w:pStyle w:val="Heading2"/>
-      </w:pPr>
-      <w:r>
-        <w:t>语雀</w:t>
-      </w:r>
-    </w:p>
-    <w:p>
-      <w:r>
-        <w:rPr>
-          <w:color w:val="1F4E9C"/>
-          <w:u w:val="single"/>
-        </w:rPr>
-        <w:t>https://www.yuque.com</w:t>
-      </w:r>
-    </w:p>
-    <w:p>
-      <w:pPr>
-        <w:pStyle w:val="ListBullet"/>
-      </w:pPr>
-      <w:r>
-        <w:rPr>
-          <w:b/>
-        </w:rPr>
-        <w:t>简介：</w:t>
-      </w:r>
-      <w:r>
-        <w:t>语雀是一个在网上写文章、记笔记和整理资料的地方，也可以让一群人一起写、一起改。它用来把个人或团队的文字和资料集中放好。</w:t>
-      </w:r>
-    </w:p>
-    <w:p>
-      <w:pPr>
-        <w:pStyle w:val="ListBullet"/>
-      </w:pPr>
-      <w:r>
-        <w:rPr>
-          <w:b/>
-        </w:rPr>
-        <w:t>特点：</w:t>
-      </w:r>
-      <w:r>
-        <w:t>界面简单清爽，写起来顺手；多人一起写不容易乱，还能看到以前改了什么；电脑和手机都能用，写的内容会自动保存。</w:t>
-      </w:r>
-    </w:p>
-    <w:p>
-      <w:pPr>
-        <w:pStyle w:val="ListBullet"/>
-      </w:pPr>
-      <w:r>
-        <w:rPr>
-          <w:b/>
-        </w:rPr>
-        <w:t>功能：</w:t>
-      </w:r>
-      <w:r>
-        <w:t>可以写笔记、文章和清单；可以多人一起修改同一篇内容；可以把零散内容按目录整理，方便查找和分享。</w:t>
-      </w:r>
-    </w:p>
-    <w:p>
-      <w:pPr>
-        <w:pStyle w:val="ListBullet"/>
-      </w:pPr>
-      <w:r>
-        <w:rPr>
-          <w:b/>
-        </w:rPr>
-        <w:t>适合人群：</w:t>
-      </w:r>
-      <w:r>
-        <w:t>适合需要记笔记、写材料、整理资料，或和同事同学一起写东西的人。</w:t>
-      </w:r>
-    </w:p>
-    <w:p/>
-    <w:p>
-      <w:pPr>
-        <w:pStyle w:val="Heading2"/>
-      </w:pPr>
-      <w:r>
-        <w:t>稿定设计</w:t>
-      </w:r>
-    </w:p>
-    <w:p>
-      <w:r>
-        <w:rPr>
-          <w:color w:val="1F4E9C"/>
-          <w:u w:val="single"/>
-        </w:rPr>
-        <w:t>https://www.gaoding.com</w:t>
-      </w:r>
-    </w:p>
-    <w:p>
-      <w:pPr>
-        <w:pStyle w:val="ListBullet"/>
-      </w:pPr>
-      <w:r>
-        <w:rPr>
-          <w:b/>
-        </w:rPr>
-        <w:t>简介：</w:t>
-      </w:r>
-      <w:r>
-        <w:t>稿定设计是一个打开网站就能做图的地方，里面有大量现成样式，改文字、换图片就能做出海报、宣传图和邀请函等。</w:t>
-      </w:r>
-    </w:p>
-    <w:p>
-      <w:pPr>
-        <w:pStyle w:val="ListBullet"/>
-      </w:pPr>
-      <w:r>
-        <w:rPr>
-          <w:b/>
-        </w:rPr>
-        <w:t>特点：</w:t>
-      </w:r>
-      <w:r>
-        <w:t>不用另外装东西，打开就能开始做；现成样式很多，改一改就能用，很省时间；操作简单，不会画画也能做出好看的效果。</w:t>
-      </w:r>
-    </w:p>
-    <w:p>
-      <w:pPr>
-        <w:pStyle w:val="ListBullet"/>
-      </w:pPr>
-      <w:r>
-        <w:rPr>
-          <w:b/>
-        </w:rPr>
-        <w:t>功能：</w:t>
-      </w:r>
-      <w:r>
-        <w:t>能做海报、宣传单、名片、邀请函等图片；能给图片换背景、加字、拼在一起；能做简单的短视频。</w:t>
-      </w:r>
-    </w:p>
-    <w:p>
-      <w:pPr>
-        <w:pStyle w:val="ListBullet"/>
-      </w:pPr>
-      <w:r>
-        <w:rPr>
-          <w:b/>
-        </w:rPr>
-        <w:t>适合人群：</w:t>
-      </w:r>
-      <w:r>
-        <w:t>适合想自己做海报、宣传图、邀请函，又不想花很多时间学复杂做法的人。</w:t>
+        <w:t>适合上班族、学生和经常要整理图片、纸质资料或电子文档文字的人。</w:t>
       </w:r>
     </w:p>
     <w:p/>
@@ -495,7 +495,7 @@
         <w:pStyle w:val="Heading2"/>
       </w:pPr>
       <w:r>
-        <w:t>NGA玩家社区</w:t>
+        <w:t>indienova</w:t>
       </w:r>
     </w:p>
     <w:p>
@@ -504,7 +504,7 @@
           <w:color w:val="1F4E9C"/>
           <w:u w:val="single"/>
         </w:rPr>
-        <w:t>https://bbs.nga.cn</w:t>
+        <w:t>https://indienova.com</w:t>
       </w:r>
     </w:p>
     <w:p>
@@ -518,7 +518,7 @@
         <w:t>简介：</w:t>
       </w:r>
       <w:r>
-        <w:t>这是一个以游戏玩家交流为主的网上论坛，大家在这里聊游戏、看攻略、分享心得，也会聊一些生活话题。</w:t>
+        <w:t>这是一个主要讲独立游戏的中文网站，用来查看独立游戏的介绍、评价和故事，也能和喜欢游戏、做游戏的人交流。</w:t>
       </w:r>
     </w:p>
     <w:p>
@@ -532,7 +532,7 @@
         <w:t>特点：</w:t>
       </w:r>
       <w:r>
-        <w:t>人多热闹，游戏和话题都很丰富；板块分得细，容易找到自己关心的内容；攻略和经验分享多，更新也比较快。</w:t>
+        <w:t>内容集中在独立游戏，比较对味；既有玩家看的内容，也有做游戏的人分享的内容；能找到不少小众作品和认真讨论。</w:t>
       </w:r>
     </w:p>
     <w:p>
@@ -546,7 +546,7 @@
         <w:t>功能：</w:t>
       </w:r>
       <w:r>
-        <w:t>能查游戏攻略、资料和玩家评价；能发帖提问、和其他玩家讨论交流；能看游戏资讯、组队信息和玩家日常分享。</w:t>
+        <w:t>帮你发现和了解各种独立游戏；让你阅读做游戏的人写下的经验和故事；可以发帖交流、找人一起做游戏或记录自己做游戏的进展。</w:t>
       </w:r>
     </w:p>
     <w:p>
@@ -560,7 +560,81 @@
         <w:t>适合人群：</w:t>
       </w:r>
       <w:r>
-        <w:t>喜欢玩游戏、想找同好交流或查攻略的人。</w:t>
+        <w:t>喜欢独立游戏、想找小众游戏，或者对做游戏感兴趣的人。</w:t>
+      </w:r>
+    </w:p>
+    <w:p/>
+    <w:p>
+      <w:pPr>
+        <w:pStyle w:val="Heading2"/>
+      </w:pPr>
+      <w:r>
+        <w:t>游研社</w:t>
+      </w:r>
+    </w:p>
+    <w:p>
+      <w:r>
+        <w:rPr>
+          <w:color w:val="1F4E9C"/>
+          <w:u w:val="single"/>
+        </w:rPr>
+        <w:t>https://www.yystv.cn</w:t>
+      </w:r>
+    </w:p>
+    <w:p>
+      <w:pPr>
+        <w:pStyle w:val="ListBullet"/>
+      </w:pPr>
+      <w:r>
+        <w:rPr>
+          <w:b/>
+        </w:rPr>
+        <w:t>简介：</w:t>
+      </w:r>
+      <w:r>
+        <w:t>这是一个专门讲游戏和游戏背后故事的地方，用来让人看游戏消息、玩后感受和有趣的文章。</w:t>
+      </w:r>
+    </w:p>
+    <w:p>
+      <w:pPr>
+        <w:pStyle w:val="ListBullet"/>
+      </w:pPr>
+      <w:r>
+        <w:rPr>
+          <w:b/>
+        </w:rPr>
+        <w:t>特点：</w:t>
+      </w:r>
+      <w:r>
+        <w:t>内容不光追新游戏，也常讲老游戏和以前的事；写法和视频都比较好懂，不常玩游戏的人也能看；有不少玩家自己的经历和回忆，读起来容易有同感。</w:t>
+      </w:r>
+    </w:p>
+    <w:p>
+      <w:pPr>
+        <w:pStyle w:val="ListBullet"/>
+      </w:pPr>
+      <w:r>
+        <w:rPr>
+          <w:b/>
+        </w:rPr>
+        <w:t>功能：</w:t>
+      </w:r>
+      <w:r>
+        <w:t>能让人知道最近有什么游戏值得一玩；能读到游戏是怎么做出来、游戏圈发生过什么故事；能看视频、翻专题，和别的玩家一起讨论。</w:t>
+      </w:r>
+    </w:p>
+    <w:p>
+      <w:pPr>
+        <w:pStyle w:val="ListBullet"/>
+      </w:pPr>
+      <w:r>
+        <w:rPr>
+          <w:b/>
+        </w:rPr>
+        <w:t>适合人群：</w:t>
+      </w:r>
+      <w:r>
+        <w:t>适合喜欢玩游戏、想了解游戏背后故事和找人聊游戏的人。</w:t>
       </w:r>
     </w:p>
     <w:p/>
@@ -577,7 +651,7 @@
         <w:pStyle w:val="Heading2"/>
       </w:pPr>
       <w:r>
-        <w:t>慢慢买</w:t>
+        <w:t>花百科</w:t>
       </w:r>
     </w:p>
     <w:p>
@@ -586,7 +660,7 @@
           <w:color w:val="1F4E9C"/>
           <w:u w:val="single"/>
         </w:rPr>
-        <w:t>https://www.manmanbuy.com</w:t>
+        <w:t>https://www.huabaike.com</w:t>
       </w:r>
     </w:p>
     <w:p>
@@ -600,7 +674,7 @@
         <w:t>简介：</w:t>
       </w:r>
       <w:r>
-        <w:t>慢慢买是一个帮你在网上买东西前查价格、比优惠的网站，让你知道现在买划不划算。</w:t>
+        <w:t>花百科是一个教人认识各种花草、了解它们怎么养和有什么含义的中文网站，想查花、养花、送花都可以来这里看。</w:t>
       </w:r>
     </w:p>
     <w:p>
@@ -614,7 +688,7 @@
         <w:t>特点：</w:t>
       </w:r>
       <w:r>
-        <w:t>能看一件商品过去卖过多少钱；能把不同购物网站的价格放在一起比较；能提醒你降价和找到优惠券。</w:t>
+        <w:t>内容种类多，常见花草、多肉、绿植基本都能查到；说法通俗，养花新手也能看懂；很多页面配有图片，找花认花比较直观。</w:t>
       </w:r>
     </w:p>
     <w:p>
@@ -628,7 +702,7 @@
         <w:t>功能：</w:t>
       </w:r>
       <w:r>
-        <w:t>帮你查商品以前的价格变化；帮你比较不同网站上的价格；帮你找优惠券、等降价提醒。</w:t>
+        <w:t>能查某种花怎么浇水、晒太阳、施肥和换盆；能看花语、适合送什么人以及送花讲究；能查叶子发黄、长虫、烂根等常见问题的处理办法。</w:t>
       </w:r>
     </w:p>
     <w:p>
@@ -642,7 +716,7 @@
         <w:t>适合人群：</w:t>
       </w:r>
       <w:r>
-        <w:t>适合经常在网上买东西、想少花冤枉钱的人。</w:t>
+        <w:t>适合喜欢养花种草、想认识花草或准备送花的人，尤其是刚开始养花的新手。</w:t>
       </w:r>
     </w:p>
     <w:p/>
@@ -651,7 +725,7 @@
         <w:pStyle w:val="Heading2"/>
       </w:pPr>
       <w:r>
-        <w:t>薄荷健康</w:t>
+        <w:t>踏花行</w:t>
       </w:r>
     </w:p>
     <w:p>
@@ -660,7 +734,7 @@
           <w:color w:val="1F4E9C"/>
           <w:u w:val="single"/>
         </w:rPr>
-        <w:t>https://www.boohee.com</w:t>
+        <w:t>https://www.tahua.net</w:t>
       </w:r>
     </w:p>
     <w:p>
@@ -674,7 +748,7 @@
         <w:t>简介：</w:t>
       </w:r>
       <w:r>
-        <w:t>薄荷健康是一个帮人减肥、控制体重和吃得更健康的网站，主要用来查食物热量和记录自己每天吃喝、体重、运动。</w:t>
+        <w:t>踏花行是一个养花人常去的网上交流地，主要用来聊养花、看花草和分享种植经验。</w:t>
       </w:r>
     </w:p>
     <w:p>
@@ -688,7 +762,7 @@
         <w:t>特点：</w:t>
       </w:r>
       <w:r>
-        <w:t>常见食物和饭菜的热量比较好查；每天吃了什么、体重多少、动了多少都能记下来，变化看得清楚；有很多人分享减肥和健康饮食的经验可以参考。</w:t>
+        <w:t>养花的人多，花草种类全；有很多真实照片和种植记录；有问题容易得到别人帮忙解答。</w:t>
       </w:r>
     </w:p>
     <w:p>
@@ -702,7 +776,7 @@
         <w:t>功能：</w:t>
       </w:r>
       <w:r>
-        <w:t>能查食物、零食、饭菜的热量；能记录每天的饮食、体重和运动；能按减肥或健康目标给出饮食建议和健康知识。</w:t>
+        <w:t>能查各种花草怎么养；能晒自己的花、记录生长过程；能和别人交流种子、花苗和养花心得。</w:t>
       </w:r>
     </w:p>
     <w:p>
@@ -716,81 +790,7 @@
         <w:t>适合人群：</w:t>
       </w:r>
       <w:r>
-        <w:t>适合想减肥、控制体重、改善饮食，或者想认真记录自己每天吃喝的人。</w:t>
-      </w:r>
-    </w:p>
-    <w:p/>
-    <w:p>
-      <w:pPr>
-        <w:pStyle w:val="Heading2"/>
-      </w:pPr>
-      <w:r>
-        <w:t>圆周旅迹</w:t>
-      </w:r>
-    </w:p>
-    <w:p>
-      <w:r>
-        <w:rPr>
-          <w:color w:val="1F4E9C"/>
-          <w:u w:val="single"/>
-        </w:rPr>
-        <w:t>https://pitravel.cn</w:t>
-      </w:r>
-    </w:p>
-    <w:p>
-      <w:pPr>
-        <w:pStyle w:val="ListBullet"/>
-      </w:pPr>
-      <w:r>
-        <w:rPr>
-          <w:b/>
-        </w:rPr>
-        <w:t>简介：</w:t>
-      </w:r>
-      <w:r>
-        <w:t>圆周旅迹是一个用来记录旅行足迹的网站，你可以把自己去过的地方在地图上标出来，做成一张属于自己的旅行地图。</w:t>
-      </w:r>
-    </w:p>
-    <w:p>
-      <w:pPr>
-        <w:pStyle w:val="ListBullet"/>
-      </w:pPr>
-      <w:r>
-        <w:rPr>
-          <w:b/>
-        </w:rPr>
-        <w:t>特点：</w:t>
-      </w:r>
-      <w:r>
-        <w:t>操作简单，点一点就能标出到过的地方；地图看得清楚，一眼就能知道自己走过哪些地方；做好的地图方便保存和发给朋友看。</w:t>
-      </w:r>
-    </w:p>
-    <w:p>
-      <w:pPr>
-        <w:pStyle w:val="ListBullet"/>
-      </w:pPr>
-      <w:r>
-        <w:rPr>
-          <w:b/>
-        </w:rPr>
-        <w:t>功能：</w:t>
-      </w:r>
-      <w:r>
-        <w:t>能在中国地图和世界地图上标记自己去过的省份、城市和国家；能看出自己一共去过多少个地方；能做成旅行地图图片，留作纪念或分享给朋友。</w:t>
-      </w:r>
-    </w:p>
-    <w:p>
-      <w:pPr>
-        <w:pStyle w:val="ListBullet"/>
-      </w:pPr>
-      <w:r>
-        <w:rPr>
-          <w:b/>
-        </w:rPr>
-        <w:t>适合人群：</w:t>
-      </w:r>
-      <w:r>
-        <w:t>喜欢旅行、想记录自己去过哪里，或者想跟别人展示旅行经历的人。</w:t>
+        <w:t>适合喜欢养花种草、想学养花或想找同好交流的人。</w:t>
       </w:r>
     </w:p>
     <w:p/>

--- a/docs/每日网站推荐_20261001.docx
+++ b/docs/每日网站推荐_20261001.docx
@@ -35,7 +35,7 @@
         <w:pStyle w:val="Heading2"/>
       </w:pPr>
       <w:r>
-        <w:t>书格</w:t>
+        <w:t>知妖</w:t>
       </w:r>
     </w:p>
     <w:p>
@@ -44,7 +44,7 @@
           <w:color w:val="1F4E9C"/>
           <w:u w:val="single"/>
         </w:rPr>
-        <w:t>https://www.shuge.org</w:t>
+        <w:t>https://www.cbaigui.com</w:t>
       </w:r>
     </w:p>
     <w:p>
@@ -58,7 +58,7 @@
         <w:t>简介：</w:t>
       </w:r>
       <w:r>
-        <w:t>书格是一个免费分享中国古书、旧书、县志、字画、老照片等老资料的网站，主要用来在线看和下载这些内容。</w:t>
+        <w:t>知妖是一个专门收集和介绍中国妖怪、鬼怪和民间传说的网站，能让人查到一个妖怪的来历、长相和故事。</w:t>
       </w:r>
     </w:p>
     <w:p>
@@ -72,7 +72,7 @@
         <w:t>特点：</w:t>
       </w:r>
       <w:r>
-        <w:t>里面有大量清楚的原书图片，能看清纸张和字迹；按类别和主题整理得比较细，找书方便；免费开放，不用花钱买。</w:t>
+        <w:t>1. 内容很多，从古书和民间故事里整理出各种妖怪；2. 每个妖怪大多写明出处和原来的故事，不是随便编的；3. 可以按名字搜，也能一类一类翻，页面简单好读。</w:t>
       </w:r>
     </w:p>
     <w:p>
@@ -86,7 +86,7 @@
         <w:t>功能：</w:t>
       </w:r>
       <w:r>
-        <w:t>可以查找和浏览古书、旧书、县志、字画、老照片等；可以一页页在线翻看，也可以下载保存；能按分类、书名或主题找到更多相关资料。</w:t>
+        <w:t>1. 查某个妖怪是什么、出自哪里、有什么传说；2. 按类别浏览各种各样的妖怪和民间故事；3. 给写故事、画画、做视频的人找灵感和参考。</w:t>
       </w:r>
     </w:p>
     <w:p>
@@ -100,7 +100,7 @@
         <w:t>适合人群：</w:t>
       </w:r>
       <w:r>
-        <w:t>适合喜欢中国历史、传统文化、古书字画，或者需要查找老资料的人。</w:t>
+        <w:t>喜欢中国妖怪、神话和民间故事的人，以及想找这类材料来写故事、画画的人。</w:t>
       </w:r>
     </w:p>
     <w:p/>
@@ -109,7 +109,7 @@
         <w:pStyle w:val="Heading2"/>
       </w:pPr>
       <w:r>
-        <w:t>国家哲学社会科学文献中心</w:t>
+        <w:t>数学乐</w:t>
       </w:r>
     </w:p>
     <w:p>
@@ -118,7 +118,7 @@
           <w:color w:val="1F4E9C"/>
           <w:u w:val="single"/>
         </w:rPr>
-        <w:t>https://www.ncpssd.org</w:t>
+        <w:t>https://www.shuxuele.com</w:t>
       </w:r>
     </w:p>
     <w:p>
@@ -132,7 +132,7 @@
         <w:t>简介：</w:t>
       </w:r>
       <w:r>
-        <w:t>这是一个国家办的免费网站，收集了大量哲学、经济、历史、法律、文化等方面的文章、书和报纸，供人查找和阅读。</w:t>
+        <w:t>数学乐是一个用中文讲数学的学习网站，帮人从简单算术学到中学数学，遇到不懂的地方可以查讲解、看例子、做练习。</w:t>
       </w:r>
     </w:p>
     <w:p>
@@ -146,7 +146,7 @@
         <w:t>特点：</w:t>
       </w:r>
       <w:r>
-        <w:t>1. 免费使用，不用花钱；2. 内容很多，覆盖哲学和社会科学的很多方面；3. 国家主办，资料来源可靠。</w:t>
+        <w:t>讲解像平时说话一样好懂，常配图和例子；内容分得清楚，想找哪一块比较容易；有练习和答案，能边学边检查。</w:t>
       </w:r>
     </w:p>
     <w:p>
@@ -160,7 +160,7 @@
         <w:t>功能：</w:t>
       </w:r>
       <w:r>
-        <w:t>1. 按题目、作者或内容查找文章和书；2. 在线看全文，也能下载保存；3. 为写作业、写文章、做研究找参考材料。</w:t>
+        <w:t>能帮人学习加减乘除、图形、数量关系等数学知识；能查到某个知识点的讲解和例题；能做练习并对照答案看自己会不会。</w:t>
       </w:r>
     </w:p>
     <w:p>
@@ -174,7 +174,7 @@
         <w:t>适合人群：</w:t>
       </w:r>
       <w:r>
-        <w:t>适合学生、老师、做研究的人，以及想查哲学、经济、历史、法律、文化等资料的人。</w:t>
+        <w:t>适合想学数学、补数学的学生，想辅导孩子的家长，以及需要找讲课材料的老师。</w:t>
       </w:r>
     </w:p>
     <w:p/>
@@ -183,7 +183,7 @@
         <w:pStyle w:val="Heading2"/>
       </w:pPr>
       <w:r>
-        <w:t>汉典</w:t>
+        <w:t>诗词名句网</w:t>
       </w:r>
     </w:p>
     <w:p>
@@ -192,7 +192,7 @@
           <w:color w:val="1F4E9C"/>
           <w:u w:val="single"/>
         </w:rPr>
-        <w:t>https://www.zdic.net</w:t>
+        <w:t>https://www.shicimingju.com</w:t>
       </w:r>
     </w:p>
     <w:p>
@@ -206,7 +206,7 @@
         <w:t>简介：</w:t>
       </w:r>
       <w:r>
-        <w:t>汉典是一个免费查汉字和词语的网站，想知道一个字怎么读、什么意思、怎么写，都可以来这里查。</w:t>
+        <w:t>这是一个专门收集中国古诗词和名言名句的网站，主要用来查诗词、读诗词、看解释和赏析。</w:t>
       </w:r>
     </w:p>
     <w:p>
@@ -220,7 +220,7 @@
         <w:t>特点：</w:t>
       </w:r>
       <w:r>
-        <w:t>打开就能用，不用填任何信息；查一个字时，读音、意思、写法、组词等能一起看到；收的内容多，很多少见的字也能查到。</w:t>
+        <w:t>1. 收录的诗词和名句很多，常见的、不常见的都比较好找。2. 按作者、朝代、诗句内容等方式分得很清楚，查找方便。3. 很多诗词带有简单的解释和赏析，普通人也能看懂。</w:t>
       </w:r>
     </w:p>
     <w:p>
@@ -234,7 +234,7 @@
         <w:t>功能：</w:t>
       </w:r>
       <w:r>
-        <w:t>能查汉字和词语的意思、读音和写法；能查成语、近义词和反义词；还能看古诗文里怎么用某个字词。</w:t>
+        <w:t>1. 可以查一句诗出自哪首诗、作者是谁。2. 可以看整首诗词的原文、解释和赏析。3. 可以按作者、朝代或主题找诗词和名句。</w:t>
       </w:r>
     </w:p>
     <w:p>
@@ -248,7 +248,7 @@
         <w:t>适合人群：</w:t>
       </w:r>
       <w:r>
-        <w:t>适合学生、老师，以及平时想认字、学词语、了解汉字的人。</w:t>
+        <w:t>适合学生、老师、家长，以及所有喜欢古诗词、想查诗句或学习古诗词的人。</w:t>
       </w:r>
     </w:p>
     <w:p/>
@@ -265,7 +265,7 @@
         <w:pStyle w:val="Heading2"/>
       </w:pPr>
       <w:r>
-        <w:t>PDF派</w:t>
+        <w:t>坚果云</w:t>
       </w:r>
     </w:p>
     <w:p>
@@ -274,7 +274,7 @@
           <w:color w:val="1F4E9C"/>
           <w:u w:val="single"/>
         </w:rPr>
-        <w:t>https://www.pdfpai.com</w:t>
+        <w:t>https://www.jianguoyun.com</w:t>
       </w:r>
     </w:p>
     <w:p>
@@ -288,7 +288,7 @@
         <w:t>简介：</w:t>
       </w:r>
       <w:r>
-        <w:t>这是一个打开网址就能用的网上工具站，主要帮人处理打开后样子不太会变的电子文件，比如把这种文件换成文字文档、表格、幻灯片或图片，也能反过来换。</w:t>
+        <w:t>坚果云是一个把文件存到网上的网站，能让你在电脑和手机上看到、用到同一份文件，也能让别人一起看和改。</w:t>
       </w:r>
     </w:p>
     <w:p>
@@ -302,7 +302,7 @@
         <w:t>特点：</w:t>
       </w:r>
       <w:r>
-        <w:t>1. 打开网址就能用，不用安装东西，也不用注册账号；2. 大部分常见功能免费，处理速度快；3. 操作简单，选文件、点按钮、保存结果就行。</w:t>
+        <w:t>文件改动后会自动保存到网上，不用自己再传一次；换电脑或手机也能看到一样的文件；可以只让指定的人查看或修改。</w:t>
       </w:r>
     </w:p>
     <w:p>
@@ -316,7 +316,7 @@
         <w:t>功能：</w:t>
       </w:r>
       <w:r>
-        <w:t>1. 在文字文档、表格、幻灯片、图片和那种电子文件之间互相转换；2. 把多个文件合成一个，或把一个文件拆成多个，还能把文件变小；3. 给文件加密码、去密码、转方向、删页、调顺序、提取里面的图片。</w:t>
+        <w:t>帮你把重要文件存到网上，电脑或手机丢了也不容易丢文件；帮你在电脑、手机、平板之间用同一份文件；帮你把文件发给别人，并和别人一起看或一起改。</w:t>
       </w:r>
     </w:p>
     <w:p>
@@ -330,7 +330,7 @@
         <w:t>适合人群：</w:t>
       </w:r>
       <w:r>
-        <w:t>适合经常要整理材料、交作业、发文件、打印文件的上班族和学生。</w:t>
+        <w:t>适合经常要在不同电脑和手机上处理文件、还要和同事或同学一起改文件的人。</w:t>
       </w:r>
     </w:p>
     <w:p/>
@@ -339,7 +339,7 @@
         <w:pStyle w:val="Heading2"/>
       </w:pPr>
       <w:r>
-        <w:t>草料二维码</w:t>
+        <w:t>在线工具</w:t>
       </w:r>
     </w:p>
     <w:p>
@@ -348,7 +348,7 @@
           <w:color w:val="1F4E9C"/>
           <w:u w:val="single"/>
         </w:rPr>
-        <w:t>https://cli.im</w:t>
+        <w:t>https://tool.lu</w:t>
       </w:r>
     </w:p>
     <w:p>
@@ -362,7 +362,7 @@
         <w:t>简介：</w:t>
       </w:r>
       <w:r>
-        <w:t>这是一个做二维码的网站，可以把文字、图片、声音、视频等内容放进二维码，别人用手机扫一下就能看到。</w:t>
+        <w:t>它是一个把很多常用小工具放在一起的网站，打开网页就能快速处理文字、图片、日期等小事情。</w:t>
       </w:r>
     </w:p>
     <w:p>
@@ -376,7 +376,7 @@
         <w:t>特点：</w:t>
       </w:r>
       <w:r>
-        <w:t>不用下载安装，打开网页就能做；有很多现成样式，改一改就能用；二维码做出来后还能改里面的内容，印出去也不用重做。</w:t>
+        <w:t>工具很多，大部分都能免费用；不用注册登录，打开就能用；不用安装软件，手机和电脑都能打开。</w:t>
       </w:r>
     </w:p>
     <w:p>
@@ -390,7 +390,7 @@
         <w:t>功能：</w:t>
       </w:r>
       <w:r>
-        <w:t>能帮人做各种二维码；能帮人管理做好的二维码，查看被扫了多少次；还能做报名、登记、介绍、说明等扫码页面。</w:t>
+        <w:t>能把图片改大改小；能整理、统计和转换文字；能计算日期、换算单位、生成扫码用的方块图和密码。</w:t>
       </w:r>
     </w:p>
     <w:p>
@@ -404,81 +404,7 @@
         <w:t>适合人群：</w:t>
       </w:r>
       <w:r>
-        <w:t>适合店铺老板、公司员工、老师、活动组织者等需要把信息做成二维码给别人扫的人。</w:t>
-      </w:r>
-    </w:p>
-    <w:p/>
-    <w:p>
-      <w:pPr>
-        <w:pStyle w:val="Heading2"/>
-      </w:pPr>
-      <w:r>
-        <w:t>白描网页版</w:t>
-      </w:r>
-    </w:p>
-    <w:p>
-      <w:r>
-        <w:rPr>
-          <w:color w:val="1F4E9C"/>
-          <w:u w:val="single"/>
-        </w:rPr>
-        <w:t>https://web.baimiaoapp.com</w:t>
-      </w:r>
-    </w:p>
-    <w:p>
-      <w:pPr>
-        <w:pStyle w:val="ListBullet"/>
-      </w:pPr>
-      <w:r>
-        <w:rPr>
-          <w:b/>
-        </w:rPr>
-        <w:t>简介：</w:t>
-      </w:r>
-      <w:r>
-        <w:t>白描网页版是一个打开网站就能用的认字工具，能把图片、扫描件和电子文档里的文字变成可以复制、修改的文字。</w:t>
-      </w:r>
-    </w:p>
-    <w:p>
-      <w:pPr>
-        <w:pStyle w:val="ListBullet"/>
-      </w:pPr>
-      <w:r>
-        <w:rPr>
-          <w:b/>
-        </w:rPr>
-        <w:t>特点：</w:t>
-      </w:r>
-      <w:r>
-        <w:t>不用安装东西，打开网站就能用；认字又快又准，结果能直接改；一次能放多个文件，省去一个个处理的麻烦。</w:t>
-      </w:r>
-    </w:p>
-    <w:p>
-      <w:pPr>
-        <w:pStyle w:val="ListBullet"/>
-      </w:pPr>
-      <w:r>
-        <w:rPr>
-          <w:b/>
-        </w:rPr>
-        <w:t>功能：</w:t>
-      </w:r>
-      <w:r>
-        <w:t>把照片、截图、扫描件里的字变成能复制修改的文字；把图片或电子文档里的表格变成能编辑的表格；把认出来的内容检查修改后复制或保存下来。</w:t>
-      </w:r>
-    </w:p>
-    <w:p>
-      <w:pPr>
-        <w:pStyle w:val="ListBullet"/>
-      </w:pPr>
-      <w:r>
-        <w:rPr>
-          <w:b/>
-        </w:rPr>
-        <w:t>适合人群：</w:t>
-      </w:r>
-      <w:r>
-        <w:t>适合上班族、学生和经常要整理图片、纸质资料或电子文档文字的人。</w:t>
+        <w:t>适合上班时需要随手处理文字、图片、日期等小事情的人。</w:t>
       </w:r>
     </w:p>
     <w:p/>
@@ -495,7 +421,7 @@
         <w:pStyle w:val="Heading2"/>
       </w:pPr>
       <w:r>
-        <w:t>indienova</w:t>
+        <w:t>小霸王游戏机</w:t>
       </w:r>
     </w:p>
     <w:p>
@@ -504,7 +430,7 @@
           <w:color w:val="1F4E9C"/>
           <w:u w:val="single"/>
         </w:rPr>
-        <w:t>https://indienova.com</w:t>
+        <w:t>https://www.yikm.net</w:t>
       </w:r>
     </w:p>
     <w:p>
@@ -518,7 +444,7 @@
         <w:t>简介：</w:t>
       </w:r>
       <w:r>
-        <w:t>这是一个主要讲独立游戏的中文网站，用来查看独立游戏的介绍、评价和故事，也能和喜欢游戏、做游戏的人交流。</w:t>
+        <w:t>这是一个把很多小霸王老游戏放在一起的网站，打开后选一个就能直接玩。</w:t>
       </w:r>
     </w:p>
     <w:p>
@@ -532,7 +458,7 @@
         <w:t>特点：</w:t>
       </w:r>
       <w:r>
-        <w:t>内容集中在独立游戏，比较对味；既有玩家看的内容，也有做游戏的人分享的内容；能找到不少小众作品和认真讨论。</w:t>
+        <w:t>不用下载和安装，点开就能玩；游戏很多，都是以前常见的经典老游戏；免费，打开就能玩，操作简单。</w:t>
       </w:r>
     </w:p>
     <w:p>
@@ -546,7 +472,7 @@
         <w:t>功能：</w:t>
       </w:r>
       <w:r>
-        <w:t>帮你发现和了解各种独立游戏；让你阅读做游戏的人写下的经验和故事；可以发帖交流、找人一起做游戏或记录自己做游戏的进展。</w:t>
+        <w:t>能玩超级玛丽、魂斗罗、坦克大战等老游戏；能按名字找想玩的游戏；能直接在电脑上用键盘控制游戏。</w:t>
       </w:r>
     </w:p>
     <w:p>
@@ -560,81 +486,7 @@
         <w:t>适合人群：</w:t>
       </w:r>
       <w:r>
-        <w:t>喜欢独立游戏、想找小众游戏，或者对做游戏感兴趣的人。</w:t>
-      </w:r>
-    </w:p>
-    <w:p/>
-    <w:p>
-      <w:pPr>
-        <w:pStyle w:val="Heading2"/>
-      </w:pPr>
-      <w:r>
-        <w:t>游研社</w:t>
-      </w:r>
-    </w:p>
-    <w:p>
-      <w:r>
-        <w:rPr>
-          <w:color w:val="1F4E9C"/>
-          <w:u w:val="single"/>
-        </w:rPr>
-        <w:t>https://www.yystv.cn</w:t>
-      </w:r>
-    </w:p>
-    <w:p>
-      <w:pPr>
-        <w:pStyle w:val="ListBullet"/>
-      </w:pPr>
-      <w:r>
-        <w:rPr>
-          <w:b/>
-        </w:rPr>
-        <w:t>简介：</w:t>
-      </w:r>
-      <w:r>
-        <w:t>这是一个专门讲游戏和游戏背后故事的地方，用来让人看游戏消息、玩后感受和有趣的文章。</w:t>
-      </w:r>
-    </w:p>
-    <w:p>
-      <w:pPr>
-        <w:pStyle w:val="ListBullet"/>
-      </w:pPr>
-      <w:r>
-        <w:rPr>
-          <w:b/>
-        </w:rPr>
-        <w:t>特点：</w:t>
-      </w:r>
-      <w:r>
-        <w:t>内容不光追新游戏，也常讲老游戏和以前的事；写法和视频都比较好懂，不常玩游戏的人也能看；有不少玩家自己的经历和回忆，读起来容易有同感。</w:t>
-      </w:r>
-    </w:p>
-    <w:p>
-      <w:pPr>
-        <w:pStyle w:val="ListBullet"/>
-      </w:pPr>
-      <w:r>
-        <w:rPr>
-          <w:b/>
-        </w:rPr>
-        <w:t>功能：</w:t>
-      </w:r>
-      <w:r>
-        <w:t>能让人知道最近有什么游戏值得一玩；能读到游戏是怎么做出来、游戏圈发生过什么故事；能看视频、翻专题，和别的玩家一起讨论。</w:t>
-      </w:r>
-    </w:p>
-    <w:p>
-      <w:pPr>
-        <w:pStyle w:val="ListBullet"/>
-      </w:pPr>
-      <w:r>
-        <w:rPr>
-          <w:b/>
-        </w:rPr>
-        <w:t>适合人群：</w:t>
-      </w:r>
-      <w:r>
-        <w:t>适合喜欢玩游戏、想了解游戏背后故事和找人聊游戏的人。</w:t>
+        <w:t>适合想找回小时候玩游戏感觉的人，或者喜欢简单老游戏的人。</w:t>
       </w:r>
     </w:p>
     <w:p/>
@@ -651,7 +503,7 @@
         <w:pStyle w:val="Heading2"/>
       </w:pPr>
       <w:r>
-        <w:t>花百科</w:t>
+        <w:t>默沙东诊疗手册</w:t>
       </w:r>
     </w:p>
     <w:p>
@@ -660,7 +512,7 @@
           <w:color w:val="1F4E9C"/>
           <w:u w:val="single"/>
         </w:rPr>
-        <w:t>https://www.huabaike.com</w:t>
+        <w:t>https://www.msdmanuals.cn</w:t>
       </w:r>
     </w:p>
     <w:p>
@@ -674,7 +526,7 @@
         <w:t>简介：</w:t>
       </w:r>
       <w:r>
-        <w:t>花百科是一个教人认识各种花草、了解它们怎么养和有什么含义的中文网站，想查花、养花、送花都可以来这里看。</w:t>
+        <w:t>这是一个免费的健康知识网站，普通人可以在这里查病、查药、查身体不舒服可能是什么原因。</w:t>
       </w:r>
     </w:p>
     <w:p>
@@ -688,7 +540,7 @@
         <w:t>特点：</w:t>
       </w:r>
       <w:r>
-        <w:t>内容种类多，常见花草、多肉、绿植基本都能查到；说法通俗，养花新手也能看懂；很多页面配有图片，找花认花比较直观。</w:t>
+        <w:t>1. 内容由很多医生参与编写，说法比较可靠。2. 免费看，不用注册，打开就能查。3. 尽量用普通人看得懂的话讲健康问题。</w:t>
       </w:r>
     </w:p>
     <w:p>
@@ -702,7 +554,7 @@
         <w:t>功能：</w:t>
       </w:r>
       <w:r>
-        <w:t>能查某种花怎么浇水、晒太阳、施肥和换盆；能看花语、适合送什么人以及送花讲究；能查叶子发黄、长虫、烂根等常见问题的处理办法。</w:t>
+        <w:t>1. 查身体不舒服可能和哪些问题有关。2. 了解一种病是怎么回事、该怎么处理、什么时候该看医生。3. 查常用药的作用、用法和要注意的地方。</w:t>
       </w:r>
     </w:p>
     <w:p>
@@ -716,7 +568,7 @@
         <w:t>适合人群：</w:t>
       </w:r>
       <w:r>
-        <w:t>适合喜欢养花种草、想认识花草或准备送花的人，尤其是刚开始养花的新手。</w:t>
+        <w:t>适合想了解健康知识、自己或家人不舒服时想先查一查的普通人。</w:t>
       </w:r>
     </w:p>
     <w:p/>
@@ -725,7 +577,7 @@
         <w:pStyle w:val="Heading2"/>
       </w:pPr>
       <w:r>
-        <w:t>踏花行</w:t>
+        <w:t>心食谱</w:t>
       </w:r>
     </w:p>
     <w:p>
@@ -734,7 +586,7 @@
           <w:color w:val="1F4E9C"/>
           <w:u w:val="single"/>
         </w:rPr>
-        <w:t>https://www.tahua.net</w:t>
+        <w:t>https://www.xinshipu.com</w:t>
       </w:r>
     </w:p>
     <w:p>
@@ -748,7 +600,7 @@
         <w:t>简介：</w:t>
       </w:r>
       <w:r>
-        <w:t>踏花行是一个养花人常去的网上交流地，主要用来聊养花、看花草和分享种植经验。</w:t>
+        <w:t>心食谱是一个专门给人看菜谱、学做菜的网站，能找到很多家常菜、汤、面点和小吃的做法。</w:t>
       </w:r>
     </w:p>
     <w:p>
@@ -762,7 +614,7 @@
         <w:t>特点：</w:t>
       </w:r>
       <w:r>
-        <w:t>养花的人多，花草种类全；有很多真实照片和种植记录；有问题容易得到别人帮忙解答。</w:t>
+        <w:t>菜谱数量很多，家常菜和各地口味都能找到；每道菜一般都有用料和步骤说明，照着做比较清楚；还能看到别人的做法和评价，方便参考。</w:t>
       </w:r>
     </w:p>
     <w:p>
@@ -776,7 +628,7 @@
         <w:t>功能：</w:t>
       </w:r>
       <w:r>
-        <w:t>能查各种花草怎么养；能晒自己的花、记录生长过程；能和别人交流种子、花苗和养花心得。</w:t>
+        <w:t>能按菜名、食材或口味查找菜谱；能教人一步步做出想吃的菜；能帮人给一日三餐换花样、解决不知道吃什么的问题。</w:t>
       </w:r>
     </w:p>
     <w:p>
@@ -790,10 +642,184 @@
         <w:t>适合人群：</w:t>
       </w:r>
       <w:r>
-        <w:t>适合喜欢养花种草、想学养花或想找同好交流的人。</w:t>
+        <w:t>适合想自己做饭、学做菜，或者想给家人朋友换着花样做饭的人。</w:t>
       </w:r>
     </w:p>
     <w:p/>
+    <w:p>
+      <w:pPr>
+        <w:pStyle w:val="Heading2"/>
+      </w:pPr>
+      <w:r>
+        <w:t>多肉联萌</w:t>
+      </w:r>
+    </w:p>
+    <w:p>
+      <w:r>
+        <w:rPr>
+          <w:color w:val="1F4E9C"/>
+          <w:u w:val="single"/>
+        </w:rPr>
+        <w:t>https://www.drlmeng.com</w:t>
+      </w:r>
+    </w:p>
+    <w:p>
+      <w:pPr>
+        <w:pStyle w:val="ListBullet"/>
+      </w:pPr>
+      <w:r>
+        <w:rPr>
+          <w:b/>
+        </w:rPr>
+        <w:t>简介：</w:t>
+      </w:r>
+      <w:r>
+        <w:t>这是一个专门讲多肉植物的中文网站，主要用来查多肉叫什么、怎么养，也看别人分享的种植经验。</w:t>
+      </w:r>
+    </w:p>
+    <w:p>
+      <w:pPr>
+        <w:pStyle w:val="ListBullet"/>
+      </w:pPr>
+      <w:r>
+        <w:rPr>
+          <w:b/>
+        </w:rPr>
+        <w:t>特点：</w:t>
+      </w:r>
+      <w:r>
+        <w:t>多肉品种资料比较全，很多都配有图片；养护方法写得容易看懂；有不少爱好者分享自己的种植经历。</w:t>
+      </w:r>
+    </w:p>
+    <w:p>
+      <w:pPr>
+        <w:pStyle w:val="ListBullet"/>
+      </w:pPr>
+      <w:r>
+        <w:rPr>
+          <w:b/>
+        </w:rPr>
+        <w:t>功能：</w:t>
+      </w:r>
+      <w:r>
+        <w:t>能查不同多肉的名字和样子；能学怎么浇水、晒太阳、换盆；能看别人的多肉照片和养殖经验。</w:t>
+      </w:r>
+    </w:p>
+    <w:p>
+      <w:pPr>
+        <w:pStyle w:val="ListBullet"/>
+      </w:pPr>
+      <w:r>
+        <w:rPr>
+          <w:b/>
+        </w:rPr>
+        <w:t>适合人群：</w:t>
+      </w:r>
+      <w:r>
+        <w:t>适合喜欢多肉、刚开始养多肉或想把多肉养得更好的人。</w:t>
+      </w:r>
+    </w:p>
+    <w:p/>
+    <w:p>
+      <w:pPr>
+        <w:pStyle w:val="Heading2"/>
+      </w:pPr>
+      <w:r>
+        <w:t>数字尾巴</w:t>
+      </w:r>
+    </w:p>
+    <w:p>
+      <w:r>
+        <w:rPr>
+          <w:color w:val="1F4E9C"/>
+          <w:u w:val="single"/>
+        </w:rPr>
+        <w:t>https://www.dgtle.com</w:t>
+      </w:r>
+    </w:p>
+    <w:p>
+      <w:pPr>
+        <w:pStyle w:val="ListBullet"/>
+      </w:pPr>
+      <w:r>
+        <w:rPr>
+          <w:b/>
+        </w:rPr>
+        <w:t>简介：</w:t>
+      </w:r>
+      <w:r>
+        <w:t>数字尾巴是一个分享数码产品和日常生活的网站，人们可以在这里看别人怎么用手机、电脑、相机等，也可以自己发内容交流。</w:t>
+      </w:r>
+    </w:p>
+    <w:p>
+      <w:pPr>
+        <w:pStyle w:val="ListBullet"/>
+      </w:pPr>
+      <w:r>
+        <w:rPr>
+          <w:b/>
+        </w:rPr>
+        <w:t>特点：</w:t>
+      </w:r>
+      <w:r>
+        <w:t>内容多是普通人真实的使用感受，不是冷冰冰的介绍；图片和文字通常比较好看，读起来轻松；聊的东西很广，手机、电脑、相机、家里用的小电器都能看到。</w:t>
+      </w:r>
+    </w:p>
+    <w:p>
+      <w:pPr>
+        <w:pStyle w:val="ListBullet"/>
+      </w:pPr>
+      <w:r>
+        <w:rPr>
+          <w:b/>
+        </w:rPr>
+        <w:t>功能：</w:t>
+      </w:r>
+      <w:r>
+        <w:t>可以看别人发的开箱、使用心得和购买建议；可以发自己的照片、想法和问题，和大家一起聊；可以了解最近有哪些新东西值得关注。</w:t>
+      </w:r>
+    </w:p>
+    <w:p>
+      <w:pPr>
+        <w:pStyle w:val="ListBullet"/>
+      </w:pPr>
+      <w:r>
+        <w:rPr>
+          <w:b/>
+        </w:rPr>
+        <w:t>适合人群：</w:t>
+      </w:r>
+      <w:r>
+        <w:t>喜欢数码产品、爱看真实使用分享、也愿意交流日常好物的人。</w:t>
+      </w:r>
+    </w:p>
+    <w:p/>
+    <w:p>
+      <w:r>
+        <w:br w:type="page"/>
+      </w:r>
+    </w:p>
+    <w:p>
+      <w:pPr>
+        <w:pStyle w:val="Heading1"/>
+      </w:pPr>
+      <w:r>
+        <w:t>本周新上线网站观察（周日版）</w:t>
+      </w:r>
+    </w:p>
+    <w:p>
+      <w:r>
+        <w:rPr>
+          <w:color w:val="888888"/>
+        </w:rPr>
+        <w:t>本篇依据采集到的链接整理（来源：https://www.v2ex.com/）；受来源所限可能含上线较早的站点，请以实际为准。</w:t>
+      </w:r>
+    </w:p>
+    <w:p>
+      <w:r>
+        <w:t>本周未能获取到可靠的新网站数据。</w:t>
+      </w:r>
+    </w:p>
     <w:sectPr>
       <w:pgSz w:w="12240" w:h="15840"/>
       <w:pgMar w:top="1440" w:right="1800" w:bottom="1440" w:left="1800" w:header="720" w:footer="720" w:gutter="0"/>

--- a/docs/每日网站推荐_20261001.docx
+++ b/docs/每日网站推荐_20261001.docx
@@ -35,7 +35,7 @@
         <w:pStyle w:val="Heading2"/>
       </w:pPr>
       <w:r>
-        <w:t>汉典</w:t>
+        <w:t>菜鸟教程</w:t>
       </w:r>
     </w:p>
     <w:p>
@@ -44,7 +44,7 @@
           <w:color w:val="1F4E9C"/>
           <w:u w:val="single"/>
         </w:rPr>
-        <w:t>https://www.zdic.net</w:t>
+        <w:t>https://www.runoob.com</w:t>
       </w:r>
     </w:p>
     <w:p>
@@ -58,7 +58,7 @@
         <w:t>简介：</w:t>
       </w:r>
       <w:r>
-        <w:t>汉典是一个免费的网上字典，用来查汉字和词语的读音、意思和写法。</w:t>
+        <w:t>菜鸟教程是一个免费教人学电脑知识的网站，把很多内容从简单到复杂整理好，方便人一步一步跟着学。</w:t>
       </w:r>
     </w:p>
     <w:p>
@@ -72,7 +72,7 @@
         <w:t>特点：</w:t>
       </w:r>
       <w:r>
-        <w:t>收的字和词非常多，连很生僻的字也能查到；完全免费，打开就能用，不用注册也不用装任何东西；每个字都讲得很全，读音、意思、写法、古代用法都有。</w:t>
+        <w:t>1. 内容很多，常见电脑学习内容基本都能找到；2. 讲得直白，步骤清楚，适合从头跟着做；3. 免费打开就能看，不用先装东西。</w:t>
       </w:r>
     </w:p>
     <w:p>
@@ -86,7 +86,7 @@
         <w:t>功能：</w:t>
       </w:r>
       <w:r>
-        <w:t>能查一个字怎么读、是什么意思；能查词语的意思和用法；还能看字的笔画顺序、繁体写法、古代字形和出处。</w:t>
+        <w:t>1. 帮人学做网页、做小工具、整理信息；2. 能查某个知识怎么用、某件事怎么做；3. 可以边看边动手练，遇到不会随时翻。</w:t>
       </w:r>
     </w:p>
     <w:p>
@@ -100,7 +100,7 @@
         <w:t>适合人群：</w:t>
       </w:r>
       <w:r>
-        <w:t>适合学生、老师、写作的人，以及任何碰到不认识的字词想弄明白的普通人。</w:t>
+        <w:t>适合想学电脑知识、自己做网页或小工具，但刚入门的人。</w:t>
       </w:r>
     </w:p>
     <w:p/>
@@ -109,7 +109,7 @@
         <w:pStyle w:val="Heading2"/>
       </w:pPr>
       <w:r>
-        <w:t>古诗文网</w:t>
+        <w:t>中国大学MOOC</w:t>
       </w:r>
     </w:p>
     <w:p>
@@ -118,7 +118,7 @@
           <w:color w:val="1F4E9C"/>
           <w:u w:val="single"/>
         </w:rPr>
-        <w:t>https://www.gushiwen.cn</w:t>
+        <w:t>https://www.icourse163.org</w:t>
       </w:r>
     </w:p>
     <w:p>
@@ -132,7 +132,7 @@
         <w:t>简介：</w:t>
       </w:r>
       <w:r>
-        <w:t>古诗文网是一个收集中国古代诗词和文章的网站，能用来查找、阅读和学习古诗文。</w:t>
+        <w:t>这是一个把很多中国大学课程放到网上的学习网站，能让人跟着大学老师学知识。</w:t>
       </w:r>
     </w:p>
     <w:p>
@@ -146,7 +146,7 @@
         <w:t>特点：</w:t>
       </w:r>
       <w:r>
-        <w:t>收录的古诗文很多，按朝代、作者和类型分得清楚；有注释、翻译和赏析，帮助普通人看懂；页面简单，免费就能看。</w:t>
+        <w:t>课程大多由正规大学提供，讲课老师比较靠谱；很多课可以免费学，时间自己安排；用手机或电脑都能看，学起来方便。</w:t>
       </w:r>
     </w:p>
     <w:p>
@@ -160,7 +160,7 @@
         <w:t>功能：</w:t>
       </w:r>
       <w:r>
-        <w:t>能按题目、作者或名句查找古诗文；能看原文、注释、翻译、赏析和作者介绍；能按朝代或作者浏览作品。</w:t>
+        <w:t>可以跟着老师听课，做练习和考试；学完后有些课能申请证明，证明自己学过；能找到各种兴趣和提升需要的课程。</w:t>
       </w:r>
     </w:p>
     <w:p>
@@ -174,81 +174,7 @@
         <w:t>适合人群：</w:t>
       </w:r>
       <w:r>
-        <w:t>适合学生、老师、喜欢古诗文的人，以及想陪孩子学习古诗文的家长。</w:t>
-      </w:r>
-    </w:p>
-    <w:p/>
-    <w:p>
-      <w:pPr>
-        <w:pStyle w:val="Heading2"/>
-      </w:pPr>
-      <w:r>
-        <w:t>学堂在线</w:t>
-      </w:r>
-    </w:p>
-    <w:p>
-      <w:r>
-        <w:rPr>
-          <w:color w:val="1F4E9C"/>
-          <w:u w:val="single"/>
-        </w:rPr>
-        <w:t>https://www.xuetangx.com</w:t>
-      </w:r>
-    </w:p>
-    <w:p>
-      <w:pPr>
-        <w:pStyle w:val="ListBullet"/>
-      </w:pPr>
-      <w:r>
-        <w:rPr>
-          <w:b/>
-        </w:rPr>
-        <w:t>简介：</w:t>
-      </w:r>
-      <w:r>
-        <w:t>学堂在线是一个网上学习的地方，里面有很多大学老师讲的课，普通人可以在家跟着学。</w:t>
-      </w:r>
-    </w:p>
-    <w:p>
-      <w:pPr>
-        <w:pStyle w:val="ListBullet"/>
-      </w:pPr>
-      <w:r>
-        <w:rPr>
-          <w:b/>
-        </w:rPr>
-        <w:t>特点：</w:t>
-      </w:r>
-      <w:r>
-        <w:t>1. 课程很多，很多有名大学参与，想学的东西容易找到。2. 可以自己安排时间看课，不懂的地方能反复看。3. 有些课免费，学完还可能拿到学习证明。</w:t>
-      </w:r>
-    </w:p>
-    <w:p>
-      <w:pPr>
-        <w:pStyle w:val="ListBullet"/>
-      </w:pPr>
-      <w:r>
-        <w:rPr>
-          <w:b/>
-        </w:rPr>
-        <w:t>功能：</w:t>
-      </w:r>
-      <w:r>
-        <w:t>1. 帮你找课、报名上课，跟着老师学知识。2. 帮你做练习和考试，看看自己有没有学会。3. 学完后可以申请学习证明，记录自己的学习经历。</w:t>
-      </w:r>
-    </w:p>
-    <w:p>
-      <w:pPr>
-        <w:pStyle w:val="ListBullet"/>
-      </w:pPr>
-      <w:r>
-        <w:rPr>
-          <w:b/>
-        </w:rPr>
-        <w:t>适合人群：</w:t>
-      </w:r>
-      <w:r>
-        <w:t>适合想在家自学、提升自己或准备考试的人。</w:t>
+        <w:t>适合想在家自学大学课程、提升自己或准备考试的人。</w:t>
       </w:r>
     </w:p>
     <w:p/>
@@ -265,7 +191,7 @@
         <w:pStyle w:val="Heading2"/>
       </w:pPr>
       <w:r>
-        <w:t>坚果云</w:t>
+        <w:t>蓝湖</w:t>
       </w:r>
     </w:p>
     <w:p>
@@ -274,7 +200,7 @@
           <w:color w:val="1F4E9C"/>
           <w:u w:val="single"/>
         </w:rPr>
-        <w:t>https://www.jianguoyun.com</w:t>
+        <w:t>https://lanhuapp.com</w:t>
       </w:r>
     </w:p>
     <w:p>
@@ -288,7 +214,7 @@
         <w:t>简介：</w:t>
       </w:r>
       <w:r>
-        <w:t>坚果云是一个把文件存到网上，并让电脑、手机、平板上的同一份文件自动保持一致的网站；主要用来保存、备份和分享资料。</w:t>
+        <w:t>蓝湖是一个在网上把手机软件、网页画面集中放起来，方便大家一起查看、修改和讨论的网站。</w:t>
       </w:r>
     </w:p>
     <w:p>
@@ -302,7 +228,7 @@
         <w:t>特点：</w:t>
       </w:r>
       <w:r>
-        <w:t>电脑、手机、平板之间不用拿线或U盘拷来拷去；文件改错或误删后，通常还能找回以前的样子；分享给别人时，可以决定谁只能看、谁可以改。</w:t>
+        <w:t>打开网页就能用，不用先安装很多软件；有人改动后，其他人很快就能看到最新样子；讨论和修改过程会留下来，前后变化不容易弄乱。</w:t>
       </w:r>
     </w:p>
     <w:p>
@@ -316,7 +242,7 @@
         <w:t>功能：</w:t>
       </w:r>
       <w:r>
-        <w:t>帮你把重要文件保存到网上，随时打开；帮你把文件发给同事、朋友一起看或一起改；帮你在换电脑或换手机后继续接着处理原来的文件。</w:t>
+        <w:t>把手机软件、网页画面放上去给别人看；自动标出画面上各个内容的大小、位置和颜色；大家可以在画面上直接留言讨论，也能查看以前改过的样子。</w:t>
       </w:r>
     </w:p>
     <w:p>
@@ -330,155 +256,7 @@
         <w:t>适合人群：</w:t>
       </w:r>
       <w:r>
-        <w:t>适合经常要在电脑和手机之间处理文件、需要和别人交换资料的人。</w:t>
-      </w:r>
-    </w:p>
-    <w:p/>
-    <w:p>
-      <w:pPr>
-        <w:pStyle w:val="Heading2"/>
-      </w:pPr>
-      <w:r>
-        <w:t>金数据</w:t>
-      </w:r>
-    </w:p>
-    <w:p>
-      <w:r>
-        <w:rPr>
-          <w:color w:val="1F4E9C"/>
-          <w:u w:val="single"/>
-        </w:rPr>
-        <w:t>https://jinshuju.net</w:t>
-      </w:r>
-    </w:p>
-    <w:p>
-      <w:pPr>
-        <w:pStyle w:val="ListBullet"/>
-      </w:pPr>
-      <w:r>
-        <w:rPr>
-          <w:b/>
-        </w:rPr>
-        <w:t>简介：</w:t>
-      </w:r>
-      <w:r>
-        <w:t>金数据是一个在手机或电脑上做问卷、报名表、登记表和投票页的网站，用来向很多人收信息，并把收到的内容自动整理好。</w:t>
-      </w:r>
-    </w:p>
-    <w:p>
-      <w:pPr>
-        <w:pStyle w:val="ListBullet"/>
-      </w:pPr>
-      <w:r>
-        <w:rPr>
-          <w:b/>
-        </w:rPr>
-        <w:t>特点：</w:t>
-      </w:r>
-      <w:r>
-        <w:t>不用会做网页，拖拖点点就能改；别人用手机点开就能填，不用专门安装东西；收上来的内容会自动归到一起，方便查看和下载。</w:t>
-      </w:r>
-    </w:p>
-    <w:p>
-      <w:pPr>
-        <w:pStyle w:val="ListBullet"/>
-      </w:pPr>
-      <w:r>
-        <w:rPr>
-          <w:b/>
-        </w:rPr>
-        <w:t>功能：</w:t>
-      </w:r>
-      <w:r>
-        <w:t>能做问卷、报名、投票、登记、预约、考试等填写页面；能把要填的页面发给一群人，也可以生成二维码让人扫；能看收了多少份，还能把结果下载成表格。</w:t>
-      </w:r>
-    </w:p>
-    <w:p>
-      <w:pPr>
-        <w:pStyle w:val="ListBullet"/>
-      </w:pPr>
-      <w:r>
-        <w:rPr>
-          <w:b/>
-        </w:rPr>
-        <w:t>适合人群：</w:t>
-      </w:r>
-      <w:r>
-        <w:t>适合老师、活动组织者、公司办事人员和需要向一群人收信息的普通人。</w:t>
-      </w:r>
-    </w:p>
-    <w:p/>
-    <w:p>
-      <w:pPr>
-        <w:pStyle w:val="Heading2"/>
-      </w:pPr>
-      <w:r>
-        <w:t>滴答清单</w:t>
-      </w:r>
-    </w:p>
-    <w:p>
-      <w:r>
-        <w:rPr>
-          <w:color w:val="1F4E9C"/>
-          <w:u w:val="single"/>
-        </w:rPr>
-        <w:t>https://dida365.com</w:t>
-      </w:r>
-    </w:p>
-    <w:p>
-      <w:pPr>
-        <w:pStyle w:val="ListBullet"/>
-      </w:pPr>
-      <w:r>
-        <w:rPr>
-          <w:b/>
-        </w:rPr>
-        <w:t>简介：</w:t>
-      </w:r>
-      <w:r>
-        <w:t>滴答清单是一个帮你把要做的事情记下来、安排时间并按时提醒的网站，用来管好每天的工作和生活安排。</w:t>
-      </w:r>
-    </w:p>
-    <w:p>
-      <w:pPr>
-        <w:pStyle w:val="ListBullet"/>
-      </w:pPr>
-      <w:r>
-        <w:rPr>
-          <w:b/>
-        </w:rPr>
-        <w:t>特点：</w:t>
-      </w:r>
-      <w:r>
-        <w:t>1. 用起来简单，打开就能记事情；2. 手机和电脑上的内容能自动保持一致；3. 可以设置提醒，到点就通知你。</w:t>
-      </w:r>
-    </w:p>
-    <w:p>
-      <w:pPr>
-        <w:pStyle w:val="ListBullet"/>
-      </w:pPr>
-      <w:r>
-        <w:rPr>
-          <w:b/>
-        </w:rPr>
-        <w:t>功能：</w:t>
-      </w:r>
-      <w:r>
-        <w:t>1. 把要做的事写成清单，做完后打勾；2. 给事情定时间、定提醒，安排每天要做什么；3. 可以把清单发给别人，一起分工合作。</w:t>
-      </w:r>
-    </w:p>
-    <w:p>
-      <w:pPr>
-        <w:pStyle w:val="ListBullet"/>
-      </w:pPr>
-      <w:r>
-        <w:rPr>
-          <w:b/>
-        </w:rPr>
-        <w:t>适合人群：</w:t>
-      </w:r>
-      <w:r>
-        <w:t>适合事情多、容易忘事，想把工作和生活安排得更有条理的人。</w:t>
+        <w:t>适合做手机软件、网页画面的人，以及要和他们一起看画面、提意见、改内容的人使用。</w:t>
       </w:r>
     </w:p>
     <w:p/>
@@ -495,7 +273,7 @@
         <w:pStyle w:val="Heading2"/>
       </w:pPr>
       <w:r>
-        <w:t>机核</w:t>
+        <w:t>煎蛋</w:t>
       </w:r>
     </w:p>
     <w:p>
@@ -504,7 +282,7 @@
           <w:color w:val="1F4E9C"/>
           <w:u w:val="single"/>
         </w:rPr>
-        <w:t>https://www.gcores.com</w:t>
+        <w:t>https://jandan.net</w:t>
       </w:r>
     </w:p>
     <w:p>
@@ -518,7 +296,7 @@
         <w:t>简介：</w:t>
       </w:r>
       <w:r>
-        <w:t>机核是一个以游戏为主的网站，人们可以在这里看游戏消息、读文章、听节目，也能一起聊天交流。</w:t>
+        <w:t>一个看搞笑图片、段子和奇怪见闻的网站，主要用来轻松一下、打发时间。</w:t>
       </w:r>
     </w:p>
     <w:p>
@@ -532,7 +310,7 @@
         <w:t>特点：</w:t>
       </w:r>
       <w:r>
-        <w:t>1. 讲游戏，也聊动漫、电影、音乐等很多好玩的事。2. 有很多普通玩家自己写的东西，看法真实多样。3. 声音节目做得认真，听起来不累，容易听进去。</w:t>
+        <w:t>内容轻松有趣；更新比较勤；网友评论常常也很有意思。</w:t>
       </w:r>
     </w:p>
     <w:p>
@@ -546,7 +324,7 @@
         <w:t>功能：</w:t>
       </w:r>
       <w:r>
-        <w:t>1. 看游戏新闻、评价和玩家心得。2. 听人聊游戏、动漫、电影等话题。3. 发帖、评论，和同好交流讨论。</w:t>
+        <w:t>能看搞笑图片和段子；能看别人分享的生活小事和奇怪问题；能参与评论聊天、发帖分享。</w:t>
       </w:r>
     </w:p>
     <w:p>
@@ -560,7 +338,7 @@
         <w:t>适合人群：</w:t>
       </w:r>
       <w:r>
-        <w:t>适合喜欢游戏、动漫、电影等，想找同好、看真实分享和听轻松聊天的人。</w:t>
+        <w:t>喜欢看网络段子、搞笑图片，想放松和打发时间的人。</w:t>
       </w:r>
     </w:p>
     <w:p/>
@@ -569,7 +347,7 @@
         <w:pStyle w:val="Heading2"/>
       </w:pPr>
       <w:r>
-        <w:t>游研社</w:t>
+        <w:t>电影网</w:t>
       </w:r>
     </w:p>
     <w:p>
@@ -578,7 +356,7 @@
           <w:color w:val="1F4E9C"/>
           <w:u w:val="single"/>
         </w:rPr>
-        <w:t>https://www.yystv.cn</w:t>
+        <w:t>https://www.1905.com</w:t>
       </w:r>
     </w:p>
     <w:p>
@@ -592,7 +370,7 @@
         <w:t>简介：</w:t>
       </w:r>
       <w:r>
-        <w:t>这是一个专门讲游戏新闻、游戏评测和游戏背后故事的网站，用来了解游戏圈的新鲜事和游戏文化。</w:t>
+        <w:t>电影网是一个专门讲电影、放电影的中文网站，可以用来看电影、查电影消息，也能看电影频道的节目。</w:t>
       </w:r>
     </w:p>
     <w:p>
@@ -606,7 +384,7 @@
         <w:t>特点：</w:t>
       </w:r>
       <w:r>
-        <w:t>内容轻松好读；不只关注新游戏，也常讲老游戏和历史；文章和视频常有玩家才懂的趣味和回忆。</w:t>
+        <w:t>有很多国产老片和经典电影可以看；电影消息和影片介绍比较全；电脑和手机上都能打开用。</w:t>
       </w:r>
     </w:p>
     <w:p>
@@ -620,7 +398,7 @@
         <w:t>功能：</w:t>
       </w:r>
       <w:r>
-        <w:t>看游戏新闻和评测；读游戏历史、人物和玩家故事；找感兴趣的游戏介绍和推荐。</w:t>
+        <w:t>能直接看网站上的电影和电影频道的节目；能查电影讲什么、有哪些演员、什么时候上映；能找热门新片和经典老片。</w:t>
       </w:r>
     </w:p>
     <w:p>
@@ -634,7 +412,81 @@
         <w:t>适合人群：</w:t>
       </w:r>
       <w:r>
-        <w:t>适合喜欢玩游戏、想了解游戏新闻和游戏背后故事的人。</w:t>
+        <w:t>适合喜欢看电影、想找国产老片和电影消息的普通人。</w:t>
+      </w:r>
+    </w:p>
+    <w:p/>
+    <w:p>
+      <w:pPr>
+        <w:pStyle w:val="Heading2"/>
+      </w:pPr>
+      <w:r>
+        <w:t>游戏时光</w:t>
+      </w:r>
+    </w:p>
+    <w:p>
+      <w:r>
+        <w:rPr>
+          <w:color w:val="1F4E9C"/>
+          <w:u w:val="single"/>
+        </w:rPr>
+        <w:t>https://www.vgtime.com</w:t>
+      </w:r>
+    </w:p>
+    <w:p>
+      <w:pPr>
+        <w:pStyle w:val="ListBullet"/>
+      </w:pPr>
+      <w:r>
+        <w:rPr>
+          <w:b/>
+        </w:rPr>
+        <w:t>简介：</w:t>
+      </w:r>
+      <w:r>
+        <w:t>这是一个专门讲电子游戏的网站，用来看游戏消息、看别人对游戏的评价、找玩法办法，也能和其他喜欢游戏的人交流。</w:t>
+      </w:r>
+    </w:p>
+    <w:p>
+      <w:pPr>
+        <w:pStyle w:val="ListBullet"/>
+      </w:pPr>
+      <w:r>
+        <w:rPr>
+          <w:b/>
+        </w:rPr>
+        <w:t>特点：</w:t>
+      </w:r>
+      <w:r>
+        <w:t>1. 游戏内容很多，新消息和评价更新比较快；2. 能看到很多普通玩家的真实看法和讨论；3. 攻略和游戏资料比较全，想找什么比较方便。</w:t>
+      </w:r>
+    </w:p>
+    <w:p>
+      <w:pPr>
+        <w:pStyle w:val="ListBullet"/>
+      </w:pPr>
+      <w:r>
+        <w:rPr>
+          <w:b/>
+        </w:rPr>
+        <w:t>功能：</w:t>
+      </w:r>
+      <w:r>
+        <w:t>1. 看新游戏的消息和评价；2. 查游戏怎么玩、怎么过关和游戏里的资料；3. 和其他喜欢游戏的人聊天、分享心得。</w:t>
+      </w:r>
+    </w:p>
+    <w:p>
+      <w:pPr>
+        <w:pStyle w:val="ListBullet"/>
+      </w:pPr>
+      <w:r>
+        <w:rPr>
+          <w:b/>
+        </w:rPr>
+        <w:t>适合人群：</w:t>
+      </w:r>
+      <w:r>
+        <w:t>适合喜欢玩电子游戏、想了解游戏消息或找攻略的人使用。</w:t>
       </w:r>
     </w:p>
     <w:p/>
@@ -651,7 +503,7 @@
         <w:pStyle w:val="Heading2"/>
       </w:pPr>
       <w:r>
-        <w:t>花百科</w:t>
+        <w:t>好大夫在线</w:t>
       </w:r>
     </w:p>
     <w:p>
@@ -660,7 +512,7 @@
           <w:color w:val="1F4E9C"/>
           <w:u w:val="single"/>
         </w:rPr>
-        <w:t>https://www.huabaike.com</w:t>
+        <w:t>https://www.haodf.com</w:t>
       </w:r>
     </w:p>
     <w:p>
@@ -674,7 +526,7 @@
         <w:t>简介：</w:t>
       </w:r>
       <w:r>
-        <w:t>花百科是一个专门介绍各种花草的网站，能帮人认识花、查花名，还能学会怎么把花养好。</w:t>
+        <w:t>好大夫在线是一个看病找医生的网站，可以查医生、看别人的看病评价，也能预约挂号、向医生问病。</w:t>
       </w:r>
     </w:p>
     <w:p>
@@ -688,7 +540,7 @@
         <w:t>特点：</w:t>
       </w:r>
       <w:r>
-        <w:t>花草种类多，查找方便；讲得通俗，配图直观；养护内容实用，照着做就行。</w:t>
+        <w:t>医生和医院的信息比较多，能按地方、医院和看哪一科来找；很多医生来自正规大医院，别人的看病评价可以参考；可以先在网上问医生，省去一些跑腿和排队。</w:t>
       </w:r>
     </w:p>
     <w:p>
@@ -702,7 +554,7 @@
         <w:t>功能：</w:t>
       </w:r>
       <w:r>
-        <w:t>查某种花叫什么、长什么样、有什么含义；看浇水、晒太阳、换盆、修剪等养护办法；解决叶子发黄、不开花、烂根等常见问题。</w:t>
+        <w:t>查医生、查医院、看其他看病的人留下的评价；预约挂号；用文字、图片或打电话向医生问病。</w:t>
       </w:r>
     </w:p>
     <w:p>
@@ -716,7 +568,7 @@
         <w:t>适合人群：</w:t>
       </w:r>
       <w:r>
-        <w:t>适合喜欢养花、家里或办公室有植物、想了解花草知识的人。</w:t>
+        <w:t>适合想找合适医生、预约挂号，或者想先问问医生再决定要不要去医院的人。</w:t>
       </w:r>
     </w:p>
     <w:p/>
@@ -725,7 +577,7 @@
         <w:pStyle w:val="Heading2"/>
       </w:pPr>
       <w:r>
-        <w:t>美食杰</w:t>
+        <w:t>少数派</w:t>
       </w:r>
     </w:p>
     <w:p>
@@ -734,7 +586,7 @@
           <w:color w:val="1F4E9C"/>
           <w:u w:val="single"/>
         </w:rPr>
-        <w:t>https://www.meishij.net</w:t>
+        <w:t>https://sspai.com</w:t>
       </w:r>
     </w:p>
     <w:p>
@@ -748,7 +600,7 @@
         <w:t>简介：</w:t>
       </w:r>
       <w:r>
-        <w:t>美食杰是一个专门看菜谱、学做菜的网站，帮你在家找到想吃的菜并照着做出来。</w:t>
+        <w:t>少数派是一个介绍手机电脑上好用软件、电子产品和日常使用方法的网站，也有人在上面分享经验、互相交流。</w:t>
       </w:r>
     </w:p>
     <w:p>
@@ -762,7 +614,7 @@
         <w:t>特点：</w:t>
       </w:r>
       <w:r>
-        <w:t>菜谱数量多，家常菜、地方菜和各类小吃都能找到。每道菜一般有材料用量和一步步的做法，看起来清楚明白。还能按食材、口味、人数等条件查找，找起来方便。</w:t>
+        <w:t>内容实用，很多方法看完就能照着用；话题很广，手机、电脑、拍照、办公和生活都有；有普通人的真实使用感受和讨论，不只是广告。</w:t>
       </w:r>
     </w:p>
     <w:p>
@@ -776,7 +628,7 @@
         <w:t>功能：</w:t>
       </w:r>
       <w:r>
-        <w:t>可以查一道菜需要哪些材料、怎么做、火候和时间怎么掌握。可以根据家里现有的菜找能做的饭。可以收藏喜欢的菜谱，以后想做时再翻出来看。</w:t>
+        <w:t>帮你找到好用的手机电脑软件和工具；教你解决使用中的小问题，把设备用得更顺手；让你和别人交流经验、提问和分享。</w:t>
       </w:r>
     </w:p>
     <w:p>
@@ -790,7 +642,155 @@
         <w:t>适合人群：</w:t>
       </w:r>
       <w:r>
-        <w:t>适合想在家做饭、刚开始学做菜、每天不知道吃什么或想给家人换花样的人。</w:t>
+        <w:t>适合喜欢研究手机电脑、想找好用工具、想让日常生活更省事的人。</w:t>
+      </w:r>
+    </w:p>
+    <w:p/>
+    <w:p>
+      <w:pPr>
+        <w:pStyle w:val="Heading2"/>
+      </w:pPr>
+      <w:r>
+        <w:t>中国天气网</w:t>
+      </w:r>
+    </w:p>
+    <w:p>
+      <w:r>
+        <w:rPr>
+          <w:color w:val="1F4E9C"/>
+          <w:u w:val="single"/>
+        </w:rPr>
+        <w:t>https://www.weather.com.cn</w:t>
+      </w:r>
+    </w:p>
+    <w:p>
+      <w:pPr>
+        <w:pStyle w:val="ListBullet"/>
+      </w:pPr>
+      <w:r>
+        <w:rPr>
+          <w:b/>
+        </w:rPr>
+        <w:t>简介：</w:t>
+      </w:r>
+      <w:r>
+        <w:t>中国天气网是一个专门让人查天气的网站，能看全国各地的天气情况，帮人提前知道冷暖、下雨、刮风等变化。</w:t>
+      </w:r>
+    </w:p>
+    <w:p>
+      <w:pPr>
+        <w:pStyle w:val="ListBullet"/>
+      </w:pPr>
+      <w:r>
+        <w:rPr>
+          <w:b/>
+        </w:rPr>
+        <w:t>特点：</w:t>
+      </w:r>
+      <w:r>
+        <w:t>信息来自国家气象部门，比较可靠；能查的地方多，从大城市到小城镇都能找到；更新及时，天气突然变化时能较快看到新消息。</w:t>
+      </w:r>
+    </w:p>
+    <w:p>
+      <w:pPr>
+        <w:pStyle w:val="ListBullet"/>
+      </w:pPr>
+      <w:r>
+        <w:rPr>
+          <w:b/>
+        </w:rPr>
+        <w:t>功能：</w:t>
+      </w:r>
+      <w:r>
+        <w:t>可以查今天、明天和未来几天的天气；可以看下雨、下雪、大风、高温等提醒；可以查穿衣、出行、洗车、运动等日常建议。</w:t>
+      </w:r>
+    </w:p>
+    <w:p>
+      <w:pPr>
+        <w:pStyle w:val="ListBullet"/>
+      </w:pPr>
+      <w:r>
+        <w:rPr>
+          <w:b/>
+        </w:rPr>
+        <w:t>适合人群：</w:t>
+      </w:r>
+      <w:r>
+        <w:t>适合所有想根据天气安排穿衣、出门和日常活动的人。</w:t>
+      </w:r>
+    </w:p>
+    <w:p/>
+    <w:p>
+      <w:pPr>
+        <w:pStyle w:val="Heading2"/>
+      </w:pPr>
+      <w:r>
+        <w:t>下厨房</w:t>
+      </w:r>
+    </w:p>
+    <w:p>
+      <w:r>
+        <w:rPr>
+          <w:color w:val="1F4E9C"/>
+          <w:u w:val="single"/>
+        </w:rPr>
+        <w:t>https://www.xiachufang.com</w:t>
+      </w:r>
+    </w:p>
+    <w:p>
+      <w:pPr>
+        <w:pStyle w:val="ListBullet"/>
+      </w:pPr>
+      <w:r>
+        <w:rPr>
+          <w:b/>
+        </w:rPr>
+        <w:t>简介：</w:t>
+      </w:r>
+      <w:r>
+        <w:t>下厨房是一个找菜谱、学做饭的网站，想吃什么菜、不知道吃什么，都可以来这里找做法。</w:t>
+      </w:r>
+    </w:p>
+    <w:p>
+      <w:pPr>
+        <w:pStyle w:val="ListBullet"/>
+      </w:pPr>
+      <w:r>
+        <w:rPr>
+          <w:b/>
+        </w:rPr>
+        <w:t>特点：</w:t>
+      </w:r>
+      <w:r>
+        <w:t>菜谱特别多，家常菜、地方菜、甜点等基本都能找到。做法写得比较清楚，很多还配图片，照着做容易学会。大家会分享自己的经验和做法，能帮你少走弯路。</w:t>
+      </w:r>
+    </w:p>
+    <w:p>
+      <w:pPr>
+        <w:pStyle w:val="ListBullet"/>
+      </w:pPr>
+      <w:r>
+        <w:rPr>
+          <w:b/>
+        </w:rPr>
+        <w:t>功能：</w:t>
+      </w:r>
+      <w:r>
+        <w:t>可以按菜名、食材或口味找菜谱。可以收藏喜欢的菜谱，下次直接翻出来看。可以上传自己做的菜，和其他人交流做饭心得。</w:t>
+      </w:r>
+    </w:p>
+    <w:p>
+      <w:pPr>
+        <w:pStyle w:val="ListBullet"/>
+      </w:pPr>
+      <w:r>
+        <w:rPr>
+          <w:b/>
+        </w:rPr>
+        <w:t>适合人群：</w:t>
+      </w:r>
+      <w:r>
+        <w:t>适合想自己做饭、想学做菜、每天为吃什么发愁的普通人。</w:t>
       </w:r>
     </w:p>
     <w:p/>

--- a/docs/每日网站推荐_20261001.docx
+++ b/docs/每日网站推荐_20261001.docx
@@ -35,7 +35,7 @@
         <w:pStyle w:val="Heading2"/>
       </w:pPr>
       <w:r>
-        <w:t>知妖</w:t>
+        <w:t>国家科技图书文献中心</w:t>
       </w:r>
     </w:p>
     <w:p>
@@ -44,7 +44,7 @@
           <w:color w:val="1F4E9C"/>
           <w:u w:val="single"/>
         </w:rPr>
-        <w:t>https://www.cbaigui.com</w:t>
+        <w:t>https://www.nstl.gov.cn</w:t>
       </w:r>
     </w:p>
     <w:p>
@@ -58,7 +58,7 @@
         <w:t>简介：</w:t>
       </w:r>
       <w:r>
-        <w:t>知妖是一个专门收集和介绍中国妖怪、鬼怪和民间传说的网站，能让人查到一个妖怪的来历、长相和故事。</w:t>
+        <w:t>国家科技图书文献中心是一个收集科技类图书、文章和报告等资料的网站，主要帮人查找和取得学习、研究中需要的科技资料。</w:t>
       </w:r>
     </w:p>
     <w:p>
@@ -72,7 +72,7 @@
         <w:t>特点：</w:t>
       </w:r>
       <w:r>
-        <w:t>1. 内容很多，从古书和民间故事里整理出各种妖怪；2. 每个妖怪大多写明出处和原来的故事，不是随便编的；3. 可以按名字搜，也能一类一类翻，页面简单好读。</w:t>
+        <w:t>1. 资料很多，来自全国很多图书馆和机构，能找到的范围很广。2. 一个网站就能查很多种资料，不用来回跑很多网站。3. 资料经过整理，来源比较可靠。</w:t>
       </w:r>
     </w:p>
     <w:p>
@@ -86,7 +86,7 @@
         <w:t>功能：</w:t>
       </w:r>
       <w:r>
-        <w:t>1. 查某个妖怪是什么、出自哪里、有什么传说；2. 按类别浏览各种各样的妖怪和民间故事；3. 给写故事、画画、做视频的人找灵感和参考。</w:t>
+        <w:t>1. 可以查找科技图书、杂志文章、会议文章、毕业论文、研究报告、专利和标准等。2. 找到需要的资料后，可以申请拿到原文，具体能不能免费看、要不要付钱、多久拿到，页面会说明。3. 可以按作者、刊物、年份等条件缩小范围，方便找到有用的资料。</w:t>
       </w:r>
     </w:p>
     <w:p>
@@ -100,7 +100,7 @@
         <w:t>适合人群：</w:t>
       </w:r>
       <w:r>
-        <w:t>喜欢中国妖怪、神话和民间故事的人，以及想找这类材料来写故事、画画的人。</w:t>
+        <w:t>适合需要查科技资料来学习、写文章或做研究的学生、老师和研究人员。</w:t>
       </w:r>
     </w:p>
     <w:p/>
@@ -109,7 +109,7 @@
         <w:pStyle w:val="Heading2"/>
       </w:pPr>
       <w:r>
-        <w:t>数学乐</w:t>
+        <w:t>中国植物图像库</w:t>
       </w:r>
     </w:p>
     <w:p>
@@ -118,7 +118,7 @@
           <w:color w:val="1F4E9C"/>
           <w:u w:val="single"/>
         </w:rPr>
-        <w:t>https://www.shuxuele.com</w:t>
+        <w:t>https://ppbc.iplant.cn</w:t>
       </w:r>
     </w:p>
     <w:p>
@@ -132,7 +132,7 @@
         <w:t>简介：</w:t>
       </w:r>
       <w:r>
-        <w:t>数学乐是一个用中文讲数学的学习网站，帮人从简单算术学到中学数学，遇到不懂的地方可以查讲解、看例子、做练习。</w:t>
+        <w:t>中国植物图像库是一个专门收集中国各种植物照片的网站，能帮人查找植物叫什么、长什么样。</w:t>
       </w:r>
     </w:p>
     <w:p>
@@ -146,7 +146,7 @@
         <w:t>特点：</w:t>
       </w:r>
       <w:r>
-        <w:t>讲解像平时说话一样好懂，常配图和例子；内容分得清楚，想找哪一块比较容易；有练习和答案，能边学边检查。</w:t>
+        <w:t>1. 照片数量很多，很多植物都能找到；2. 查找方便，可以按植物名字、拍摄地点、拍摄时间来找；3. 照片旁边常写着植物名称和拍摄信息，方便对照确认。</w:t>
       </w:r>
     </w:p>
     <w:p>
@@ -160,7 +160,7 @@
         <w:t>功能：</w:t>
       </w:r>
       <w:r>
-        <w:t>能帮人学习加减乘除、图形、数量关系等数学知识；能查到某个知识点的讲解和例题；能做练习并对照答案看自己会不会。</w:t>
+        <w:t>1. 查一种植物长什么样、叫什么名字；2. 看某个地方、某个时间有哪些植物照片；3. 把自己拍的植物照片传上去。</w:t>
       </w:r>
     </w:p>
     <w:p>
@@ -174,7 +174,7 @@
         <w:t>适合人群：</w:t>
       </w:r>
       <w:r>
-        <w:t>适合想学数学、补数学的学生，想辅导孩子的家长，以及需要找讲课材料的老师。</w:t>
+        <w:t>适合喜欢花草、爱拍植物、爱逛公园野外，或者想知道身边植物名字和样子的人。</w:t>
       </w:r>
     </w:p>
     <w:p/>
@@ -183,7 +183,7 @@
         <w:pStyle w:val="Heading2"/>
       </w:pPr>
       <w:r>
-        <w:t>诗词名句网</w:t>
+        <w:t>植物智</w:t>
       </w:r>
     </w:p>
     <w:p>
@@ -192,7 +192,7 @@
           <w:color w:val="1F4E9C"/>
           <w:u w:val="single"/>
         </w:rPr>
-        <w:t>https://www.shicimingju.com</w:t>
+        <w:t>https://www.iplant.cn</w:t>
       </w:r>
     </w:p>
     <w:p>
@@ -206,7 +206,7 @@
         <w:t>简介：</w:t>
       </w:r>
       <w:r>
-        <w:t>这是一个专门收集中国古诗词和名言名句的网站，主要用来查诗词、读诗词、看解释和赏析。</w:t>
+        <w:t>植物智是一个专门查植物、认植物、看植物照片和了解植物知识的网站，普通人也能用它认识身边的花草树木。</w:t>
       </w:r>
     </w:p>
     <w:p>
@@ -220,7 +220,7 @@
         <w:t>特点：</w:t>
       </w:r>
       <w:r>
-        <w:t>1. 收录的诗词和名句很多，常见的、不常见的都比较好找。2. 按作者、朝代、诗句内容等方式分得很清楚，查找方便。3. 很多诗词带有简单的解释和赏析，普通人也能看懂。</w:t>
+        <w:t>1. 收集的植物很多，常见和少见的都能查；2. 照片多，能看到花、叶、果和整棵植物的真实样子；3. 内容来源比较可靠，查到的名字和介绍更让人放心。</w:t>
       </w:r>
     </w:p>
     <w:p>
@@ -234,7 +234,7 @@
         <w:t>功能：</w:t>
       </w:r>
       <w:r>
-        <w:t>1. 可以查一句诗出自哪首诗、作者是谁。2. 可以看整首诗词的原文、解释和赏析。3. 可以按作者、朝代或主题找诗词和名句。</w:t>
+        <w:t>1. 帮人认出身边不认识的树、花、草，知道它叫什么；2. 查看一种植物的照片和介绍，了解它长什么样、什么时候开花结果、长在哪些地方；3. 学习植物知识，给写作业、做自然观察或养花种草提供参考。</w:t>
       </w:r>
     </w:p>
     <w:p>
@@ -248,7 +248,81 @@
         <w:t>适合人群：</w:t>
       </w:r>
       <w:r>
-        <w:t>适合学生、老师、家长，以及所有喜欢古诗词、想查诗句或学习古诗词的人。</w:t>
+        <w:t>适合喜欢花草树木、想认识身边植物、需要查植物知识的学生和普通爱好者。</w:t>
+      </w:r>
+    </w:p>
+    <w:p/>
+    <w:p>
+      <w:pPr>
+        <w:pStyle w:val="Heading2"/>
+      </w:pPr>
+      <w:r>
+        <w:t>诗词吾爱</w:t>
+      </w:r>
+    </w:p>
+    <w:p>
+      <w:r>
+        <w:rPr>
+          <w:color w:val="1F4E9C"/>
+          <w:u w:val="single"/>
+        </w:rPr>
+        <w:t>https://www.52shici.com</w:t>
+      </w:r>
+    </w:p>
+    <w:p>
+      <w:pPr>
+        <w:pStyle w:val="ListBullet"/>
+      </w:pPr>
+      <w:r>
+        <w:rPr>
+          <w:b/>
+        </w:rPr>
+        <w:t>简介：</w:t>
+      </w:r>
+      <w:r>
+        <w:t>诗词吾爱是一个专门看古诗词、学写古诗词、和有相同爱好的人交流的网站，主要用来查诗、写诗和分享作品。</w:t>
+      </w:r>
+    </w:p>
+    <w:p>
+      <w:pPr>
+        <w:pStyle w:val="ListBullet"/>
+      </w:pPr>
+      <w:r>
+        <w:rPr>
+          <w:b/>
+        </w:rPr>
+        <w:t>特点：</w:t>
+      </w:r>
+      <w:r>
+        <w:t>1. 不用下载安装，打开网页就能用。2. 能自动帮忙检查自己写的诗词在声调和押韵上有没有问题。3. 古诗词资料多，喜欢诗词的人也多。</w:t>
+      </w:r>
+    </w:p>
+    <w:p>
+      <w:pPr>
+        <w:pStyle w:val="ListBullet"/>
+      </w:pPr>
+      <w:r>
+        <w:rPr>
+          <w:b/>
+        </w:rPr>
+        <w:t>功能：</w:t>
+      </w:r>
+      <w:r>
+        <w:t>1. 查历代古诗词和诗人。2. 检查自己写的诗词在声调和押韵上是否合适。3. 发表自己的作品，阅读别人的作品并留言交流。</w:t>
+      </w:r>
+    </w:p>
+    <w:p>
+      <w:pPr>
+        <w:pStyle w:val="ListBullet"/>
+      </w:pPr>
+      <w:r>
+        <w:rPr>
+          <w:b/>
+        </w:rPr>
+        <w:t>适合人群：</w:t>
+      </w:r>
+      <w:r>
+        <w:t>喜欢古诗词、想学着写诗写词，或者想找有相同爱好的人一起交流的人。</w:t>
       </w:r>
     </w:p>
     <w:p/>
@@ -265,7 +339,7 @@
         <w:pStyle w:val="Heading2"/>
       </w:pPr>
       <w:r>
-        <w:t>坚果云</w:t>
+        <w:t>标小智</w:t>
       </w:r>
     </w:p>
     <w:p>
@@ -274,7 +348,7 @@
           <w:color w:val="1F4E9C"/>
           <w:u w:val="single"/>
         </w:rPr>
-        <w:t>https://www.jianguoyun.com</w:t>
+        <w:t>https://www.logosc.cn</w:t>
       </w:r>
     </w:p>
     <w:p>
@@ -288,7 +362,7 @@
         <w:t>简介：</w:t>
       </w:r>
       <w:r>
-        <w:t>坚果云是一个把文件存到网上的网站，能让你在电脑和手机上看到、用到同一份文件，也能让别人一起看和改。</w:t>
+        <w:t>这是一个在网上帮人做标志的网站，给店铺、公司或活动做出好看的标志图案。</w:t>
       </w:r>
     </w:p>
     <w:p>
@@ -302,7 +376,7 @@
         <w:t>特点：</w:t>
       </w:r>
       <w:r>
-        <w:t>文件改动后会自动保存到网上，不用自己再传一次；换电脑或手机也能看到一样的文件；可以只让指定的人查看或修改。</w:t>
+        <w:t>不用会画画，也不用先装做图软件；打开网页就能用，选一选、改一改就行；给出的样子多，能换颜色、换文字、换图案。</w:t>
       </w:r>
     </w:p>
     <w:p>
@@ -316,7 +390,7 @@
         <w:t>功能：</w:t>
       </w:r>
       <w:r>
-        <w:t>帮你把重要文件存到网上，电脑或手机丢了也不容易丢文件；帮你在电脑、手机、平板之间用同一份文件；帮你把文件发给别人，并和别人一起看或一起改。</w:t>
+        <w:t>能按名字和行业做出多种标志样子；能改标志上的字、颜色和图案；能把做好的标志下载成图片，用在门头、名片、包装或网页上。</w:t>
       </w:r>
     </w:p>
     <w:p>
@@ -330,7 +404,7 @@
         <w:t>适合人群：</w:t>
       </w:r>
       <w:r>
-        <w:t>适合经常要在不同电脑和手机上处理文件、还要和同事或同学一起改文件的人。</w:t>
+        <w:t>开小店、办公司、做活动或刚起步做生意，需要标志但不会自己画的人。</w:t>
       </w:r>
     </w:p>
     <w:p/>
@@ -339,7 +413,7 @@
         <w:pStyle w:val="Heading2"/>
       </w:pPr>
       <w:r>
-        <w:t>在线工具</w:t>
+        <w:t>ShowDoc</w:t>
       </w:r>
     </w:p>
     <w:p>
@@ -348,7 +422,7 @@
           <w:color w:val="1F4E9C"/>
           <w:u w:val="single"/>
         </w:rPr>
-        <w:t>https://tool.lu</w:t>
+        <w:t>https://www.showdoc.com.cn</w:t>
       </w:r>
     </w:p>
     <w:p>
@@ -362,7 +436,7 @@
         <w:t>简介：</w:t>
       </w:r>
       <w:r>
-        <w:t>它是一个把很多常用小工具放在一起的网站，打开网页就能快速处理文字、图片、日期等小事情。</w:t>
+        <w:t>这是一个在网上写说明材料、整理说明材料和分享说明材料的网站，主要用来让一个团队把做软件、做网站时的各种情况写清楚，方便大家一起看、一起改。</w:t>
       </w:r>
     </w:p>
     <w:p>
@@ -376,7 +450,7 @@
         <w:t>特点：</w:t>
       </w:r>
       <w:r>
-        <w:t>工具很多，大部分都能免费用；不用注册登录，打开就能用；不用安装软件，手机和电脑都能打开。</w:t>
+        <w:t>打开网页就能写，不用来回传文件；多人可以一起用，谁改了什么能留下记录；内容可以按类别和目录整理，找起来方便。</w:t>
       </w:r>
     </w:p>
     <w:p>
@@ -390,7 +464,7 @@
         <w:t>功能：</w:t>
       </w:r>
       <w:r>
-        <w:t>能把图片改大改小；能整理、统计和转换文字；能计算日期、换算单位、生成扫码用的方块图和密码。</w:t>
+        <w:t>能新建和保存各种说明材料；能把材料分门别类放好，还能安排哪些人能看、哪些人能改；能发一个网址给别人，别人点开就能看。</w:t>
       </w:r>
     </w:p>
     <w:p>
@@ -404,7 +478,81 @@
         <w:t>适合人群：</w:t>
       </w:r>
       <w:r>
-        <w:t>适合上班时需要随手处理文字、图片、日期等小事情的人。</w:t>
+        <w:t>适合做软件、做网站的工作团队，也适合需要一起整理和分享说明材料的人。</w:t>
+      </w:r>
+    </w:p>
+    <w:p/>
+    <w:p>
+      <w:pPr>
+        <w:pStyle w:val="Heading2"/>
+      </w:pPr>
+      <w:r>
+        <w:t>爱给网</w:t>
+      </w:r>
+    </w:p>
+    <w:p>
+      <w:r>
+        <w:rPr>
+          <w:color w:val="1F4E9C"/>
+          <w:u w:val="single"/>
+        </w:rPr>
+        <w:t>https://www.aigei.com</w:t>
+      </w:r>
+    </w:p>
+    <w:p>
+      <w:pPr>
+        <w:pStyle w:val="ListBullet"/>
+      </w:pPr>
+      <w:r>
+        <w:rPr>
+          <w:b/>
+        </w:rPr>
+        <w:t>简介：</w:t>
+      </w:r>
+      <w:r>
+        <w:t>爱给网是一个中文网站，里面能找声音、图片、视频和各种做东西用的材料，主要用来下载这些东西，帮人做视频、做设计或做其他创作。</w:t>
+      </w:r>
+    </w:p>
+    <w:p>
+      <w:pPr>
+        <w:pStyle w:val="ListBullet"/>
+      </w:pPr>
+      <w:r>
+        <w:rPr>
+          <w:b/>
+        </w:rPr>
+        <w:t>特点：</w:t>
+      </w:r>
+      <w:r>
+        <w:t>1. 东西很多，声音、图片、视频、模板等都能找到；2. 分类和查找比较清楚，想找什么可以直接搜；3. 有不少免费内容，日常做东西基本够用。</w:t>
+      </w:r>
+    </w:p>
+    <w:p>
+      <w:pPr>
+        <w:pStyle w:val="ListBullet"/>
+      </w:pPr>
+      <w:r>
+        <w:rPr>
+          <w:b/>
+        </w:rPr>
+        <w:t>功能：</w:t>
+      </w:r>
+      <w:r>
+        <w:t>1. 找背景音乐、音效、配音等声音；2. 找视频片段、图片、动画、模板等画面材料；3. 下载后用来剪视频、做海报、做课件或做小作品。</w:t>
+      </w:r>
+    </w:p>
+    <w:p>
+      <w:pPr>
+        <w:pStyle w:val="ListBullet"/>
+      </w:pPr>
+      <w:r>
+        <w:rPr>
+          <w:b/>
+        </w:rPr>
+        <w:t>适合人群：</w:t>
+      </w:r>
+      <w:r>
+        <w:t>适合做视频、做设计、做课件、发短视频或喜欢自己动手创作的人。</w:t>
       </w:r>
     </w:p>
     <w:p/>
@@ -421,7 +569,7 @@
         <w:pStyle w:val="Heading2"/>
       </w:pPr>
       <w:r>
-        <w:t>小霸王游戏机</w:t>
+        <w:t>涂鸦王国</w:t>
       </w:r>
     </w:p>
     <w:p>
@@ -430,7 +578,7 @@
           <w:color w:val="1F4E9C"/>
           <w:u w:val="single"/>
         </w:rPr>
-        <w:t>https://www.yikm.net</w:t>
+        <w:t>https://www.poocg.com</w:t>
       </w:r>
     </w:p>
     <w:p>
@@ -444,7 +592,7 @@
         <w:t>简介：</w:t>
       </w:r>
       <w:r>
-        <w:t>这是一个把很多小霸王老游戏放在一起的网站，打开后选一个就能直接玩。</w:t>
+        <w:t>涂鸦王国是一个给大家看画、发画和互相交流的网站，喜欢画画的人可以把自己的作品放上去，也能欣赏别人的作品。</w:t>
       </w:r>
     </w:p>
     <w:p>
@@ -458,7 +606,7 @@
         <w:t>特点：</w:t>
       </w:r>
       <w:r>
-        <w:t>不用下载和安装，点开就能玩；游戏很多，都是以前常见的经典老游戏；免费，打开就能玩，操作简单。</w:t>
+        <w:t>画画的人多，作品种类丰富；原创作品多，容易找到自己喜欢的风格；可以点赞、评论、关注，和作者直接交流。</w:t>
       </w:r>
     </w:p>
     <w:p>
@@ -472,7 +620,7 @@
         <w:t>功能：</w:t>
       </w:r>
       <w:r>
-        <w:t>能玩超级玛丽、魂斗罗、坦克大战等老游戏；能按名字找想玩的游戏；能直接在电脑上用键盘控制游戏。</w:t>
+        <w:t>能发布自己的画作并得到别人的反馈；能浏览、收藏和关注喜欢的画作和画师；能参加网站举办的画画活动，也能找人帮忙画图或接别人委托画图。</w:t>
       </w:r>
     </w:p>
     <w:p>
@@ -486,7 +634,7 @@
         <w:t>适合人群：</w:t>
       </w:r>
       <w:r>
-        <w:t>适合想找回小时候玩游戏感觉的人，或者喜欢简单老游戏的人。</w:t>
+        <w:t>适合喜欢画画、爱看画，想展示作品、认识同好或找人画图的人。</w:t>
       </w:r>
     </w:p>
     <w:p/>
@@ -503,7 +651,7 @@
         <w:pStyle w:val="Heading2"/>
       </w:pPr>
       <w:r>
-        <w:t>默沙东诊疗手册</w:t>
+        <w:t>公交查询</w:t>
       </w:r>
     </w:p>
     <w:p>
@@ -512,7 +660,7 @@
           <w:color w:val="1F4E9C"/>
           <w:u w:val="single"/>
         </w:rPr>
-        <w:t>https://www.msdmanuals.cn</w:t>
+        <w:t>https://www.8684.cn</w:t>
       </w:r>
     </w:p>
     <w:p>
@@ -526,7 +674,7 @@
         <w:t>简介：</w:t>
       </w:r>
       <w:r>
-        <w:t>这是一个免费的健康知识网站，普通人可以在这里查病、查药、查身体不舒服可能是什么原因。</w:t>
+        <w:t>这是一个查公交车怎么坐的网站，输入城市、线路或起点终点，就能看到经过的站和换乘办法。</w:t>
       </w:r>
     </w:p>
     <w:p>
@@ -540,7 +688,7 @@
         <w:t>特点：</w:t>
       </w:r>
       <w:r>
-        <w:t>1. 内容由很多医生参与编写，说法比较可靠。2. 免费看，不用注册，打开就能查。3. 尽量用普通人看得懂的话讲健康问题。</w:t>
+        <w:t>覆盖城市多，去外地也能查；不用注册登录，打开就能用；站名和线路写得清楚，查看方便。</w:t>
       </w:r>
     </w:p>
     <w:p>
@@ -554,7 +702,7 @@
         <w:t>功能：</w:t>
       </w:r>
       <w:r>
-        <w:t>1. 查身体不舒服可能和哪些问题有关。2. 了解一种病是怎么回事、该怎么处理、什么时候该看医生。3. 查常用药的作用、用法和要注意的地方。</w:t>
+        <w:t>查某路公交车经过哪些站、大概几点发车和收车；查从起点到终点怎么坐车、在哪换乘；查一些城市的地铁、长途汽车等出行信息。</w:t>
       </w:r>
     </w:p>
     <w:p>
@@ -568,7 +716,7 @@
         <w:t>适合人群：</w:t>
       </w:r>
       <w:r>
-        <w:t>适合想了解健康知识、自己或家人不舒服时想先查一查的普通人。</w:t>
+        <w:t>适合平时坐公交地铁出门、去外地旅游或办事、对路线不熟悉的人使用。</w:t>
       </w:r>
     </w:p>
     <w:p/>
@@ -577,7 +725,7 @@
         <w:pStyle w:val="Heading2"/>
       </w:pPr>
       <w:r>
-        <w:t>心食谱</w:t>
+        <w:t>手工客</w:t>
       </w:r>
     </w:p>
     <w:p>
@@ -586,7 +734,7 @@
           <w:color w:val="1F4E9C"/>
           <w:u w:val="single"/>
         </w:rPr>
-        <w:t>https://www.xinshipu.com</w:t>
+        <w:t>https://www.shougongke.com</w:t>
       </w:r>
     </w:p>
     <w:p>
@@ -600,7 +748,7 @@
         <w:t>简介：</w:t>
       </w:r>
       <w:r>
-        <w:t>心食谱是一个专门给人看菜谱、学做菜的网站，能找到很多家常菜、汤、面点和小吃的做法。</w:t>
+        <w:t>手工客是一个给喜欢动手做东西的人看教程、学手艺、分享自己作品的网站。</w:t>
       </w:r>
     </w:p>
     <w:p>
@@ -614,7 +762,7 @@
         <w:t>特点：</w:t>
       </w:r>
       <w:r>
-        <w:t>菜谱数量很多，家常菜和各地口味都能找到；每道菜一般都有用料和步骤说明，照着做比较清楚；还能看到别人的做法和评价，方便参考。</w:t>
+        <w:t>手工种类很多，常见的小玩意大多能找到做法；教程大多一步一步讲，还配图片，跟着学比较轻松；有很多同好分享作品和想法，能给人不少灵感。</w:t>
       </w:r>
     </w:p>
     <w:p>
@@ -628,7 +776,7 @@
         <w:t>功能：</w:t>
       </w:r>
       <w:r>
-        <w:t>能按菜名、食材或口味查找菜谱；能教人一步步做出想吃的菜；能帮人给一日三餐换花样、解决不知道吃什么的问题。</w:t>
+        <w:t>可以找教程跟着学做；可以把自己做好的东西发上去，和别人交流；可以看别人的做法和推荐，找材料和工具的参考。</w:t>
       </w:r>
     </w:p>
     <w:p>
@@ -642,155 +790,7 @@
         <w:t>适合人群：</w:t>
       </w:r>
       <w:r>
-        <w:t>适合想自己做饭、学做菜，或者想给家人朋友换着花样做饭的人。</w:t>
-      </w:r>
-    </w:p>
-    <w:p/>
-    <w:p>
-      <w:pPr>
-        <w:pStyle w:val="Heading2"/>
-      </w:pPr>
-      <w:r>
-        <w:t>多肉联萌</w:t>
-      </w:r>
-    </w:p>
-    <w:p>
-      <w:r>
-        <w:rPr>
-          <w:color w:val="1F4E9C"/>
-          <w:u w:val="single"/>
-        </w:rPr>
-        <w:t>https://www.drlmeng.com</w:t>
-      </w:r>
-    </w:p>
-    <w:p>
-      <w:pPr>
-        <w:pStyle w:val="ListBullet"/>
-      </w:pPr>
-      <w:r>
-        <w:rPr>
-          <w:b/>
-        </w:rPr>
-        <w:t>简介：</w:t>
-      </w:r>
-      <w:r>
-        <w:t>这是一个专门讲多肉植物的中文网站，主要用来查多肉叫什么、怎么养，也看别人分享的种植经验。</w:t>
-      </w:r>
-    </w:p>
-    <w:p>
-      <w:pPr>
-        <w:pStyle w:val="ListBullet"/>
-      </w:pPr>
-      <w:r>
-        <w:rPr>
-          <w:b/>
-        </w:rPr>
-        <w:t>特点：</w:t>
-      </w:r>
-      <w:r>
-        <w:t>多肉品种资料比较全，很多都配有图片；养护方法写得容易看懂；有不少爱好者分享自己的种植经历。</w:t>
-      </w:r>
-    </w:p>
-    <w:p>
-      <w:pPr>
-        <w:pStyle w:val="ListBullet"/>
-      </w:pPr>
-      <w:r>
-        <w:rPr>
-          <w:b/>
-        </w:rPr>
-        <w:t>功能：</w:t>
-      </w:r>
-      <w:r>
-        <w:t>能查不同多肉的名字和样子；能学怎么浇水、晒太阳、换盆；能看别人的多肉照片和养殖经验。</w:t>
-      </w:r>
-    </w:p>
-    <w:p>
-      <w:pPr>
-        <w:pStyle w:val="ListBullet"/>
-      </w:pPr>
-      <w:r>
-        <w:rPr>
-          <w:b/>
-        </w:rPr>
-        <w:t>适合人群：</w:t>
-      </w:r>
-      <w:r>
-        <w:t>适合喜欢多肉、刚开始养多肉或想把多肉养得更好的人。</w:t>
-      </w:r>
-    </w:p>
-    <w:p/>
-    <w:p>
-      <w:pPr>
-        <w:pStyle w:val="Heading2"/>
-      </w:pPr>
-      <w:r>
-        <w:t>数字尾巴</w:t>
-      </w:r>
-    </w:p>
-    <w:p>
-      <w:r>
-        <w:rPr>
-          <w:color w:val="1F4E9C"/>
-          <w:u w:val="single"/>
-        </w:rPr>
-        <w:t>https://www.dgtle.com</w:t>
-      </w:r>
-    </w:p>
-    <w:p>
-      <w:pPr>
-        <w:pStyle w:val="ListBullet"/>
-      </w:pPr>
-      <w:r>
-        <w:rPr>
-          <w:b/>
-        </w:rPr>
-        <w:t>简介：</w:t>
-      </w:r>
-      <w:r>
-        <w:t>数字尾巴是一个分享数码产品和日常生活的网站，人们可以在这里看别人怎么用手机、电脑、相机等，也可以自己发内容交流。</w:t>
-      </w:r>
-    </w:p>
-    <w:p>
-      <w:pPr>
-        <w:pStyle w:val="ListBullet"/>
-      </w:pPr>
-      <w:r>
-        <w:rPr>
-          <w:b/>
-        </w:rPr>
-        <w:t>特点：</w:t>
-      </w:r>
-      <w:r>
-        <w:t>内容多是普通人真实的使用感受，不是冷冰冰的介绍；图片和文字通常比较好看，读起来轻松；聊的东西很广，手机、电脑、相机、家里用的小电器都能看到。</w:t>
-      </w:r>
-    </w:p>
-    <w:p>
-      <w:pPr>
-        <w:pStyle w:val="ListBullet"/>
-      </w:pPr>
-      <w:r>
-        <w:rPr>
-          <w:b/>
-        </w:rPr>
-        <w:t>功能：</w:t>
-      </w:r>
-      <w:r>
-        <w:t>可以看别人发的开箱、使用心得和购买建议；可以发自己的照片、想法和问题，和大家一起聊；可以了解最近有哪些新东西值得关注。</w:t>
-      </w:r>
-    </w:p>
-    <w:p>
-      <w:pPr>
-        <w:pStyle w:val="ListBullet"/>
-      </w:pPr>
-      <w:r>
-        <w:rPr>
-          <w:b/>
-        </w:rPr>
-        <w:t>适合人群：</w:t>
-      </w:r>
-      <w:r>
-        <w:t>喜欢数码产品、爱看真实使用分享、也愿意交流日常好物的人。</w:t>
+        <w:t>适合喜欢动手做手工、想自己学着做点小东西，或者想找生活乐趣的人。</w:t>
       </w:r>
     </w:p>
     <w:p/>
@@ -812,12 +812,227 @@
         <w:rPr>
           <w:color w:val="888888"/>
         </w:rPr>
-        <w:t>本篇依据采集到的链接整理（来源：https://www.v2ex.com/）；受来源所限可能含上线较早的站点，请以实际为准。</w:t>
+        <w:t>本篇依据采集到的链接整理（来源：https://haozhan.wang,https://chinesesite.net）；受来源所限可能含上线较早的站点，请以实际为准。</w:t>
+      </w:r>
+    </w:p>
+    <w:p>
+      <w:pPr>
+        <w:pStyle w:val="Heading2"/>
+      </w:pPr>
+      <w:r>
+        <w:t>zhounote</w:t>
       </w:r>
     </w:p>
     <w:p>
       <w:r>
-        <w:t>本周未能获取到可靠的新网站数据。</w:t>
+        <w:rPr>
+          <w:color w:val="1F4E9C"/>
+          <w:u w:val="single"/>
+        </w:rPr>
+        <w:t>https://www.zhounote.com/</w:t>
+      </w:r>
+    </w:p>
+    <w:p>
+      <w:r>
+        <w:t>我没法打开这个网站，所以不知道它是干什么的。</w:t>
+      </w:r>
+    </w:p>
+    <w:p>
+      <w:pPr>
+        <w:pStyle w:val="Heading2"/>
+      </w:pPr>
+      <w:r>
+        <w:t>周阿源</w:t>
+      </w:r>
+    </w:p>
+    <w:p>
+      <w:r>
+        <w:rPr>
+          <w:color w:val="1F4E9C"/>
+          <w:u w:val="single"/>
+        </w:rPr>
+        <w:t>https://zhouayuan.com/</w:t>
+      </w:r>
+    </w:p>
+    <w:p>
+      <w:r>
+        <w:t>我打不开这个网址，没法确认它到底是干什么的。</w:t>
+      </w:r>
+    </w:p>
+    <w:p>
+      <w:pPr>
+        <w:pStyle w:val="Heading2"/>
+      </w:pPr>
+      <w:r>
+        <w:t>博友圈</w:t>
+      </w:r>
+    </w:p>
+    <w:p>
+      <w:r>
+        <w:rPr>
+          <w:color w:val="1F4E9C"/>
+          <w:u w:val="single"/>
+        </w:rPr>
+        <w:t>https://www.boyouquan.com/</w:t>
+      </w:r>
+    </w:p>
+    <w:p>
+      <w:r>
+        <w:t>「博友圈」就是把很多个人博客的最新文章收集到一块儿，让你在一个页面上就能看到这些博主最近都写了啥的网站。</w:t>
+      </w:r>
+    </w:p>
+    <w:p>
+      <w:pPr>
+        <w:pStyle w:val="Heading2"/>
+      </w:pPr>
+      <w:r>
+        <w:t>易博集</w:t>
+      </w:r>
+    </w:p>
+    <w:p>
+      <w:r>
+        <w:rPr>
+          <w:color w:val="1F4E9C"/>
+          <w:u w:val="single"/>
+        </w:rPr>
+        <w:t>https://eeenav.com/blogs</w:t>
+      </w:r>
+    </w:p>
+    <w:p>
+      <w:r>
+        <w:t>这是一个把网上各种博客文章收集到一起，方便你阅读的网站。</w:t>
+      </w:r>
+    </w:p>
+    <w:p>
+      <w:pPr>
+        <w:pStyle w:val="Heading2"/>
+      </w:pPr>
+      <w:r>
+        <w:t>若梦博客</w:t>
+      </w:r>
+    </w:p>
+    <w:p>
+      <w:r>
+        <w:rPr>
+          <w:color w:val="1F4E9C"/>
+          <w:u w:val="single"/>
+        </w:rPr>
+        <w:t>https://www.rmbk.cc/</w:t>
+      </w:r>
+    </w:p>
+    <w:p>
+      <w:r>
+        <w:t>我打不开这个网址，没法确定它是干什么的。</w:t>
+      </w:r>
+    </w:p>
+    <w:p>
+      <w:pPr>
+        <w:pStyle w:val="Heading2"/>
+      </w:pPr>
+      <w:r>
+        <w:t>大佬论坛</w:t>
+      </w:r>
+    </w:p>
+    <w:p>
+      <w:r>
+        <w:rPr>
+          <w:color w:val="1F4E9C"/>
+          <w:u w:val="single"/>
+        </w:rPr>
+        <w:t>https://www.dalao.net/</w:t>
+      </w:r>
+    </w:p>
+    <w:p>
+      <w:r>
+        <w:t>就是一个中文网上论坛，大家在上面发帖、聊天、问问题、交流各种话题。</w:t>
+      </w:r>
+    </w:p>
+    <w:p>
+      <w:pPr>
+        <w:pStyle w:val="Heading2"/>
+      </w:pPr>
+      <w:r>
+        <w:t>IT171中文网</w:t>
+      </w:r>
+    </w:p>
+    <w:p>
+      <w:r>
+        <w:rPr>
+          <w:color w:val="1F4E9C"/>
+          <w:u w:val="single"/>
+        </w:rPr>
+        <w:t>https://www.it171.cn/</w:t>
+      </w:r>
+    </w:p>
+    <w:p>
+      <w:r>
+        <w:t>这是一个用中文教普通人用电脑、上网和解决电脑小毛病的网站。</w:t>
+      </w:r>
+    </w:p>
+    <w:p>
+      <w:pPr>
+        <w:pStyle w:val="Heading2"/>
+      </w:pPr>
+      <w:r>
+        <w:t>苏ICP备19065220号-4</w:t>
+      </w:r>
+    </w:p>
+    <w:p>
+      <w:r>
+        <w:rPr>
+          <w:color w:val="1F4E9C"/>
+          <w:u w:val="single"/>
+        </w:rPr>
+        <w:t>http://beian.miit.gov.cn</w:t>
+      </w:r>
+    </w:p>
+    <w:p>
+      <w:r>
+        <w:t>这个网站就是国家给网站登记“户口”、也让人查网站有没有登记的地方。</w:t>
+      </w:r>
+    </w:p>
+    <w:p>
+      <w:pPr>
+        <w:pStyle w:val="Heading2"/>
+      </w:pPr>
+      <w:r>
+        <w:t>萌ICP备20269980号</w:t>
+      </w:r>
+    </w:p>
+    <w:p>
+      <w:r>
+        <w:rPr>
+          <w:color w:val="1F4E9C"/>
+          <w:u w:val="single"/>
+        </w:rPr>
+        <w:t>https://icp.gov.moe/?keyword=20269980</w:t>
+      </w:r>
+    </w:p>
+    <w:p>
+      <w:r>
+        <w:t>这是个给动漫、游戏之类的个人小网站发着玩的“假备案号”的网站，让你的网站看起来像正经备案过一样，其实跟国家备案没关系。</w:t>
+      </w:r>
+    </w:p>
+    <w:p>
+      <w:pPr>
+        <w:pStyle w:val="Heading2"/>
+      </w:pPr>
+      <w:r>
+        <w:t>茶ICP备2026050346号</w:t>
+      </w:r>
+    </w:p>
+    <w:p>
+      <w:r>
+        <w:rPr>
+          <w:color w:val="1F4E9C"/>
+          <w:u w:val="single"/>
+        </w:rPr>
+        <w:t>https://icp.redcha.cn/beian/ICP-2026050346.html</w:t>
+      </w:r>
+    </w:p>
+    <w:p>
+      <w:r>
+        <w:t>这个页面就是让人查看“茶ICP备2026050346号”这个号对应哪个网站、叫什么名字的。</w:t>
       </w:r>
     </w:p>
     <w:sectPr>

--- a/docs/每日网站推荐_20261001.docx
+++ b/docs/每日网站推荐_20261001.docx
@@ -35,7 +35,7 @@
         <w:pStyle w:val="Heading2"/>
       </w:pPr>
       <w:r>
-        <w:t>国家科技图书文献中心</w:t>
+        <w:t>中国科普博览</w:t>
       </w:r>
     </w:p>
     <w:p>
@@ -44,7 +44,7 @@
           <w:color w:val="1F4E9C"/>
           <w:u w:val="single"/>
         </w:rPr>
-        <w:t>https://www.nstl.gov.cn</w:t>
+        <w:t>https://www.kepu.net.cn</w:t>
       </w:r>
     </w:p>
     <w:p>
@@ -58,7 +58,7 @@
         <w:t>简介：</w:t>
       </w:r>
       <w:r>
-        <w:t>国家科技图书文献中心是一个收集科技类图书、文章和报告等资料的网站，主要帮人查找和取得学习、研究中需要的科技资料。</w:t>
+        <w:t>中国科普博览是一个由中国科学院办的科普网站，用文章、图片和视频给普通人讲科学知识。它能帮人弄懂自然、生活和科学里的各种问题。</w:t>
       </w:r>
     </w:p>
     <w:p>
@@ -72,7 +72,7 @@
         <w:t>特点：</w:t>
       </w:r>
       <w:r>
-        <w:t>1. 资料很多，来自全国很多图书馆和机构，能找到的范围很广。2. 一个网站就能查很多种资料，不用来回跑很多网站。3. 资料经过整理，来源比较可靠。</w:t>
+        <w:t>1. 内容来源可靠，讲得比较准；2. 范围很广，天上地下、动物植物、健康生活都能找到；3. 形式多，有文字、图片、视频和网上展馆，看起来不枯燥。</w:t>
       </w:r>
     </w:p>
     <w:p>
@@ -86,7 +86,7 @@
         <w:t>功能：</w:t>
       </w:r>
       <w:r>
-        <w:t>1. 可以查找科技图书、杂志文章、会议文章、毕业论文、研究报告、专利和标准等。2. 找到需要的资料后，可以申请拿到原文，具体能不能免费看、要不要付钱、多久拿到，页面会说明。3. 可以按作者、刊物、年份等条件缩小范围，方便找到有用的资料。</w:t>
+        <w:t>1. 查科学知识，弄懂日常遇到的各种为什么；2. 看科普文章和视频，跟着学新东西；3. 参观网上展馆，了解科学发现和自然世界。</w:t>
       </w:r>
     </w:p>
     <w:p>
@@ -100,7 +100,7 @@
         <w:t>适合人群：</w:t>
       </w:r>
       <w:r>
-        <w:t>适合需要查科技资料来学习、写文章或做研究的学生、老师和研究人员。</w:t>
+        <w:t>适合学生、老师、家长，以及所有对科学知识感兴趣的人。</w:t>
       </w:r>
     </w:p>
     <w:p/>
@@ -109,7 +109,7 @@
         <w:pStyle w:val="Heading2"/>
       </w:pPr>
       <w:r>
-        <w:t>中国植物图像库</w:t>
+        <w:t>考试酷</w:t>
       </w:r>
     </w:p>
     <w:p>
@@ -118,7 +118,7 @@
           <w:color w:val="1F4E9C"/>
           <w:u w:val="single"/>
         </w:rPr>
-        <w:t>https://ppbc.iplant.cn</w:t>
+        <w:t>https://www.examcoo.com</w:t>
       </w:r>
     </w:p>
     <w:p>
@@ -132,7 +132,7 @@
         <w:t>简介：</w:t>
       </w:r>
       <w:r>
-        <w:t>中国植物图像库是一个专门收集中国各种植物照片的网站，能帮人查找植物叫什么、长什么样。</w:t>
+        <w:t>考试酷是一个让人在网上做题和考试的网站，可以用来平时练习、参加模拟考试，也能自己出题考别人。</w:t>
       </w:r>
     </w:p>
     <w:p>
@@ -146,7 +146,7 @@
         <w:t>特点：</w:t>
       </w:r>
       <w:r>
-        <w:t>1. 照片数量很多，很多植物都能找到；2. 查找方便，可以按植物名字、拍摄地点、拍摄时间来找；3. 照片旁边常写着植物名称和拍摄信息，方便对照确认。</w:t>
+        <w:t>1. 不用花钱，打开网页就能用；2. 题目种类多，很多考试都能找到对应的练习；3. 做完题马上能知道对错和分数，方便查漏补缺。</w:t>
       </w:r>
     </w:p>
     <w:p>
@@ -160,7 +160,7 @@
         <w:t>功能：</w:t>
       </w:r>
       <w:r>
-        <w:t>1. 查一种植物长什么样、叫什么名字；2. 看某个地方、某个时间有哪些植物照片；3. 把自己拍的植物照片传上去。</w:t>
+        <w:t>1. 找现成的题和试卷来练习或考试；2. 自己挑题拼成试卷，发给学生或朋友做；3. 查看做题记录、错题和考试成绩。</w:t>
       </w:r>
     </w:p>
     <w:p>
@@ -174,155 +174,7 @@
         <w:t>适合人群：</w:t>
       </w:r>
       <w:r>
-        <w:t>适合喜欢花草、爱拍植物、爱逛公园野外，或者想知道身边植物名字和样子的人。</w:t>
-      </w:r>
-    </w:p>
-    <w:p/>
-    <w:p>
-      <w:pPr>
-        <w:pStyle w:val="Heading2"/>
-      </w:pPr>
-      <w:r>
-        <w:t>植物智</w:t>
-      </w:r>
-    </w:p>
-    <w:p>
-      <w:r>
-        <w:rPr>
-          <w:color w:val="1F4E9C"/>
-          <w:u w:val="single"/>
-        </w:rPr>
-        <w:t>https://www.iplant.cn</w:t>
-      </w:r>
-    </w:p>
-    <w:p>
-      <w:pPr>
-        <w:pStyle w:val="ListBullet"/>
-      </w:pPr>
-      <w:r>
-        <w:rPr>
-          <w:b/>
-        </w:rPr>
-        <w:t>简介：</w:t>
-      </w:r>
-      <w:r>
-        <w:t>植物智是一个专门查植物、认植物、看植物照片和了解植物知识的网站，普通人也能用它认识身边的花草树木。</w:t>
-      </w:r>
-    </w:p>
-    <w:p>
-      <w:pPr>
-        <w:pStyle w:val="ListBullet"/>
-      </w:pPr>
-      <w:r>
-        <w:rPr>
-          <w:b/>
-        </w:rPr>
-        <w:t>特点：</w:t>
-      </w:r>
-      <w:r>
-        <w:t>1. 收集的植物很多，常见和少见的都能查；2. 照片多，能看到花、叶、果和整棵植物的真实样子；3. 内容来源比较可靠，查到的名字和介绍更让人放心。</w:t>
-      </w:r>
-    </w:p>
-    <w:p>
-      <w:pPr>
-        <w:pStyle w:val="ListBullet"/>
-      </w:pPr>
-      <w:r>
-        <w:rPr>
-          <w:b/>
-        </w:rPr>
-        <w:t>功能：</w:t>
-      </w:r>
-      <w:r>
-        <w:t>1. 帮人认出身边不认识的树、花、草，知道它叫什么；2. 查看一种植物的照片和介绍，了解它长什么样、什么时候开花结果、长在哪些地方；3. 学习植物知识，给写作业、做自然观察或养花种草提供参考。</w:t>
-      </w:r>
-    </w:p>
-    <w:p>
-      <w:pPr>
-        <w:pStyle w:val="ListBullet"/>
-      </w:pPr>
-      <w:r>
-        <w:rPr>
-          <w:b/>
-        </w:rPr>
-        <w:t>适合人群：</w:t>
-      </w:r>
-      <w:r>
-        <w:t>适合喜欢花草树木、想认识身边植物、需要查植物知识的学生和普通爱好者。</w:t>
-      </w:r>
-    </w:p>
-    <w:p/>
-    <w:p>
-      <w:pPr>
-        <w:pStyle w:val="Heading2"/>
-      </w:pPr>
-      <w:r>
-        <w:t>诗词吾爱</w:t>
-      </w:r>
-    </w:p>
-    <w:p>
-      <w:r>
-        <w:rPr>
-          <w:color w:val="1F4E9C"/>
-          <w:u w:val="single"/>
-        </w:rPr>
-        <w:t>https://www.52shici.com</w:t>
-      </w:r>
-    </w:p>
-    <w:p>
-      <w:pPr>
-        <w:pStyle w:val="ListBullet"/>
-      </w:pPr>
-      <w:r>
-        <w:rPr>
-          <w:b/>
-        </w:rPr>
-        <w:t>简介：</w:t>
-      </w:r>
-      <w:r>
-        <w:t>诗词吾爱是一个专门看古诗词、学写古诗词、和有相同爱好的人交流的网站，主要用来查诗、写诗和分享作品。</w:t>
-      </w:r>
-    </w:p>
-    <w:p>
-      <w:pPr>
-        <w:pStyle w:val="ListBullet"/>
-      </w:pPr>
-      <w:r>
-        <w:rPr>
-          <w:b/>
-        </w:rPr>
-        <w:t>特点：</w:t>
-      </w:r>
-      <w:r>
-        <w:t>1. 不用下载安装，打开网页就能用。2. 能自动帮忙检查自己写的诗词在声调和押韵上有没有问题。3. 古诗词资料多，喜欢诗词的人也多。</w:t>
-      </w:r>
-    </w:p>
-    <w:p>
-      <w:pPr>
-        <w:pStyle w:val="ListBullet"/>
-      </w:pPr>
-      <w:r>
-        <w:rPr>
-          <w:b/>
-        </w:rPr>
-        <w:t>功能：</w:t>
-      </w:r>
-      <w:r>
-        <w:t>1. 查历代古诗词和诗人。2. 检查自己写的诗词在声调和押韵上是否合适。3. 发表自己的作品，阅读别人的作品并留言交流。</w:t>
-      </w:r>
-    </w:p>
-    <w:p>
-      <w:pPr>
-        <w:pStyle w:val="ListBullet"/>
-      </w:pPr>
-      <w:r>
-        <w:rPr>
-          <w:b/>
-        </w:rPr>
-        <w:t>适合人群：</w:t>
-      </w:r>
-      <w:r>
-        <w:t>喜欢古诗词、想学着写诗写词，或者想找有相同爱好的人一起交流的人。</w:t>
+        <w:t>适合学生、老师、准备考证的人，以及想多做题练习的人。</w:t>
       </w:r>
     </w:p>
     <w:p/>
@@ -339,7 +191,7 @@
         <w:pStyle w:val="Heading2"/>
       </w:pPr>
       <w:r>
-        <w:t>标小智</w:t>
+        <w:t>国家标准全文公开系统</w:t>
       </w:r>
     </w:p>
     <w:p>
@@ -348,7 +200,7 @@
           <w:color w:val="1F4E9C"/>
           <w:u w:val="single"/>
         </w:rPr>
-        <w:t>https://www.logosc.cn</w:t>
+        <w:t>https://openstd.samr.gov.cn</w:t>
       </w:r>
     </w:p>
     <w:p>
@@ -362,7 +214,7 @@
         <w:t>简介：</w:t>
       </w:r>
       <w:r>
-        <w:t>这是一个在网上帮人做标志的网站，给店铺、公司或活动做出好看的标志图案。</w:t>
+        <w:t>这是国家办的一个网站，可以免费查看和下载中国国家标准的全文，用来查各种产品和做法要按什么要求来。</w:t>
       </w:r>
     </w:p>
     <w:p>
@@ -376,7 +228,7 @@
         <w:t>特点：</w:t>
       </w:r>
       <w:r>
-        <w:t>不用会画画，也不用先装做图软件；打开网页就能用，选一选、改一改就行；给出的样子多，能换颜色、换文字、换图案。</w:t>
+        <w:t>1. 官方来源，内容可靠；2. 很多标准能免费看全文；3. 按名称或编号查找很方便。</w:t>
       </w:r>
     </w:p>
     <w:p>
@@ -390,7 +242,7 @@
         <w:t>功能：</w:t>
       </w:r>
       <w:r>
-        <w:t>能按名字和行业做出多种标志样子；能改标志上的字、颜色和图案；能把做好的标志下载成图片，用在门头、名片、包装或网页上。</w:t>
+        <w:t>1. 查某个国家标准的全文；2. 免费在网上看或下载；3. 看这个标准是不是最新版、有没有被新标准代替。</w:t>
       </w:r>
     </w:p>
     <w:p>
@@ -404,7 +256,7 @@
         <w:t>适合人群：</w:t>
       </w:r>
       <w:r>
-        <w:t>开小店、办公司、做活动或刚起步做生意，需要标志但不会自己画的人。</w:t>
+        <w:t>适合需要查国家标准来干活、学习或写材料的人。</w:t>
       </w:r>
     </w:p>
     <w:p/>
@@ -413,7 +265,7 @@
         <w:pStyle w:val="Heading2"/>
       </w:pPr>
       <w:r>
-        <w:t>ShowDoc</w:t>
+        <w:t>docsmall</w:t>
       </w:r>
     </w:p>
     <w:p>
@@ -422,7 +274,7 @@
           <w:color w:val="1F4E9C"/>
           <w:u w:val="single"/>
         </w:rPr>
-        <w:t>https://www.showdoc.com.cn</w:t>
+        <w:t>https://docsmall.com</w:t>
       </w:r>
     </w:p>
     <w:p>
@@ -436,7 +288,7 @@
         <w:t>简介：</w:t>
       </w:r>
       <w:r>
-        <w:t>这是一个在网上写说明材料、整理说明材料和分享说明材料的网站，主要用来让一个团队把做软件、做网站时的各种情况写清楚，方便大家一起看、一起改。</w:t>
+        <w:t>这个网站是一个在网页上直接使用的文件处理小工具，主要用来压缩、合并、拆分和转换图片与文档。</w:t>
       </w:r>
     </w:p>
     <w:p>
@@ -450,7 +302,7 @@
         <w:t>特点：</w:t>
       </w:r>
       <w:r>
-        <w:t>打开网页就能写，不用来回传文件；多人可以一起用，谁改了什么能留下记录；内容可以按类别和目录整理，找起来方便。</w:t>
+        <w:t>不用下载东西，打开网页就能用；多数功能免费，不用注册也能用；操作简单，几步就能完成。</w:t>
       </w:r>
     </w:p>
     <w:p>
@@ -464,7 +316,7 @@
         <w:t>功能：</w:t>
       </w:r>
       <w:r>
-        <w:t>能新建和保存各种说明材料；能把材料分门别类放好，还能安排哪些人能看、哪些人能改；能发一个网址给别人，别人点开就能看。</w:t>
+        <w:t>把图片和文档变小，方便发送和保存；把多个文档合成一个，或把一个文档拆成几份；把图片变成文档，也能把文档变成图片。</w:t>
       </w:r>
     </w:p>
     <w:p>
@@ -478,7 +330,7 @@
         <w:t>适合人群：</w:t>
       </w:r>
       <w:r>
-        <w:t>适合做软件、做网站的工作团队，也适合需要一起整理和分享说明材料的人。</w:t>
+        <w:t>经常要整理、发送、保存图片和文档的上班族和学生。</w:t>
       </w:r>
     </w:p>
     <w:p/>
@@ -487,7 +339,7 @@
         <w:pStyle w:val="Heading2"/>
       </w:pPr>
       <w:r>
-        <w:t>爱给网</w:t>
+        <w:t>BeJSON</w:t>
       </w:r>
     </w:p>
     <w:p>
@@ -496,7 +348,7 @@
           <w:color w:val="1F4E9C"/>
           <w:u w:val="single"/>
         </w:rPr>
-        <w:t>https://www.aigei.com</w:t>
+        <w:t>https://www.bejson.com</w:t>
       </w:r>
     </w:p>
     <w:p>
@@ -510,7 +362,7 @@
         <w:t>简介：</w:t>
       </w:r>
       <w:r>
-        <w:t>爱给网是一个中文网站，里面能找声音、图片、视频和各种做东西用的材料，主要用来下载这些东西，帮人做视频、做设计或做其他创作。</w:t>
+        <w:t>这是一个打开网页就能用的在线小工具网站，主要帮人整理、检查、转换一段段有固定写法的文字内容。</w:t>
       </w:r>
     </w:p>
     <w:p>
@@ -524,7 +376,7 @@
         <w:t>特点：</w:t>
       </w:r>
       <w:r>
-        <w:t>1. 东西很多，声音、图片、视频、模板等都能找到；2. 分类和查找比较清楚，想找什么可以直接搜；3. 有不少免费内容，日常做东西基本够用。</w:t>
+        <w:t>打开网页就能用，不用下载安装；把内容贴进去就能处理，操作很直接；提供很多常用小工具，能省去分别找工具的时间。</w:t>
       </w:r>
     </w:p>
     <w:p>
@@ -538,7 +390,7 @@
         <w:t>功能：</w:t>
       </w:r>
       <w:r>
-        <w:t>1. 找背景音乐、音效、配音等声音；2. 找视频片段、图片、动画、模板等画面材料；3. 下载后用来剪视频、做海报、做课件或做小作品。</w:t>
+        <w:t>把乱糟糟的文字内容排整齐，方便看懂；检查文字内容有没有写错，并指出错在哪里；把文字内容换成表格，或在几种常见写法之间互相转换。</w:t>
       </w:r>
     </w:p>
     <w:p>
@@ -552,7 +404,7 @@
         <w:t>适合人群：</w:t>
       </w:r>
       <w:r>
-        <w:t>适合做视频、做设计、做课件、发短视频或喜欢自己动手创作的人。</w:t>
+        <w:t>适合经常用电脑处理资料的人，也适合偶尔需要整理、检查这类文字内容的人。</w:t>
       </w:r>
     </w:p>
     <w:p/>
@@ -569,7 +421,7 @@
         <w:pStyle w:val="Heading2"/>
       </w:pPr>
       <w:r>
-        <w:t>涂鸦王国</w:t>
+        <w:t>动漫</w:t>
       </w:r>
     </w:p>
     <w:p>
@@ -578,7 +430,7 @@
           <w:color w:val="1F4E9C"/>
           <w:u w:val="single"/>
         </w:rPr>
-        <w:t>https://www.poocg.com</w:t>
+        <w:t>https://www.78dm.net</w:t>
       </w:r>
     </w:p>
     <w:p>
@@ -592,7 +444,7 @@
         <w:t>简介：</w:t>
       </w:r>
       <w:r>
-        <w:t>涂鸦王国是一个给大家看画、发画和互相交流的网站，喜欢画画的人可以把自己的作品放上去，也能欣赏别人的作品。</w:t>
+        <w:t>这是一个看动漫相关模型、手办和玩具的网站，能查资料、看图片、看玩家分享。</w:t>
       </w:r>
     </w:p>
     <w:p>
@@ -606,7 +458,7 @@
         <w:t>特点：</w:t>
       </w:r>
       <w:r>
-        <w:t>画画的人多，作品种类丰富；原创作品多，容易找到自己喜欢的风格；可以点赞、评论、关注，和作者直接交流。</w:t>
+        <w:t>内容多，动漫作品和玩具周边基本都能找到；玩家分享多，能看到真实照片和感受；分类清楚，找想看的东西比较方便。</w:t>
       </w:r>
     </w:p>
     <w:p>
@@ -620,7 +472,7 @@
         <w:t>功能：</w:t>
       </w:r>
       <w:r>
-        <w:t>能发布自己的画作并得到别人的反馈；能浏览、收藏和关注喜欢的画作和画师；能参加网站举办的画画活动，也能找人帮忙画图或接别人委托画图。</w:t>
+        <w:t>查各种模型、手办和玩具的介绍与图片；看别人写的评价、拼装过程和摆拍照片；和其他喜欢这些的人交流、提问、晒收藏。</w:t>
       </w:r>
     </w:p>
     <w:p>
@@ -634,7 +486,7 @@
         <w:t>适合人群：</w:t>
       </w:r>
       <w:r>
-        <w:t>适合喜欢画画、爱看画，想展示作品、认识同好或找人画图的人。</w:t>
+        <w:t>喜欢动漫、模型、手办和玩具，想查资料或看大家分享的人。</w:t>
       </w:r>
     </w:p>
     <w:p/>
@@ -651,7 +503,7 @@
         <w:pStyle w:val="Heading2"/>
       </w:pPr>
       <w:r>
-        <w:t>公交查询</w:t>
+        <w:t>香哈网</w:t>
       </w:r>
     </w:p>
     <w:p>
@@ -660,7 +512,7 @@
           <w:color w:val="1F4E9C"/>
           <w:u w:val="single"/>
         </w:rPr>
-        <w:t>https://www.8684.cn</w:t>
+        <w:t>https://www.xiangha.com</w:t>
       </w:r>
     </w:p>
     <w:p>
@@ -674,7 +526,7 @@
         <w:t>简介：</w:t>
       </w:r>
       <w:r>
-        <w:t>这是一个查公交车怎么坐的网站，输入城市、线路或起点终点，就能看到经过的站和换乘办法。</w:t>
+        <w:t>香哈网是一个专门看菜谱、学做菜的中文网站，主要用来查找各种饭菜的做法，也能看别人分享的美食。</w:t>
       </w:r>
     </w:p>
     <w:p>
@@ -688,7 +540,7 @@
         <w:t>特点：</w:t>
       </w:r>
       <w:r>
-        <w:t>覆盖城市多，去外地也能查；不用注册登录，打开就能用；站名和线路写得清楚，查看方便。</w:t>
+        <w:t>菜谱特别多，家常菜、地方菜、主食、汤和点心大多能找到；每道菜通常写清用料和一步步怎么做，照着做不难；可以按菜名、食材或想吃的口味来找，找起来方便。</w:t>
       </w:r>
     </w:p>
     <w:p>
@@ -702,7 +554,7 @@
         <w:t>功能：</w:t>
       </w:r>
       <w:r>
-        <w:t>查某路公交车经过哪些站、大概几点发车和收车；查从起点到终点怎么坐车、在哪换乘；查一些城市的地铁、长途汽车等出行信息。</w:t>
+        <w:t>能帮人查某道菜怎么做，准备好材料后跟着步骤下厨；能根据家里现有的菜和肉，找适合做什么；能看别人发的做饭经验和成品，也能把自己会做的菜分享出来。</w:t>
       </w:r>
     </w:p>
     <w:p>
@@ -716,7 +568,7 @@
         <w:t>适合人群：</w:t>
       </w:r>
       <w:r>
-        <w:t>适合平时坐公交地铁出门、去外地旅游或办事、对路线不熟悉的人使用。</w:t>
+        <w:t>适合想学做饭、不知道每天吃什么、需要找简单家常菜做法的普通人。</w:t>
       </w:r>
     </w:p>
     <w:p/>
@@ -725,7 +577,7 @@
         <w:pStyle w:val="Heading2"/>
       </w:pPr>
       <w:r>
-        <w:t>手工客</w:t>
+        <w:t>彩云天气</w:t>
       </w:r>
     </w:p>
     <w:p>
@@ -734,7 +586,7 @@
           <w:color w:val="1F4E9C"/>
           <w:u w:val="single"/>
         </w:rPr>
-        <w:t>https://www.shougongke.com</w:t>
+        <w:t>https://www.caiyunapp.com</w:t>
       </w:r>
     </w:p>
     <w:p>
@@ -748,7 +600,7 @@
         <w:t>简介：</w:t>
       </w:r>
       <w:r>
-        <w:t>手工客是一个给喜欢动手做东西的人看教程、学手艺、分享自己作品的网站。</w:t>
+        <w:t>彩云天气是一个用来看天气的网站，能查各地当前和未来的天气，还能知道雨雪大概什么时候来、什么时候停。</w:t>
       </w:r>
     </w:p>
     <w:p>
@@ -762,7 +614,7 @@
         <w:t>特点：</w:t>
       </w:r>
       <w:r>
-        <w:t>手工种类很多，常见的小玩意大多能找到做法；教程大多一步一步讲，还配图片，跟着学比较轻松；有很多同好分享作品和想法，能给人不少灵感。</w:t>
+        <w:t>1. 报下雨下雪特别细，能告诉你大概几点几分开始、几点几分停；2. 用地图直接看雨雪云走到哪儿、往哪儿走，一眼就明白；3. 页面简单，打开就能看，不用懂天气知识。</w:t>
       </w:r>
     </w:p>
     <w:p>
@@ -776,7 +628,7 @@
         <w:t>功能：</w:t>
       </w:r>
       <w:r>
-        <w:t>可以找教程跟着学做；可以把自己做好的东西发上去，和别人交流；可以看别人的做法和推荐，找材料和工具的参考。</w:t>
+        <w:t>1. 查今天、明天和后面几天的天气、气温、风大不大；2. 看下雨下雪的时间和范围，帮你决定带不带伞、什么时候出门；3. 还能看空气干不干净、太阳晒不晒、适不适合运动等生活提醒。</w:t>
       </w:r>
     </w:p>
     <w:p>
@@ -790,37 +642,16 @@
         <w:t>适合人群：</w:t>
       </w:r>
       <w:r>
-        <w:t>适合喜欢动手做手工、想自己学着做点小东西，或者想找生活乐趣的人。</w:t>
+        <w:t>适合每天出门前想知道会不会下雨、要不要带伞、什么时候出门更合适的人。</w:t>
       </w:r>
     </w:p>
     <w:p/>
-    <w:p>
-      <w:r>
-        <w:br w:type="page"/>
-      </w:r>
-    </w:p>
-    <w:p>
-      <w:pPr>
-        <w:pStyle w:val="Heading1"/>
-      </w:pPr>
-      <w:r>
-        <w:t>本周新上线网站观察（周日版）</w:t>
-      </w:r>
-    </w:p>
-    <w:p>
-      <w:r>
-        <w:rPr>
-          <w:color w:val="888888"/>
-        </w:rPr>
-        <w:t>本篇依据采集到的链接整理（来源：https://haozhan.wang,https://chinesesite.net）；受来源所限可能含上线较早的站点，请以实际为准。</w:t>
-      </w:r>
-    </w:p>
     <w:p>
       <w:pPr>
         <w:pStyle w:val="Heading2"/>
       </w:pPr>
       <w:r>
-        <w:t>zhounote</w:t>
+        <w:t>装备前线</w:t>
       </w:r>
     </w:p>
     <w:p>
@@ -829,20 +660,72 @@
           <w:color w:val="1F4E9C"/>
           <w:u w:val="single"/>
         </w:rPr>
-        <w:t>https://www.zhounote.com/</w:t>
+        <w:t>https://www.zfrontier.com</w:t>
       </w:r>
     </w:p>
     <w:p>
+      <w:pPr>
+        <w:pStyle w:val="ListBullet"/>
+      </w:pPr>
       <w:r>
-        <w:t>我没法打开这个网站，所以不知道它是干什么的。</w:t>
+        <w:rPr>
+          <w:b/>
+        </w:rPr>
+        <w:t>简介：</w:t>
+      </w:r>
+      <w:r>
+        <w:t>这是一个叫装备前线的网站，喜欢键盘、桌面小物件和数码装备的人可以在这里看别人分享，也能交流经验和买卖东西。</w:t>
       </w:r>
     </w:p>
+    <w:p>
+      <w:pPr>
+        <w:pStyle w:val="ListBullet"/>
+      </w:pPr>
+      <w:r>
+        <w:rPr>
+          <w:b/>
+        </w:rPr>
+        <w:t>特点：</w:t>
+      </w:r>
+      <w:r>
+        <w:t>很多真实玩家会发照片和使用感受，内容比较接地气；有组团购买和二手买卖的信息，方便找想要的装备；按兴趣分类浏览，容易找到自己关心的内容。</w:t>
+      </w:r>
+    </w:p>
+    <w:p>
+      <w:pPr>
+        <w:pStyle w:val="ListBullet"/>
+      </w:pPr>
+      <w:r>
+        <w:rPr>
+          <w:b/>
+        </w:rPr>
+        <w:t>功能：</w:t>
+      </w:r>
+      <w:r>
+        <w:t>可以查看各种键盘、小物件和桌面装备的图片、评价和讨论；可以发布自己的装备照片、提问或分享使用心得；可以参加组团购买或二手买卖，找货或把手里的东西转出去。</w:t>
+      </w:r>
+    </w:p>
+    <w:p>
+      <w:pPr>
+        <w:pStyle w:val="ListBullet"/>
+      </w:pPr>
+      <w:r>
+        <w:rPr>
+          <w:b/>
+        </w:rPr>
+        <w:t>适合人群：</w:t>
+      </w:r>
+      <w:r>
+        <w:t>喜欢键盘、桌面布置、数码小玩意，想交流经验或入手装备的人。</w:t>
+      </w:r>
+    </w:p>
+    <w:p/>
     <w:p>
       <w:pPr>
         <w:pStyle w:val="Heading2"/>
       </w:pPr>
       <w:r>
-        <w:t>周阿源</w:t>
+        <w:t>查号吧</w:t>
       </w:r>
     </w:p>
     <w:p>
@@ -851,190 +734,66 @@
           <w:color w:val="1F4E9C"/>
           <w:u w:val="single"/>
         </w:rPr>
-        <w:t>https://zhouayuan.com/</w:t>
-      </w:r>
-    </w:p>
-    <w:p>
-      <w:r>
-        <w:t>我打不开这个网址，没法确认它到底是干什么的。</w:t>
+        <w:t>https://www.chahaoba.com</w:t>
       </w:r>
     </w:p>
     <w:p>
       <w:pPr>
-        <w:pStyle w:val="Heading2"/>
+        <w:pStyle w:val="ListBullet"/>
       </w:pPr>
       <w:r>
-        <w:t>博友圈</w:t>
+        <w:rPr>
+          <w:b/>
+        </w:rPr>
+        <w:t>简介：</w:t>
       </w:r>
-    </w:p>
-    <w:p>
       <w:r>
-        <w:rPr>
-          <w:color w:val="1F4E9C"/>
-          <w:u w:val="single"/>
-        </w:rPr>
-        <w:t>https://www.boyouquan.com/</w:t>
-      </w:r>
-    </w:p>
-    <w:p>
-      <w:r>
-        <w:t>「博友圈」就是把很多个人博客的最新文章收集到一块儿，让你在一个页面上就能看到这些博主最近都写了啥的网站。</w:t>
+        <w:t>查号吧是一个帮人查电话号码、电话区号和邮政编码的网站。遇到陌生号码，想查某个城市的区号或邮编时，可以到这里找线索。</w:t>
       </w:r>
     </w:p>
     <w:p>
       <w:pPr>
-        <w:pStyle w:val="Heading2"/>
+        <w:pStyle w:val="ListBullet"/>
       </w:pPr>
       <w:r>
-        <w:t>易博集</w:t>
+        <w:rPr>
+          <w:b/>
+        </w:rPr>
+        <w:t>特点：</w:t>
       </w:r>
-    </w:p>
-    <w:p>
       <w:r>
-        <w:rPr>
-          <w:color w:val="1F4E9C"/>
-          <w:u w:val="single"/>
-        </w:rPr>
-        <w:t>https://eeenav.com/blogs</w:t>
-      </w:r>
-    </w:p>
-    <w:p>
-      <w:r>
-        <w:t>这是一个把网上各种博客文章收集到一起，方便你阅读的网站。</w:t>
+        <w:t>1. 打开就能查，不用注册登录；2. 能查的内容比较多，手机号码、固定电话、区号和邮政编码都能试试；3. 有些号码能看到别人的留言和提醒，方便判断要不要接。</w:t>
       </w:r>
     </w:p>
     <w:p>
       <w:pPr>
-        <w:pStyle w:val="Heading2"/>
+        <w:pStyle w:val="ListBullet"/>
       </w:pPr>
       <w:r>
-        <w:t>若梦博客</w:t>
+        <w:rPr>
+          <w:b/>
+        </w:rPr>
+        <w:t>功能：</w:t>
       </w:r>
-    </w:p>
-    <w:p>
       <w:r>
-        <w:rPr>
-          <w:color w:val="1F4E9C"/>
-          <w:u w:val="single"/>
-        </w:rPr>
-        <w:t>https://www.rmbk.cc/</w:t>
-      </w:r>
-    </w:p>
-    <w:p>
-      <w:r>
-        <w:t>我打不开这个网址，没法确定它是干什么的。</w:t>
+        <w:t>1. 查陌生电话号码大概来自哪里，或属于什么单位；2. 查国内城市的电话区号和邮政编码；3. 查手机号码的归属地，也能看别人对一些号码的评价。</w:t>
       </w:r>
     </w:p>
     <w:p>
       <w:pPr>
-        <w:pStyle w:val="Heading2"/>
+        <w:pStyle w:val="ListBullet"/>
       </w:pPr>
       <w:r>
-        <w:t>大佬论坛</w:t>
+        <w:rPr>
+          <w:b/>
+        </w:rPr>
+        <w:t>适合人群：</w:t>
+      </w:r>
+      <w:r>
+        <w:t>适合经常接到陌生电话、需要查区号邮编，或想了解某个号码来历的普通人。</w:t>
       </w:r>
     </w:p>
-    <w:p>
-      <w:r>
-        <w:rPr>
-          <w:color w:val="1F4E9C"/>
-          <w:u w:val="single"/>
-        </w:rPr>
-        <w:t>https://www.dalao.net/</w:t>
-      </w:r>
-    </w:p>
-    <w:p>
-      <w:r>
-        <w:t>就是一个中文网上论坛，大家在上面发帖、聊天、问问题、交流各种话题。</w:t>
-      </w:r>
-    </w:p>
-    <w:p>
-      <w:pPr>
-        <w:pStyle w:val="Heading2"/>
-      </w:pPr>
-      <w:r>
-        <w:t>IT171中文网</w:t>
-      </w:r>
-    </w:p>
-    <w:p>
-      <w:r>
-        <w:rPr>
-          <w:color w:val="1F4E9C"/>
-          <w:u w:val="single"/>
-        </w:rPr>
-        <w:t>https://www.it171.cn/</w:t>
-      </w:r>
-    </w:p>
-    <w:p>
-      <w:r>
-        <w:t>这是一个用中文教普通人用电脑、上网和解决电脑小毛病的网站。</w:t>
-      </w:r>
-    </w:p>
-    <w:p>
-      <w:pPr>
-        <w:pStyle w:val="Heading2"/>
-      </w:pPr>
-      <w:r>
-        <w:t>苏ICP备19065220号-4</w:t>
-      </w:r>
-    </w:p>
-    <w:p>
-      <w:r>
-        <w:rPr>
-          <w:color w:val="1F4E9C"/>
-          <w:u w:val="single"/>
-        </w:rPr>
-        <w:t>http://beian.miit.gov.cn</w:t>
-      </w:r>
-    </w:p>
-    <w:p>
-      <w:r>
-        <w:t>这个网站就是国家给网站登记“户口”、也让人查网站有没有登记的地方。</w:t>
-      </w:r>
-    </w:p>
-    <w:p>
-      <w:pPr>
-        <w:pStyle w:val="Heading2"/>
-      </w:pPr>
-      <w:r>
-        <w:t>萌ICP备20269980号</w:t>
-      </w:r>
-    </w:p>
-    <w:p>
-      <w:r>
-        <w:rPr>
-          <w:color w:val="1F4E9C"/>
-          <w:u w:val="single"/>
-        </w:rPr>
-        <w:t>https://icp.gov.moe/?keyword=20269980</w:t>
-      </w:r>
-    </w:p>
-    <w:p>
-      <w:r>
-        <w:t>这是个给动漫、游戏之类的个人小网站发着玩的“假备案号”的网站，让你的网站看起来像正经备案过一样，其实跟国家备案没关系。</w:t>
-      </w:r>
-    </w:p>
-    <w:p>
-      <w:pPr>
-        <w:pStyle w:val="Heading2"/>
-      </w:pPr>
-      <w:r>
-        <w:t>茶ICP备2026050346号</w:t>
-      </w:r>
-    </w:p>
-    <w:p>
-      <w:r>
-        <w:rPr>
-          <w:color w:val="1F4E9C"/>
-          <w:u w:val="single"/>
-        </w:rPr>
-        <w:t>https://icp.redcha.cn/beian/ICP-2026050346.html</w:t>
-      </w:r>
-    </w:p>
-    <w:p>
-      <w:r>
-        <w:t>这个页面就是让人查看“茶ICP备2026050346号”这个号对应哪个网站、叫什么名字的。</w:t>
-      </w:r>
-    </w:p>
+    <w:p/>
     <w:sectPr>
       <w:pgSz w:w="12240" w:h="15840"/>
       <w:pgMar w:top="1440" w:right="1800" w:bottom="1440" w:left="1800" w:header="720" w:footer="720" w:gutter="0"/>

--- a/docs/每日网站推荐_20261001.docx
+++ b/docs/每日网站推荐_20261001.docx
@@ -35,7 +35,7 @@
         <w:pStyle w:val="Heading2"/>
       </w:pPr>
       <w:r>
-        <w:t>国家科技图书文献中心</w:t>
+        <w:t>廖雪峰的官方网站</w:t>
       </w:r>
     </w:p>
     <w:p>
@@ -44,7 +44,7 @@
           <w:color w:val="1F4E9C"/>
           <w:u w:val="single"/>
         </w:rPr>
-        <w:t>https://www.nstl.gov.cn</w:t>
+        <w:t>https://www.liaoxuefeng.com</w:t>
       </w:r>
     </w:p>
     <w:p>
@@ -58,7 +58,7 @@
         <w:t>简介：</w:t>
       </w:r>
       <w:r>
-        <w:t>国家科技图书文献中心是一个收集科技类图书、文章和报告等资料的网站，主要帮人查找和取得学习、研究中需要的科技资料。</w:t>
+        <w:t>这是一个免费的中文学习网站，主要教人从零开始学会用电脑做出网页、小工具和软件。</w:t>
       </w:r>
     </w:p>
     <w:p>
@@ -72,7 +72,7 @@
         <w:t>特点：</w:t>
       </w:r>
       <w:r>
-        <w:t>1. 资料很多，来自全国很多图书馆和机构，能找到的范围很广。2. 一个网站就能查很多种资料，不用来回跑很多网站。3. 资料经过整理，来源比较可靠。</w:t>
+        <w:t>不用花钱，也不用注册就能直接看；内容从最基础讲起，一步一步来，新手也能跟着学；中文讲解，例子多，讲得比较清楚。</w:t>
       </w:r>
     </w:p>
     <w:p>
@@ -86,7 +86,7 @@
         <w:t>功能：</w:t>
       </w:r>
       <w:r>
-        <w:t>1. 可以查找科技图书、杂志文章、会议文章、毕业论文、研究报告、专利和标准等。2. 找到需要的资料后，可以申请拿到原文，具体能不能免费看、要不要付钱、多久拿到，页面会说明。3. 可以按作者、刊物、年份等条件缩小范围，方便找到有用的资料。</w:t>
+        <w:t>能帮人从零学会做网页、小工具和软件；能按顺序学习，也能随时查找某个做法；提供练习和答案，让人边看边动手试。</w:t>
       </w:r>
     </w:p>
     <w:p>
@@ -100,229 +100,7 @@
         <w:t>适合人群：</w:t>
       </w:r>
       <w:r>
-        <w:t>适合需要查科技资料来学习、写文章或做研究的学生、老师和研究人员。</w:t>
-      </w:r>
-    </w:p>
-    <w:p/>
-    <w:p>
-      <w:pPr>
-        <w:pStyle w:val="Heading2"/>
-      </w:pPr>
-      <w:r>
-        <w:t>中国植物图像库</w:t>
-      </w:r>
-    </w:p>
-    <w:p>
-      <w:r>
-        <w:rPr>
-          <w:color w:val="1F4E9C"/>
-          <w:u w:val="single"/>
-        </w:rPr>
-        <w:t>https://ppbc.iplant.cn</w:t>
-      </w:r>
-    </w:p>
-    <w:p>
-      <w:pPr>
-        <w:pStyle w:val="ListBullet"/>
-      </w:pPr>
-      <w:r>
-        <w:rPr>
-          <w:b/>
-        </w:rPr>
-        <w:t>简介：</w:t>
-      </w:r>
-      <w:r>
-        <w:t>中国植物图像库是一个专门收集中国各种植物照片的网站，能帮人查找植物叫什么、长什么样。</w:t>
-      </w:r>
-    </w:p>
-    <w:p>
-      <w:pPr>
-        <w:pStyle w:val="ListBullet"/>
-      </w:pPr>
-      <w:r>
-        <w:rPr>
-          <w:b/>
-        </w:rPr>
-        <w:t>特点：</w:t>
-      </w:r>
-      <w:r>
-        <w:t>1. 照片数量很多，很多植物都能找到；2. 查找方便，可以按植物名字、拍摄地点、拍摄时间来找；3. 照片旁边常写着植物名称和拍摄信息，方便对照确认。</w:t>
-      </w:r>
-    </w:p>
-    <w:p>
-      <w:pPr>
-        <w:pStyle w:val="ListBullet"/>
-      </w:pPr>
-      <w:r>
-        <w:rPr>
-          <w:b/>
-        </w:rPr>
-        <w:t>功能：</w:t>
-      </w:r>
-      <w:r>
-        <w:t>1. 查一种植物长什么样、叫什么名字；2. 看某个地方、某个时间有哪些植物照片；3. 把自己拍的植物照片传上去。</w:t>
-      </w:r>
-    </w:p>
-    <w:p>
-      <w:pPr>
-        <w:pStyle w:val="ListBullet"/>
-      </w:pPr>
-      <w:r>
-        <w:rPr>
-          <w:b/>
-        </w:rPr>
-        <w:t>适合人群：</w:t>
-      </w:r>
-      <w:r>
-        <w:t>适合喜欢花草、爱拍植物、爱逛公园野外，或者想知道身边植物名字和样子的人。</w:t>
-      </w:r>
-    </w:p>
-    <w:p/>
-    <w:p>
-      <w:pPr>
-        <w:pStyle w:val="Heading2"/>
-      </w:pPr>
-      <w:r>
-        <w:t>植物智</w:t>
-      </w:r>
-    </w:p>
-    <w:p>
-      <w:r>
-        <w:rPr>
-          <w:color w:val="1F4E9C"/>
-          <w:u w:val="single"/>
-        </w:rPr>
-        <w:t>https://www.iplant.cn</w:t>
-      </w:r>
-    </w:p>
-    <w:p>
-      <w:pPr>
-        <w:pStyle w:val="ListBullet"/>
-      </w:pPr>
-      <w:r>
-        <w:rPr>
-          <w:b/>
-        </w:rPr>
-        <w:t>简介：</w:t>
-      </w:r>
-      <w:r>
-        <w:t>植物智是一个专门查植物、认植物、看植物照片和了解植物知识的网站，普通人也能用它认识身边的花草树木。</w:t>
-      </w:r>
-    </w:p>
-    <w:p>
-      <w:pPr>
-        <w:pStyle w:val="ListBullet"/>
-      </w:pPr>
-      <w:r>
-        <w:rPr>
-          <w:b/>
-        </w:rPr>
-        <w:t>特点：</w:t>
-      </w:r>
-      <w:r>
-        <w:t>1. 收集的植物很多，常见和少见的都能查；2. 照片多，能看到花、叶、果和整棵植物的真实样子；3. 内容来源比较可靠，查到的名字和介绍更让人放心。</w:t>
-      </w:r>
-    </w:p>
-    <w:p>
-      <w:pPr>
-        <w:pStyle w:val="ListBullet"/>
-      </w:pPr>
-      <w:r>
-        <w:rPr>
-          <w:b/>
-        </w:rPr>
-        <w:t>功能：</w:t>
-      </w:r>
-      <w:r>
-        <w:t>1. 帮人认出身边不认识的树、花、草，知道它叫什么；2. 查看一种植物的照片和介绍，了解它长什么样、什么时候开花结果、长在哪些地方；3. 学习植物知识，给写作业、做自然观察或养花种草提供参考。</w:t>
-      </w:r>
-    </w:p>
-    <w:p>
-      <w:pPr>
-        <w:pStyle w:val="ListBullet"/>
-      </w:pPr>
-      <w:r>
-        <w:rPr>
-          <w:b/>
-        </w:rPr>
-        <w:t>适合人群：</w:t>
-      </w:r>
-      <w:r>
-        <w:t>适合喜欢花草树木、想认识身边植物、需要查植物知识的学生和普通爱好者。</w:t>
-      </w:r>
-    </w:p>
-    <w:p/>
-    <w:p>
-      <w:pPr>
-        <w:pStyle w:val="Heading2"/>
-      </w:pPr>
-      <w:r>
-        <w:t>诗词吾爱</w:t>
-      </w:r>
-    </w:p>
-    <w:p>
-      <w:r>
-        <w:rPr>
-          <w:color w:val="1F4E9C"/>
-          <w:u w:val="single"/>
-        </w:rPr>
-        <w:t>https://www.52shici.com</w:t>
-      </w:r>
-    </w:p>
-    <w:p>
-      <w:pPr>
-        <w:pStyle w:val="ListBullet"/>
-      </w:pPr>
-      <w:r>
-        <w:rPr>
-          <w:b/>
-        </w:rPr>
-        <w:t>简介：</w:t>
-      </w:r>
-      <w:r>
-        <w:t>诗词吾爱是一个专门看古诗词、学写古诗词、和有相同爱好的人交流的网站，主要用来查诗、写诗和分享作品。</w:t>
-      </w:r>
-    </w:p>
-    <w:p>
-      <w:pPr>
-        <w:pStyle w:val="ListBullet"/>
-      </w:pPr>
-      <w:r>
-        <w:rPr>
-          <w:b/>
-        </w:rPr>
-        <w:t>特点：</w:t>
-      </w:r>
-      <w:r>
-        <w:t>1. 不用下载安装，打开网页就能用。2. 能自动帮忙检查自己写的诗词在声调和押韵上有没有问题。3. 古诗词资料多，喜欢诗词的人也多。</w:t>
-      </w:r>
-    </w:p>
-    <w:p>
-      <w:pPr>
-        <w:pStyle w:val="ListBullet"/>
-      </w:pPr>
-      <w:r>
-        <w:rPr>
-          <w:b/>
-        </w:rPr>
-        <w:t>功能：</w:t>
-      </w:r>
-      <w:r>
-        <w:t>1. 查历代古诗词和诗人。2. 检查自己写的诗词在声调和押韵上是否合适。3. 发表自己的作品，阅读别人的作品并留言交流。</w:t>
-      </w:r>
-    </w:p>
-    <w:p>
-      <w:pPr>
-        <w:pStyle w:val="ListBullet"/>
-      </w:pPr>
-      <w:r>
-        <w:rPr>
-          <w:b/>
-        </w:rPr>
-        <w:t>适合人群：</w:t>
-      </w:r>
-      <w:r>
-        <w:t>喜欢古诗词、想学着写诗写词，或者想找有相同爱好的人一起交流的人。</w:t>
+        <w:t>适合想自己学做网页、小工具或软件，又完全没有基础的普通人。</w:t>
       </w:r>
     </w:p>
     <w:p/>
@@ -339,7 +117,7 @@
         <w:pStyle w:val="Heading2"/>
       </w:pPr>
       <w:r>
-        <w:t>标小智</w:t>
+        <w:t>超级简历</w:t>
       </w:r>
     </w:p>
     <w:p>
@@ -348,7 +126,7 @@
           <w:color w:val="1F4E9C"/>
           <w:u w:val="single"/>
         </w:rPr>
-        <w:t>https://www.logosc.cn</w:t>
+        <w:t>https://www.wondercv.com</w:t>
       </w:r>
     </w:p>
     <w:p>
@@ -362,7 +140,7 @@
         <w:t>简介：</w:t>
       </w:r>
       <w:r>
-        <w:t>这是一个在网上帮人做标志的网站，给店铺、公司或活动做出好看的标志图案。</w:t>
+        <w:t>超级简历是一个帮人做简历的网站，用来把个人经历整理成一份清楚、好看的求职简历。</w:t>
       </w:r>
     </w:p>
     <w:p>
@@ -376,7 +154,7 @@
         <w:t>特点：</w:t>
       </w:r>
       <w:r>
-        <w:t>不用会画画，也不用先装做图软件；打开网页就能用，选一选、改一改就行；给出的样子多，能换颜色、换文字、换图案。</w:t>
+        <w:t>模板很多，挑一个填内容就能用；格式会自动排整齐，不用自己慢慢调；写得不清楚的地方会给提示，帮你改得更符合招人方的要求。</w:t>
       </w:r>
     </w:p>
     <w:p>
@@ -390,7 +168,7 @@
         <w:t>功能：</w:t>
       </w:r>
       <w:r>
-        <w:t>能按名字和行业做出多种标志样子；能改标志上的字、颜色和图案；能把做好的标志下载成图片，用在门头、名片、包装或网页上。</w:t>
+        <w:t>能帮人填写和整理上学、工作、做过的项目等经历，做出简历；能保存不同版本，投不同工作时分别使用；能把做好的简历下载成文件，方便投递或打印。</w:t>
       </w:r>
     </w:p>
     <w:p>
@@ -404,7 +182,7 @@
         <w:t>适合人群：</w:t>
       </w:r>
       <w:r>
-        <w:t>开小店、办公司、做活动或刚起步做生意，需要标志但不会自己画的人。</w:t>
+        <w:t>适合正在找工作的大学生、刚毕业的人和想换工作的上班族。</w:t>
       </w:r>
     </w:p>
     <w:p/>
@@ -413,7 +191,7 @@
         <w:pStyle w:val="Heading2"/>
       </w:pPr>
       <w:r>
-        <w:t>ShowDoc</w:t>
+        <w:t>爱校对</w:t>
       </w:r>
     </w:p>
     <w:p>
@@ -422,7 +200,7 @@
           <w:color w:val="1F4E9C"/>
           <w:u w:val="single"/>
         </w:rPr>
-        <w:t>https://www.showdoc.com.cn</w:t>
+        <w:t>https://www.ijiaodui.com</w:t>
       </w:r>
     </w:p>
     <w:p>
@@ -436,7 +214,7 @@
         <w:t>简介：</w:t>
       </w:r>
       <w:r>
-        <w:t>这是一个在网上写说明材料、整理说明材料和分享说明材料的网站，主要用来让一个团队把做软件、做网站时的各种情况写清楚，方便大家一起看、一起改。</w:t>
+        <w:t>爱校对是一个帮人检查中文文字错误的网站，把写好的内容放上去，它能找出错别字、标点等问题。</w:t>
       </w:r>
     </w:p>
     <w:p>
@@ -450,7 +228,7 @@
         <w:t>特点：</w:t>
       </w:r>
       <w:r>
-        <w:t>打开网页就能写，不用来回传文件；多人可以一起用，谁改了什么能留下记录；内容可以按类别和目录整理，找起来方便。</w:t>
+        <w:t>1. 打开网页就能用，操作简单；2. 检查速度快，长篇内容也能较快看完；3. 不只找错别字，还能提醒用词和标点不合适的地方。</w:t>
       </w:r>
     </w:p>
     <w:p>
@@ -464,7 +242,7 @@
         <w:t>功能：</w:t>
       </w:r>
       <w:r>
-        <w:t>能新建和保存各种说明材料；能把材料分门别类放好，还能安排哪些人能看、哪些人能改；能发一个网址给别人，别人点开就能看。</w:t>
+        <w:t>1. 帮你检查文章、报告、材料里的错别字和标点错误；2. 帮你发现语句不通顺、用词不恰当的地方；3. 可以把你写好的整段文字或文件放进去检查。</w:t>
       </w:r>
     </w:p>
     <w:p>
@@ -478,7 +256,7 @@
         <w:t>适合人群：</w:t>
       </w:r>
       <w:r>
-        <w:t>适合做软件、做网站的工作团队，也适合需要一起整理和分享说明材料的人。</w:t>
+        <w:t>适合经常写文章、报告、材料，需要检查文字错误的学生和上班族。</w:t>
       </w:r>
     </w:p>
     <w:p/>
@@ -487,7 +265,7 @@
         <w:pStyle w:val="Heading2"/>
       </w:pPr>
       <w:r>
-        <w:t>爱给网</w:t>
+        <w:t>AmyMind</w:t>
       </w:r>
     </w:p>
     <w:p>
@@ -496,7 +274,7 @@
           <w:color w:val="1F4E9C"/>
           <w:u w:val="single"/>
         </w:rPr>
-        <w:t>https://www.aigei.com</w:t>
+        <w:t>https://amymind.com</w:t>
       </w:r>
     </w:p>
     <w:p>
@@ -510,7 +288,7 @@
         <w:t>简介：</w:t>
       </w:r>
       <w:r>
-        <w:t>爱给网是一个中文网站，里面能找声音、图片、视频和各种做东西用的材料，主要用来下载这些东西，帮人做视频、做设计或做其他创作。</w:t>
+        <w:t>AmyMind 是一个打开网页就能用的画思维导图的网站，你只要输入一个主题或者一段话，它就会自动帮你把整张图整理好。</w:t>
       </w:r>
     </w:p>
     <w:p>
@@ -524,7 +302,7 @@
         <w:t>特点：</w:t>
       </w:r>
       <w:r>
-        <w:t>1. 东西很多，声音、图片、视频、模板等都能找到；2. 分类和查找比较清楚，想找什么可以直接搜；3. 有不少免费内容，日常做东西基本够用。</w:t>
+        <w:t>不用安装任何东西，打开网页就能直接画；自动帮你摆好位置、连好线，省去手动调整的麻烦；生成之后还能自己改字、加分支、换样子。</w:t>
       </w:r>
     </w:p>
     <w:p>
@@ -538,7 +316,7 @@
         <w:t>功能：</w:t>
       </w:r>
       <w:r>
-        <w:t>1. 找背景音乐、音效、配音等声音；2. 找视频片段、图片、动画、模板等画面材料；3. 下载后用来剪视频、做海报、做课件或做小作品。</w:t>
+        <w:t>把一句话或一段文字自动变成一张有层次的思维导图；能一边列要点一边出图，随时整理笔记和想法；做好以后可以存成图片，发给别人看。</w:t>
       </w:r>
     </w:p>
     <w:p>
@@ -552,7 +330,81 @@
         <w:t>适合人群：</w:t>
       </w:r>
       <w:r>
-        <w:t>适合做视频、做设计、做课件、发短视频或喜欢自己动手创作的人。</w:t>
+        <w:t>适合需要整理思路、做笔记、列计划的学生和上班族。</w:t>
+      </w:r>
+    </w:p>
+    <w:p/>
+    <w:p>
+      <w:pPr>
+        <w:pStyle w:val="Heading2"/>
+      </w:pPr>
+      <w:r>
+        <w:t>有道云笔记</w:t>
+      </w:r>
+    </w:p>
+    <w:p>
+      <w:r>
+        <w:rPr>
+          <w:color w:val="1F4E9C"/>
+          <w:u w:val="single"/>
+        </w:rPr>
+        <w:t>https://note.youdao.com</w:t>
+      </w:r>
+    </w:p>
+    <w:p>
+      <w:pPr>
+        <w:pStyle w:val="ListBullet"/>
+      </w:pPr>
+      <w:r>
+        <w:rPr>
+          <w:b/>
+        </w:rPr>
+        <w:t>简介：</w:t>
+      </w:r>
+      <w:r>
+        <w:t>有道云笔记是一个用来记笔记、存资料的网站，也能在手机和电脑上使用。它帮你把零散的想法、待办和文件收在一起，方便以后查看和整理。</w:t>
+      </w:r>
+    </w:p>
+    <w:p>
+      <w:pPr>
+        <w:pStyle w:val="ListBullet"/>
+      </w:pPr>
+      <w:r>
+        <w:rPr>
+          <w:b/>
+        </w:rPr>
+        <w:t>特点：</w:t>
+      </w:r>
+      <w:r>
+        <w:t>手机、电脑上都能打开，记的内容会自动保持一致；能写文字、放图片、录声音、加文件，记录方式很多；可以分类整理，也能搜索，东西多了也好找。</w:t>
+      </w:r>
+    </w:p>
+    <w:p>
+      <w:pPr>
+        <w:pStyle w:val="ListBullet"/>
+      </w:pPr>
+      <w:r>
+        <w:rPr>
+          <w:b/>
+        </w:rPr>
+        <w:t>功能：</w:t>
+      </w:r>
+      <w:r>
+        <w:t>能记工作笔记、会议要点、待办事情和日常想法；能收集网页文章、图片和文件，放在一起；能把笔记发给别人看，也能和别人一起补充修改。</w:t>
+      </w:r>
+    </w:p>
+    <w:p>
+      <w:pPr>
+        <w:pStyle w:val="ListBullet"/>
+      </w:pPr>
+      <w:r>
+        <w:rPr>
+          <w:b/>
+        </w:rPr>
+        <w:t>适合人群：</w:t>
+      </w:r>
+      <w:r>
+        <w:t>适合上班族、学生，以及平时需要记东西、收资料、做整理的人使用。</w:t>
       </w:r>
     </w:p>
     <w:p/>
@@ -569,7 +421,7 @@
         <w:pStyle w:val="Heading2"/>
       </w:pPr>
       <w:r>
-        <w:t>涂鸦王国</w:t>
+        <w:t>摩点</w:t>
       </w:r>
     </w:p>
     <w:p>
@@ -578,7 +430,7 @@
           <w:color w:val="1F4E9C"/>
           <w:u w:val="single"/>
         </w:rPr>
-        <w:t>https://www.poocg.com</w:t>
+        <w:t>https://www.modian.com</w:t>
       </w:r>
     </w:p>
     <w:p>
@@ -592,7 +444,7 @@
         <w:t>简介：</w:t>
       </w:r>
       <w:r>
-        <w:t>涂鸦王国是一个给大家看画、发画和互相交流的网站，喜欢画画的人可以把自己的作品放上去，也能欣赏别人的作品。</w:t>
+        <w:t>摩点是一个让大家展示新奇想法、由喜欢的人提前出钱帮忙实现的网站，也可以参与或买到一些特别的创意产品。</w:t>
       </w:r>
     </w:p>
     <w:p>
@@ -606,7 +458,7 @@
         <w:t>特点：</w:t>
       </w:r>
       <w:r>
-        <w:t>画画的人多，作品种类丰富；原创作品多，容易找到自己喜欢的风格；可以点赞、评论、关注，和作者直接交流。</w:t>
+        <w:t>能看到很多平时不容易见到的新奇有趣项目。可以提前支持自己喜欢的创作者或团队。支持后能得到什么、事情做到哪一步，一般写得比较清楚。</w:t>
       </w:r>
     </w:p>
     <w:p>
@@ -620,7 +472,7 @@
         <w:t>功能：</w:t>
       </w:r>
       <w:r>
-        <w:t>能发布自己的画作并得到别人的反馈；能浏览、收藏和关注喜欢的画作和画师；能参加网站举办的画画活动，也能找人帮忙画图或接别人委托画图。</w:t>
+        <w:t>帮人找到并支持游戏、动漫、图书、活动、生活小物等有趣项目。帮有想法的人向大家介绍计划并得到帮助。帮支持者拿到约定的产品、纪念品或参加特别活动。</w:t>
       </w:r>
     </w:p>
     <w:p>
@@ -634,7 +486,229 @@
         <w:t>适合人群：</w:t>
       </w:r>
       <w:r>
-        <w:t>适合喜欢画画、爱看画，想展示作品、认识同好或找人画图的人。</w:t>
+        <w:t>适合喜欢动漫游戏、文创产品、新奇创意，并愿意提前出钱支持的人。</w:t>
+      </w:r>
+    </w:p>
+    <w:p/>
+    <w:p>
+      <w:pPr>
+        <w:pStyle w:val="Heading2"/>
+      </w:pPr>
+      <w:r>
+        <w:t>奶牛关</w:t>
+      </w:r>
+    </w:p>
+    <w:p>
+      <w:r>
+        <w:rPr>
+          <w:color w:val="1F4E9C"/>
+          <w:u w:val="single"/>
+        </w:rPr>
+        <w:t>https://www.cowlevel.net</w:t>
+      </w:r>
+    </w:p>
+    <w:p>
+      <w:pPr>
+        <w:pStyle w:val="ListBullet"/>
+      </w:pPr>
+      <w:r>
+        <w:rPr>
+          <w:b/>
+        </w:rPr>
+        <w:t>简介：</w:t>
+      </w:r>
+      <w:r>
+        <w:t>奶牛关是一个游戏玩家用来记录自己玩过的游戏、给游戏打分写评价、看别人推荐和讨论游戏的地方。</w:t>
+      </w:r>
+    </w:p>
+    <w:p>
+      <w:pPr>
+        <w:pStyle w:val="ListBullet"/>
+      </w:pPr>
+      <w:r>
+        <w:rPr>
+          <w:b/>
+        </w:rPr>
+        <w:t>特点：</w:t>
+      </w:r>
+      <w:r>
+        <w:t>内容专门围绕游戏，比较集中；玩家留下的评价和讨论多，方便了解一个游戏好不好玩；氛围更像认真聊游戏，容易找到同好。</w:t>
+      </w:r>
+    </w:p>
+    <w:p>
+      <w:pPr>
+        <w:pStyle w:val="ListBullet"/>
+      </w:pPr>
+      <w:r>
+        <w:rPr>
+          <w:b/>
+        </w:rPr>
+        <w:t>功能：</w:t>
+      </w:r>
+      <w:r>
+        <w:t>可以标记想玩、在玩、玩过的游戏，并打分、写短评或长评；可以看别人的评价和游戏单，发现自己可能喜欢的新游戏；可以在小组里聊游戏、问问题、分享心得。</w:t>
+      </w:r>
+    </w:p>
+    <w:p>
+      <w:pPr>
+        <w:pStyle w:val="ListBullet"/>
+      </w:pPr>
+      <w:r>
+        <w:rPr>
+          <w:b/>
+        </w:rPr>
+        <w:t>适合人群：</w:t>
+      </w:r>
+      <w:r>
+        <w:t>适合喜欢玩游戏、愿意记录和评价游戏，或者想找游戏推荐和同好的人。</w:t>
+      </w:r>
+    </w:p>
+    <w:p/>
+    <w:p>
+      <w:pPr>
+        <w:pStyle w:val="Heading2"/>
+      </w:pPr>
+      <w:r>
+        <w:t>雀乐</w:t>
+      </w:r>
+    </w:p>
+    <w:p>
+      <w:r>
+        <w:rPr>
+          <w:color w:val="1F4E9C"/>
+          <w:u w:val="single"/>
+        </w:rPr>
+        <w:t>https://indie.cn</w:t>
+      </w:r>
+    </w:p>
+    <w:p>
+      <w:pPr>
+        <w:pStyle w:val="ListBullet"/>
+      </w:pPr>
+      <w:r>
+        <w:rPr>
+          <w:b/>
+        </w:rPr>
+        <w:t>简介：</w:t>
+      </w:r>
+      <w:r>
+        <w:t>雀乐是一个专门推荐独立音乐、分享歌单和音乐推荐的网站。它用来帮人发现和收听不那么大众但好听的歌。</w:t>
+      </w:r>
+    </w:p>
+    <w:p>
+      <w:pPr>
+        <w:pStyle w:val="ListBullet"/>
+      </w:pPr>
+      <w:r>
+        <w:rPr>
+          <w:b/>
+        </w:rPr>
+        <w:t>特点：</w:t>
+      </w:r>
+      <w:r>
+        <w:t>内容集中在独立音乐和小众歌曲，和常见热门榜单不一样；推荐常按主题、心情或场景整理，找歌比较省心；整体安静清爽，适合慢慢听、慢慢看。</w:t>
+      </w:r>
+    </w:p>
+    <w:p>
+      <w:pPr>
+        <w:pStyle w:val="ListBullet"/>
+      </w:pPr>
+      <w:r>
+        <w:rPr>
+          <w:b/>
+        </w:rPr>
+        <w:t>功能：</w:t>
+      </w:r>
+      <w:r>
+        <w:t>可以按歌单、主题、心情或场景找到新歌；可以把喜欢的歌单和内容收起来，之后接着听和看；可以看歌曲介绍、推荐文字和音乐人的相关内容，了解更多作品。</w:t>
+      </w:r>
+    </w:p>
+    <w:p>
+      <w:pPr>
+        <w:pStyle w:val="ListBullet"/>
+      </w:pPr>
+      <w:r>
+        <w:rPr>
+          <w:b/>
+        </w:rPr>
+        <w:t>适合人群：</w:t>
+      </w:r>
+      <w:r>
+        <w:t>适合喜欢独立音乐、小众歌曲，想找好听新歌和安静歌单的人。</w:t>
+      </w:r>
+    </w:p>
+    <w:p/>
+    <w:p>
+      <w:pPr>
+        <w:pStyle w:val="Heading2"/>
+      </w:pPr>
+      <w:r>
+        <w:t>小宇宙</w:t>
+      </w:r>
+    </w:p>
+    <w:p>
+      <w:r>
+        <w:rPr>
+          <w:color w:val="1F4E9C"/>
+          <w:u w:val="single"/>
+        </w:rPr>
+        <w:t>https://www.xiaoyuzhoufm.com</w:t>
+      </w:r>
+    </w:p>
+    <w:p>
+      <w:pPr>
+        <w:pStyle w:val="ListBullet"/>
+      </w:pPr>
+      <w:r>
+        <w:rPr>
+          <w:b/>
+        </w:rPr>
+        <w:t>简介：</w:t>
+      </w:r>
+      <w:r>
+        <w:t>小宇宙是一个专门听中文音频节目的网站，你可以在上面找到各种节目并直接播放。</w:t>
+      </w:r>
+    </w:p>
+    <w:p>
+      <w:pPr>
+        <w:pStyle w:val="ListBullet"/>
+      </w:pPr>
+      <w:r>
+        <w:rPr>
+          <w:b/>
+        </w:rPr>
+        <w:t>特点：</w:t>
+      </w:r>
+      <w:r>
+        <w:t>节目多、分类清楚，容易找到感兴趣的内容；能订阅喜欢的节目，更新了会有提醒，不容易错过；可以边听边看评论，和其他听众交流想法。</w:t>
+      </w:r>
+    </w:p>
+    <w:p>
+      <w:pPr>
+        <w:pStyle w:val="ListBullet"/>
+      </w:pPr>
+      <w:r>
+        <w:rPr>
+          <w:b/>
+        </w:rPr>
+        <w:t>功能：</w:t>
+      </w:r>
+      <w:r>
+        <w:t>搜索和发现各种话题的音频节目；订阅并管理自己常听的节目；播放、暂停、继续听，还能看收听记录。</w:t>
+      </w:r>
+    </w:p>
+    <w:p>
+      <w:pPr>
+        <w:pStyle w:val="ListBullet"/>
+      </w:pPr>
+      <w:r>
+        <w:rPr>
+          <w:b/>
+        </w:rPr>
+        <w:t>适合人群：</w:t>
+      </w:r>
+      <w:r>
+        <w:t>适合喜欢听人聊天、听故事、了解各种话题，想用耳朵打发时间的人。</w:t>
       </w:r>
     </w:p>
     <w:p/>
@@ -651,7 +725,7 @@
         <w:pStyle w:val="Heading2"/>
       </w:pPr>
       <w:r>
-        <w:t>公交查询</w:t>
+        <w:t>豆果美食</w:t>
       </w:r>
     </w:p>
     <w:p>
@@ -660,7 +734,7 @@
           <w:color w:val="1F4E9C"/>
           <w:u w:val="single"/>
         </w:rPr>
-        <w:t>https://www.8684.cn</w:t>
+        <w:t>https://www.douguo.com</w:t>
       </w:r>
     </w:p>
     <w:p>
@@ -674,7 +748,7 @@
         <w:t>简介：</w:t>
       </w:r>
       <w:r>
-        <w:t>这是一个查公交车怎么坐的网站，输入城市、线路或起点终点，就能看到经过的站和换乘办法。</w:t>
+        <w:t>豆果美食是一个看菜谱、学做菜的网站，里面有大量家常菜、早餐、烘焙和甜点的做法，也能把自己做菜的过程和成果发出来给大家看。</w:t>
       </w:r>
     </w:p>
     <w:p>
@@ -688,7 +762,7 @@
         <w:t>特点：</w:t>
       </w:r>
       <w:r>
-        <w:t>覆盖城市多，去外地也能查；不用注册登录，打开就能用；站名和线路写得清楚，查看方便。</w:t>
+        <w:t>菜谱数量多、种类全，想做什么菜大多能查到；做法步骤写得细，很多还配有图片或视频，照着做容易上手；能看到别人的评论和晒图，提前知道哪里容易做错、怎么调整。</w:t>
       </w:r>
     </w:p>
     <w:p>
@@ -702,7 +776,7 @@
         <w:t>功能：</w:t>
       </w:r>
       <w:r>
-        <w:t>查某路公交车经过哪些站、大概几点发车和收车；查从起点到终点怎么坐车、在哪换乘；查一些城市的地铁、长途汽车等出行信息。</w:t>
+        <w:t>按菜名、食材或口味找菜谱；收藏喜欢的菜谱，记录自己做过什么；分享自己做的菜，和别人交流做饭心得。</w:t>
       </w:r>
     </w:p>
     <w:p>
@@ -716,81 +790,7 @@
         <w:t>适合人群：</w:t>
       </w:r>
       <w:r>
-        <w:t>适合平时坐公交地铁出门、去外地旅游或办事、对路线不熟悉的人使用。</w:t>
-      </w:r>
-    </w:p>
-    <w:p/>
-    <w:p>
-      <w:pPr>
-        <w:pStyle w:val="Heading2"/>
-      </w:pPr>
-      <w:r>
-        <w:t>手工客</w:t>
-      </w:r>
-    </w:p>
-    <w:p>
-      <w:r>
-        <w:rPr>
-          <w:color w:val="1F4E9C"/>
-          <w:u w:val="single"/>
-        </w:rPr>
-        <w:t>https://www.shougongke.com</w:t>
-      </w:r>
-    </w:p>
-    <w:p>
-      <w:pPr>
-        <w:pStyle w:val="ListBullet"/>
-      </w:pPr>
-      <w:r>
-        <w:rPr>
-          <w:b/>
-        </w:rPr>
-        <w:t>简介：</w:t>
-      </w:r>
-      <w:r>
-        <w:t>手工客是一个给喜欢动手做东西的人看教程、学手艺、分享自己作品的网站。</w:t>
-      </w:r>
-    </w:p>
-    <w:p>
-      <w:pPr>
-        <w:pStyle w:val="ListBullet"/>
-      </w:pPr>
-      <w:r>
-        <w:rPr>
-          <w:b/>
-        </w:rPr>
-        <w:t>特点：</w:t>
-      </w:r>
-      <w:r>
-        <w:t>手工种类很多，常见的小玩意大多能找到做法；教程大多一步一步讲，还配图片，跟着学比较轻松；有很多同好分享作品和想法，能给人不少灵感。</w:t>
-      </w:r>
-    </w:p>
-    <w:p>
-      <w:pPr>
-        <w:pStyle w:val="ListBullet"/>
-      </w:pPr>
-      <w:r>
-        <w:rPr>
-          <w:b/>
-        </w:rPr>
-        <w:t>功能：</w:t>
-      </w:r>
-      <w:r>
-        <w:t>可以找教程跟着学做；可以把自己做好的东西发上去，和别人交流；可以看别人的做法和推荐，找材料和工具的参考。</w:t>
-      </w:r>
-    </w:p>
-    <w:p>
-      <w:pPr>
-        <w:pStyle w:val="ListBullet"/>
-      </w:pPr>
-      <w:r>
-        <w:rPr>
-          <w:b/>
-        </w:rPr>
-        <w:t>适合人群：</w:t>
-      </w:r>
-      <w:r>
-        <w:t>适合喜欢动手做手工、想自己学着做点小东西，或者想找生活乐趣的人。</w:t>
+        <w:t>适合想自己动手做饭、学新菜、给日常饭菜换花样的人。</w:t>
       </w:r>
     </w:p>
     <w:p/>
@@ -834,7 +834,7 @@
     </w:p>
     <w:p>
       <w:r>
-        <w:t>我没法打开这个网站，所以不知道它是干什么的。</w:t>
+        <w:t>抱歉，我打不开这个网站，没法确定它是干什么的。</w:t>
       </w:r>
     </w:p>
     <w:p>
@@ -856,7 +856,7 @@
     </w:p>
     <w:p>
       <w:r>
-        <w:t>我打不开这个网址，没法确认它到底是干什么的。</w:t>
+        <w:t>抱歉，我没法打开这个网站，所以不知道它是干什么的，你把网站上的内容发给我我就能告诉你。</w:t>
       </w:r>
     </w:p>
     <w:p>
@@ -878,7 +878,7 @@
     </w:p>
     <w:p>
       <w:r>
-        <w:t>「博友圈」就是把很多个人博客的最新文章收集到一块儿，让你在一个页面上就能看到这些博主最近都写了啥的网站。</w:t>
+        <w:t>它把很多个人博客的最新文章汇总到一个页面，让你不用挨个去逛就能看到大家都在写什么。</w:t>
       </w:r>
     </w:p>
     <w:p>
@@ -900,7 +900,7 @@
     </w:p>
     <w:p>
       <w:r>
-        <w:t>这是一个把网上各种博客文章收集到一起，方便你阅读的网站。</w:t>
+        <w:t>这是一个把很多人在网上写的文章收集到一起，方便你浏览和阅读的网站。</w:t>
       </w:r>
     </w:p>
     <w:p>
@@ -922,7 +922,7 @@
     </w:p>
     <w:p>
       <w:r>
-        <w:t>我打不开这个网址，没法确定它是干什么的。</w:t>
+        <w:t>这就是一个个人博客网站，站长在上面写写文章、分享点东西给大家看。</w:t>
       </w:r>
     </w:p>
     <w:p>
@@ -944,7 +944,7 @@
     </w:p>
     <w:p>
       <w:r>
-        <w:t>就是一个中文网上论坛，大家在上面发帖、聊天、问问题、交流各种话题。</w:t>
+        <w:t>大佬论坛就是一个让网友聚在一起聊天、提问、分享经验和找资源的普通论坛。</w:t>
       </w:r>
     </w:p>
     <w:p>
@@ -966,7 +966,7 @@
     </w:p>
     <w:p>
       <w:r>
-        <w:t>这是一个用中文教普通人用电脑、上网和解决电脑小毛病的网站。</w:t>
+        <w:t>这是一个教人用电脑、手机和做软件等知识的中文网站。</w:t>
       </w:r>
     </w:p>
     <w:p>
@@ -988,7 +988,7 @@
     </w:p>
     <w:p>
       <w:r>
-        <w:t>这个网站就是国家给网站登记“户口”、也让人查网站有没有登记的地方。</w:t>
+        <w:t>这是政府用来查一个网站是谁办的、有没有按规定登记的网站。</w:t>
       </w:r>
     </w:p>
     <w:p>
@@ -1010,7 +1010,7 @@
     </w:p>
     <w:p>
       <w:r>
-        <w:t>这是个给动漫、游戏之类的个人小网站发着玩的“假备案号”的网站，让你的网站看起来像正经备案过一样，其实跟国家备案没关系。</w:t>
+        <w:t>这是一个跟政府备案无关、给个人小网站发一个好玩儿的“萌ICP备”编号并让人通过编号查询的网站。</w:t>
       </w:r>
     </w:p>
     <w:p>
@@ -1032,7 +1032,7 @@
     </w:p>
     <w:p>
       <w:r>
-        <w:t>这个页面就是让人查看“茶ICP备2026050346号”这个号对应哪个网站、叫什么名字的。</w:t>
+        <w:t>这是一个搞着玩的假备案网站，专门编一个不存在的“茶ICP备”备案号给你看。</w:t>
       </w:r>
     </w:p>
     <w:sectPr>

--- a/docs/每日网站推荐_20261001.docx
+++ b/docs/每日网站推荐_20261001.docx
@@ -35,7 +35,7 @@
         <w:pStyle w:val="Heading2"/>
       </w:pPr>
       <w:r>
-        <w:t>廖雪峰的官方网站</w:t>
+        <w:t>国家图书馆公开课</w:t>
       </w:r>
     </w:p>
     <w:p>
@@ -44,7 +44,7 @@
           <w:color w:val="1F4E9C"/>
           <w:u w:val="single"/>
         </w:rPr>
-        <w:t>https://www.liaoxuefeng.com</w:t>
+        <w:t>https://www.nlc.cn</w:t>
       </w:r>
     </w:p>
     <w:p>
@@ -58,7 +58,7 @@
         <w:t>简介：</w:t>
       </w:r>
       <w:r>
-        <w:t>这是一个免费的中文学习网站，主要教人从零开始学会用电脑做出网页、小工具和软件。</w:t>
+        <w:t>这是国家图书馆办的免费公开课，把很多老师讲的课和讲座放在网上，供普通人打开观看和学习。</w:t>
       </w:r>
     </w:p>
     <w:p>
@@ -72,7 +72,7 @@
         <w:t>特点：</w:t>
       </w:r>
       <w:r>
-        <w:t>不用花钱，也不用注册就能直接看；内容从最基础讲起，一步一步来，新手也能跟着学；中文讲解，例子多，讲得比较清楚。</w:t>
+        <w:t>不收钱，随时能看；讲课内容靠谱，讲的人多是懂行的老师；历史文化、文学艺术等主题很多，容易找到感兴趣的。</w:t>
       </w:r>
     </w:p>
     <w:p>
@@ -86,7 +86,7 @@
         <w:t>功能：</w:t>
       </w:r>
       <w:r>
-        <w:t>能帮人从零学会做网页、小工具和软件；能按顺序学习，也能随时查找某个做法；提供练习和答案，让人边看边动手试。</w:t>
+        <w:t>能看各类讲座和课程；能按主题找想学的内容；能反复回看，方便慢慢学。</w:t>
       </w:r>
     </w:p>
     <w:p>
@@ -100,7 +100,155 @@
         <w:t>适合人群：</w:t>
       </w:r>
       <w:r>
-        <w:t>适合想自己学做网页、小工具或软件，又完全没有基础的普通人。</w:t>
+        <w:t>适合想免费听讲座、学知识、了解传统文化的人。</w:t>
+      </w:r>
+    </w:p>
+    <w:p/>
+    <w:p>
+      <w:pPr>
+        <w:pStyle w:val="Heading2"/>
+      </w:pPr>
+      <w:r>
+        <w:t>小木虫</w:t>
+      </w:r>
+    </w:p>
+    <w:p>
+      <w:r>
+        <w:rPr>
+          <w:color w:val="1F4E9C"/>
+          <w:u w:val="single"/>
+        </w:rPr>
+        <w:t>https://muchong.com</w:t>
+      </w:r>
+    </w:p>
+    <w:p>
+      <w:pPr>
+        <w:pStyle w:val="ListBullet"/>
+      </w:pPr>
+      <w:r>
+        <w:rPr>
+          <w:b/>
+        </w:rPr>
+        <w:t>简介：</w:t>
+      </w:r>
+      <w:r>
+        <w:t>小木虫是一个中文网站，很多学生和做研究的人常去，主要用来交流考研考博、写论文、找工作、出国学习等方面的经验和消息。</w:t>
+      </w:r>
+    </w:p>
+    <w:p>
+      <w:pPr>
+        <w:pStyle w:val="ListBullet"/>
+      </w:pPr>
+      <w:r>
+        <w:rPr>
+          <w:b/>
+        </w:rPr>
+        <w:t>特点：</w:t>
+      </w:r>
+      <w:r>
+        <w:t>上面有很多过来人分享的真实经验；遇到问题可以发帖问，常有人热心回答；内容覆盖从上学到做研究的很多阶段，信息比较全。</w:t>
+      </w:r>
+    </w:p>
+    <w:p>
+      <w:pPr>
+        <w:pStyle w:val="ListBullet"/>
+      </w:pPr>
+      <w:r>
+        <w:rPr>
+          <w:b/>
+        </w:rPr>
+        <w:t>功能：</w:t>
+      </w:r>
+      <w:r>
+        <w:t>能帮人查找考研考博和找工作的经验；能帮人询问论文投稿、选导师、出国学习等问题；能帮人了解各类招聘、招生和考试消息。</w:t>
+      </w:r>
+    </w:p>
+    <w:p>
+      <w:pPr>
+        <w:pStyle w:val="ListBullet"/>
+      </w:pPr>
+      <w:r>
+        <w:rPr>
+          <w:b/>
+        </w:rPr>
+        <w:t>适合人群：</w:t>
+      </w:r>
+      <w:r>
+        <w:t>适合正在上学、准备考研考博、做研究或想了解相关经验的人使用。</w:t>
+      </w:r>
+    </w:p>
+    <w:p/>
+    <w:p>
+      <w:pPr>
+        <w:pStyle w:val="Heading2"/>
+      </w:pPr>
+      <w:r>
+        <w:t>站酷高高手</w:t>
+      </w:r>
+    </w:p>
+    <w:p>
+      <w:r>
+        <w:rPr>
+          <w:color w:val="1F4E9C"/>
+          <w:u w:val="single"/>
+        </w:rPr>
+        <w:t>https://www.gogoup.com</w:t>
+      </w:r>
+    </w:p>
+    <w:p>
+      <w:pPr>
+        <w:pStyle w:val="ListBullet"/>
+      </w:pPr>
+      <w:r>
+        <w:rPr>
+          <w:b/>
+        </w:rPr>
+        <w:t>简介：</w:t>
+      </w:r>
+      <w:r>
+        <w:t>站酷高高手是一个在网上跟着老师学做图、画画、拍照、做视频等手艺的网站，主要用来看课、练习和得到老师指点。</w:t>
+      </w:r>
+    </w:p>
+    <w:p>
+      <w:pPr>
+        <w:pStyle w:val="ListBullet"/>
+      </w:pPr>
+      <w:r>
+        <w:rPr>
+          <w:b/>
+        </w:rPr>
+        <w:t>特点：</w:t>
+      </w:r>
+      <w:r>
+        <w:t>1. 讲课的人大多是在这一行干过很多年的老师，能教实际怎么做；2. 课程种类多，从刚入门到想提高都能找到，能按自己的空闲时间看；3. 学完可以练习、交作品，和一起学的人交流。</w:t>
+      </w:r>
+    </w:p>
+    <w:p>
+      <w:pPr>
+        <w:pStyle w:val="ListBullet"/>
+      </w:pPr>
+      <w:r>
+        <w:rPr>
+          <w:b/>
+        </w:rPr>
+        <w:t>功能：</w:t>
+      </w:r>
+      <w:r>
+        <w:t>1. 能看视频课，学做图、画画、拍照、做视频这些本事；2. 能参加老师带的练习，得到点评和建议；3. 能查看和下载课程里用到的练习材料，边看边动手做。</w:t>
+      </w:r>
+    </w:p>
+    <w:p>
+      <w:pPr>
+        <w:pStyle w:val="ListBullet"/>
+      </w:pPr>
+      <w:r>
+        <w:rPr>
+          <w:b/>
+        </w:rPr>
+        <w:t>适合人群：</w:t>
+      </w:r>
+      <w:r>
+        <w:t>适合想学做图、画画、拍照、做视频，或者想靠这些手艺找活干、多赚钱的普通人。</w:t>
       </w:r>
     </w:p>
     <w:p/>
@@ -117,7 +265,7 @@
         <w:pStyle w:val="Heading2"/>
       </w:pPr>
       <w:r>
-        <w:t>超级简历</w:t>
+        <w:t>墨滴排版</w:t>
       </w:r>
     </w:p>
     <w:p>
@@ -126,7 +274,7 @@
           <w:color w:val="1F4E9C"/>
           <w:u w:val="single"/>
         </w:rPr>
-        <w:t>https://www.wondercv.com</w:t>
+        <w:t>https://mdnice.com</w:t>
       </w:r>
     </w:p>
     <w:p>
@@ -140,7 +288,7 @@
         <w:t>简介：</w:t>
       </w:r>
       <w:r>
-        <w:t>超级简历是一个帮人做简历的网站，用来把个人经历整理成一份清楚、好看的求职简历。</w:t>
+        <w:t>墨滴排版是一个帮人把写好的文字整理成好看文章的工具，主要用来给公众号文章排版。</w:t>
       </w:r>
     </w:p>
     <w:p>
@@ -154,7 +302,7 @@
         <w:t>特点：</w:t>
       </w:r>
       <w:r>
-        <w:t>模板很多，挑一个填内容就能用；格式会自动排整齐，不用自己慢慢调；写得不清楚的地方会给提示，帮你改得更符合招人方的要求。</w:t>
+        <w:t>1. 不用安装，打开网站就能用；2. 有很多现成样式，点一下就能换；3. 排好后可以直接复制到公众号等地方。</w:t>
       </w:r>
     </w:p>
     <w:p>
@@ -168,7 +316,7 @@
         <w:t>功能：</w:t>
       </w:r>
       <w:r>
-        <w:t>能帮人填写和整理上学、工作、做过的项目等经历，做出简历；能保存不同版本，投不同工作时分别使用；能把做好的简历下载成文件，方便投递或打印。</w:t>
+        <w:t>1. 把普通文字自动排成整齐好看的文章；2. 可以换颜色和样式，让文章更顺眼；3. 能快速复制到公众号等地方发布。</w:t>
       </w:r>
     </w:p>
     <w:p>
@@ -182,7 +330,7 @@
         <w:t>适合人群：</w:t>
       </w:r>
       <w:r>
-        <w:t>适合正在找工作的大学生、刚毕业的人和想换工作的上班族。</w:t>
+        <w:t>适合经常写公众号文章、需要快速把文章排得好看的人。</w:t>
       </w:r>
     </w:p>
     <w:p/>
@@ -191,7 +339,7 @@
         <w:pStyle w:val="Heading2"/>
       </w:pPr>
       <w:r>
-        <w:t>爱校对</w:t>
+        <w:t>木及简历</w:t>
       </w:r>
     </w:p>
     <w:p>
@@ -200,7 +348,7 @@
           <w:color w:val="1F4E9C"/>
           <w:u w:val="single"/>
         </w:rPr>
-        <w:t>https://www.ijiaodui.com</w:t>
+        <w:t>https://www.mujicv.com</w:t>
       </w:r>
     </w:p>
     <w:p>
@@ -214,7 +362,7 @@
         <w:t>简介：</w:t>
       </w:r>
       <w:r>
-        <w:t>爱校对是一个帮人检查中文文字错误的网站，把写好的内容放上去，它能找出错别字、标点等问题。</w:t>
+        <w:t>木及简历是一个帮人做求职简历的网站，可以在网上填写自己的经历，选一个喜欢的样式，做出整齐好看的简历。</w:t>
       </w:r>
     </w:p>
     <w:p>
@@ -228,7 +376,7 @@
         <w:t>特点：</w:t>
       </w:r>
       <w:r>
-        <w:t>1. 打开网页就能用，操作简单；2. 检查速度快，长篇内容也能较快看完；3. 不只找错别字，还能提醒用词和标点不合适的地方。</w:t>
+        <w:t>简历样式干净好看，改起来简单；打开网页就能做，不用安装软件；做好的简历能直接保存成文件，方便打印和发送。</w:t>
       </w:r>
     </w:p>
     <w:p>
@@ -242,7 +390,7 @@
         <w:t>功能：</w:t>
       </w:r>
       <w:r>
-        <w:t>1. 帮你检查文章、报告、材料里的错别字和标点错误；2. 帮你发现语句不通顺、用词不恰当的地方；3. 可以把你写好的整段文字或文件放进去检查。</w:t>
+        <w:t>能帮人填写个人情况、上学经历和工作经历；能随时更换简历样式，边填边看效果；能把做好的简历保存下来，用来打印或发给招人单位。</w:t>
       </w:r>
     </w:p>
     <w:p>
@@ -256,155 +404,7 @@
         <w:t>适合人群：</w:t>
       </w:r>
       <w:r>
-        <w:t>适合经常写文章、报告、材料，需要检查文字错误的学生和上班族。</w:t>
-      </w:r>
-    </w:p>
-    <w:p/>
-    <w:p>
-      <w:pPr>
-        <w:pStyle w:val="Heading2"/>
-      </w:pPr>
-      <w:r>
-        <w:t>AmyMind</w:t>
-      </w:r>
-    </w:p>
-    <w:p>
-      <w:r>
-        <w:rPr>
-          <w:color w:val="1F4E9C"/>
-          <w:u w:val="single"/>
-        </w:rPr>
-        <w:t>https://amymind.com</w:t>
-      </w:r>
-    </w:p>
-    <w:p>
-      <w:pPr>
-        <w:pStyle w:val="ListBullet"/>
-      </w:pPr>
-      <w:r>
-        <w:rPr>
-          <w:b/>
-        </w:rPr>
-        <w:t>简介：</w:t>
-      </w:r>
-      <w:r>
-        <w:t>AmyMind 是一个打开网页就能用的画思维导图的网站，你只要输入一个主题或者一段话，它就会自动帮你把整张图整理好。</w:t>
-      </w:r>
-    </w:p>
-    <w:p>
-      <w:pPr>
-        <w:pStyle w:val="ListBullet"/>
-      </w:pPr>
-      <w:r>
-        <w:rPr>
-          <w:b/>
-        </w:rPr>
-        <w:t>特点：</w:t>
-      </w:r>
-      <w:r>
-        <w:t>不用安装任何东西，打开网页就能直接画；自动帮你摆好位置、连好线，省去手动调整的麻烦；生成之后还能自己改字、加分支、换样子。</w:t>
-      </w:r>
-    </w:p>
-    <w:p>
-      <w:pPr>
-        <w:pStyle w:val="ListBullet"/>
-      </w:pPr>
-      <w:r>
-        <w:rPr>
-          <w:b/>
-        </w:rPr>
-        <w:t>功能：</w:t>
-      </w:r>
-      <w:r>
-        <w:t>把一句话或一段文字自动变成一张有层次的思维导图；能一边列要点一边出图，随时整理笔记和想法；做好以后可以存成图片，发给别人看。</w:t>
-      </w:r>
-    </w:p>
-    <w:p>
-      <w:pPr>
-        <w:pStyle w:val="ListBullet"/>
-      </w:pPr>
-      <w:r>
-        <w:rPr>
-          <w:b/>
-        </w:rPr>
-        <w:t>适合人群：</w:t>
-      </w:r>
-      <w:r>
-        <w:t>适合需要整理思路、做笔记、列计划的学生和上班族。</w:t>
-      </w:r>
-    </w:p>
-    <w:p/>
-    <w:p>
-      <w:pPr>
-        <w:pStyle w:val="Heading2"/>
-      </w:pPr>
-      <w:r>
-        <w:t>有道云笔记</w:t>
-      </w:r>
-    </w:p>
-    <w:p>
-      <w:r>
-        <w:rPr>
-          <w:color w:val="1F4E9C"/>
-          <w:u w:val="single"/>
-        </w:rPr>
-        <w:t>https://note.youdao.com</w:t>
-      </w:r>
-    </w:p>
-    <w:p>
-      <w:pPr>
-        <w:pStyle w:val="ListBullet"/>
-      </w:pPr>
-      <w:r>
-        <w:rPr>
-          <w:b/>
-        </w:rPr>
-        <w:t>简介：</w:t>
-      </w:r>
-      <w:r>
-        <w:t>有道云笔记是一个用来记笔记、存资料的网站，也能在手机和电脑上使用。它帮你把零散的想法、待办和文件收在一起，方便以后查看和整理。</w:t>
-      </w:r>
-    </w:p>
-    <w:p>
-      <w:pPr>
-        <w:pStyle w:val="ListBullet"/>
-      </w:pPr>
-      <w:r>
-        <w:rPr>
-          <w:b/>
-        </w:rPr>
-        <w:t>特点：</w:t>
-      </w:r>
-      <w:r>
-        <w:t>手机、电脑上都能打开，记的内容会自动保持一致；能写文字、放图片、录声音、加文件，记录方式很多；可以分类整理，也能搜索，东西多了也好找。</w:t>
-      </w:r>
-    </w:p>
-    <w:p>
-      <w:pPr>
-        <w:pStyle w:val="ListBullet"/>
-      </w:pPr>
-      <w:r>
-        <w:rPr>
-          <w:b/>
-        </w:rPr>
-        <w:t>功能：</w:t>
-      </w:r>
-      <w:r>
-        <w:t>能记工作笔记、会议要点、待办事情和日常想法；能收集网页文章、图片和文件，放在一起；能把笔记发给别人看，也能和别人一起补充修改。</w:t>
-      </w:r>
-    </w:p>
-    <w:p>
-      <w:pPr>
-        <w:pStyle w:val="ListBullet"/>
-      </w:pPr>
-      <w:r>
-        <w:rPr>
-          <w:b/>
-        </w:rPr>
-        <w:t>适合人群：</w:t>
-      </w:r>
-      <w:r>
-        <w:t>适合上班族、学生，以及平时需要记东西、收资料、做整理的人使用。</w:t>
+        <w:t>适合正在找工作、准备换工作，或者第一次写简历的人使用。</w:t>
       </w:r>
     </w:p>
     <w:p/>
@@ -421,7 +421,7 @@
         <w:pStyle w:val="Heading2"/>
       </w:pPr>
       <w:r>
-        <w:t>摩点</w:t>
+        <w:t>AcFun</w:t>
       </w:r>
     </w:p>
     <w:p>
@@ -430,7 +430,7 @@
           <w:color w:val="1F4E9C"/>
           <w:u w:val="single"/>
         </w:rPr>
-        <w:t>https://www.modian.com</w:t>
+        <w:t>https://www.acfun.cn</w:t>
       </w:r>
     </w:p>
     <w:p>
@@ -444,7 +444,7 @@
         <w:t>简介：</w:t>
       </w:r>
       <w:r>
-        <w:t>摩点是一个让大家展示新奇想法、由喜欢的人提前出钱帮忙实现的网站，也可以参与或买到一些特别的创意产品。</w:t>
+        <w:t>这是一个看视频和发视频的网站，主要能看动漫、游戏、搞笑等内容，也能自己发视频给大家看。</w:t>
       </w:r>
     </w:p>
     <w:p>
@@ -458,7 +458,7 @@
         <w:t>特点：</w:t>
       </w:r>
       <w:r>
-        <w:t>能看到很多平时不容易见到的新奇有趣项目。可以提前支持自己喜欢的创作者或团队。支持后能得到什么、事情做到哪一步，一般写得比较清楚。</w:t>
+        <w:t>1. 动漫、游戏、搞笑类内容多，容易找到爱看的；2. 看视频时，大家的评论会从画面上飘过去，像很多人一起看一样热闹；3. 很多视频是普通人自己做的，能看到新鲜有趣的东西。</w:t>
       </w:r>
     </w:p>
     <w:p>
@@ -472,7 +472,7 @@
         <w:t>功能：</w:t>
       </w:r>
       <w:r>
-        <w:t>帮人找到并支持游戏、动漫、图书、活动、生活小物等有趣项目。帮有想法的人向大家介绍计划并得到帮助。帮支持者拿到约定的产品、纪念品或参加特别活动。</w:t>
+        <w:t>1. 看动漫、游戏、搞笑、生活记录等各种视频；2. 把自己拍的或做的视频发到网站上给别人看；3. 发评论、点赞、收藏，还能关注喜欢的作者。</w:t>
       </w:r>
     </w:p>
     <w:p>
@@ -486,7 +486,7 @@
         <w:t>适合人群：</w:t>
       </w:r>
       <w:r>
-        <w:t>适合喜欢动漫游戏、文创产品、新奇创意，并愿意提前出钱支持的人。</w:t>
+        <w:t>适合喜欢看动漫、游戏、搞笑视频，也喜欢边看边和大家聊的人。</w:t>
       </w:r>
     </w:p>
     <w:p/>
@@ -495,7 +495,7 @@
         <w:pStyle w:val="Heading2"/>
       </w:pPr>
       <w:r>
-        <w:t>奶牛关</w:t>
+        <w:t>PhotoFans摄影网</w:t>
       </w:r>
     </w:p>
     <w:p>
@@ -504,7 +504,7 @@
           <w:color w:val="1F4E9C"/>
           <w:u w:val="single"/>
         </w:rPr>
-        <w:t>https://www.cowlevel.net</w:t>
+        <w:t>https://bbs.photofans.cn</w:t>
       </w:r>
     </w:p>
     <w:p>
@@ -518,7 +518,7 @@
         <w:t>简介：</w:t>
       </w:r>
       <w:r>
-        <w:t>奶牛关是一个游戏玩家用来记录自己玩过的游戏、给游戏打分写评价、看别人推荐和讨论游戏的地方。</w:t>
+        <w:t>这是一个中文摄影爱好者交流的地方，大家可以在这里看别人拍的照片，也可以发自己的照片和大家聊天。</w:t>
       </w:r>
     </w:p>
     <w:p>
@@ -532,7 +532,7 @@
         <w:t>特点：</w:t>
       </w:r>
       <w:r>
-        <w:t>内容专门围绕游戏，比较集中；玩家留下的评价和讨论多，方便了解一个游戏好不好玩；氛围更像认真聊游戏，容易找到同好。</w:t>
+        <w:t>1. 聚集了很多喜欢拍照的人，内容热闹；2. 照片和聊天内容分得比较清楚，容易找到自己感兴趣的部分；3. 有很多人分享自己的拍照经历，普通人也能看懂。</w:t>
       </w:r>
     </w:p>
     <w:p>
@@ -546,7 +546,7 @@
         <w:t>功能：</w:t>
       </w:r>
       <w:r>
-        <w:t>可以标记想玩、在玩、玩过的游戏，并打分、写短评或长评；可以看别人的评价和游戏单，发现自己可能喜欢的新游戏；可以在小组里聊游戏、问问题、分享心得。</w:t>
+        <w:t>1. 能发自己的照片和文字，让别人看、评论；2. 能看别人的照片和拍照心得，学着拍得更好；3. 能提问、回复，和别人讨论拍照相关的事。</w:t>
       </w:r>
     </w:p>
     <w:p>
@@ -560,7 +560,7 @@
         <w:t>适合人群：</w:t>
       </w:r>
       <w:r>
-        <w:t>适合喜欢玩游戏、愿意记录和评价游戏，或者想找游戏推荐和同好的人。</w:t>
+        <w:t>适合喜欢拍照、想学拍照、愿意看照片和聊拍照的普通人。</w:t>
       </w:r>
     </w:p>
     <w:p/>
@@ -569,7 +569,7 @@
         <w:pStyle w:val="Heading2"/>
       </w:pPr>
       <w:r>
-        <w:t>雀乐</w:t>
+        <w:t>LOFTER</w:t>
       </w:r>
     </w:p>
     <w:p>
@@ -578,7 +578,7 @@
           <w:color w:val="1F4E9C"/>
           <w:u w:val="single"/>
         </w:rPr>
-        <w:t>https://indie.cn</w:t>
+        <w:t>https://www.lofter.com</w:t>
       </w:r>
     </w:p>
     <w:p>
@@ -592,7 +592,7 @@
         <w:t>简介：</w:t>
       </w:r>
       <w:r>
-        <w:t>雀乐是一个专门推荐独立音乐、分享歌单和音乐推荐的网站。它用来帮人发现和收听不那么大众但好听的歌。</w:t>
+        <w:t>这是一个让大家写文章、发图片、分享自己的爱好作品，也能看别人作品的网站。</w:t>
       </w:r>
     </w:p>
     <w:p>
@@ -606,7 +606,7 @@
         <w:t>特点：</w:t>
       </w:r>
       <w:r>
-        <w:t>内容集中在独立音乐和小众歌曲，和常见热门榜单不一样；推荐常按主题、心情或场景整理，找歌比较省心；整体安静清爽，适合慢慢听、慢慢看。</w:t>
+        <w:t>能按动漫、影视、游戏、明星等兴趣找到合得来的人；可以发长文章，也可以发很多图片；关注喜欢的作者后，能方便看到他们新发的内容。</w:t>
       </w:r>
     </w:p>
     <w:p>
@@ -620,7 +620,7 @@
         <w:t>功能：</w:t>
       </w:r>
       <w:r>
-        <w:t>可以按歌单、主题、心情或场景找到新歌；可以把喜欢的歌单和内容收起来，之后接着听和看；可以看歌曲介绍、推荐文字和音乐人的相关内容，了解更多作品。</w:t>
+        <w:t>可以写文章、发照片和画作；可以点赞、留言、收藏喜欢的作品；可以关注别人，也能让别人关注自己。</w:t>
       </w:r>
     </w:p>
     <w:p>
@@ -634,7 +634,7 @@
         <w:t>适合人群：</w:t>
       </w:r>
       <w:r>
-        <w:t>适合喜欢独立音乐、小众歌曲，想找好听新歌和安静歌单的人。</w:t>
+        <w:t>适合喜欢看故事、画画、拍照、追动漫影视游戏明星，并想找到兴趣相近的人一起交流的人。</w:t>
       </w:r>
     </w:p>
     <w:p/>
@@ -643,7 +643,7 @@
         <w:pStyle w:val="Heading2"/>
       </w:pPr>
       <w:r>
-        <w:t>小宇宙</w:t>
+        <w:t>刺猬猫</w:t>
       </w:r>
     </w:p>
     <w:p>
@@ -652,7 +652,7 @@
           <w:color w:val="1F4E9C"/>
           <w:u w:val="single"/>
         </w:rPr>
-        <w:t>https://www.xiaoyuzhoufm.com</w:t>
+        <w:t>https://www.ciweimao.com</w:t>
       </w:r>
     </w:p>
     <w:p>
@@ -666,7 +666,7 @@
         <w:t>简介：</w:t>
       </w:r>
       <w:r>
-        <w:t>小宇宙是一个专门听中文音频节目的网站，你可以在上面找到各种节目并直接播放。</w:t>
+        <w:t>刺猬猫是一个看小说和写小说的网站，里面有很多动漫风格、同人故事和原创故事。</w:t>
       </w:r>
     </w:p>
     <w:p>
@@ -680,7 +680,7 @@
         <w:t>特点：</w:t>
       </w:r>
       <w:r>
-        <w:t>节目多、分类清楚，容易找到感兴趣的内容；能订阅喜欢的节目，更新了会有提醒，不容易错过；可以边听边看评论，和其他听众交流想法。</w:t>
+        <w:t>1. 动漫、游戏、同人味道浓，喜欢这类故事的人容易找到合口味的书；2. 可以收藏和追更新，下次接着看很方便；3. 能自己写小说发出来，还能收到读者留言和支持。</w:t>
       </w:r>
     </w:p>
     <w:p>
@@ -694,7 +694,7 @@
         <w:t>功能：</w:t>
       </w:r>
       <w:r>
-        <w:t>搜索和发现各种话题的音频节目；订阅并管理自己常听的节目；播放、暂停、继续听，还能看收听记录。</w:t>
+        <w:t>1. 帮人找小说看、追更新、收藏喜欢的故事；2. 帮人自己写小说并发布，让别人阅读和评论；3. 帮人在书里留言讨论，给喜欢的作者送礼物支持。</w:t>
       </w:r>
     </w:p>
     <w:p>
@@ -708,7 +708,7 @@
         <w:t>适合人群：</w:t>
       </w:r>
       <w:r>
-        <w:t>适合喜欢听人聊天、听故事、了解各种话题，想用耳朵打发时间的人。</w:t>
+        <w:t>适合喜欢动漫风格、同人故事和网络小说，想找书看或自己写故事的人。</w:t>
       </w:r>
     </w:p>
     <w:p/>
@@ -725,7 +725,7 @@
         <w:pStyle w:val="Heading2"/>
       </w:pPr>
       <w:r>
-        <w:t>豆果美食</w:t>
+        <w:t>春雨医生</w:t>
       </w:r>
     </w:p>
     <w:p>
@@ -734,7 +734,7 @@
           <w:color w:val="1F4E9C"/>
           <w:u w:val="single"/>
         </w:rPr>
-        <w:t>https://www.douguo.com</w:t>
+        <w:t>https://www.chunyuyisheng.com</w:t>
       </w:r>
     </w:p>
     <w:p>
@@ -748,7 +748,7 @@
         <w:t>简介：</w:t>
       </w:r>
       <w:r>
-        <w:t>豆果美食是一个看菜谱、学做菜的网站，里面有大量家常菜、早餐、烘焙和甜点的做法，也能把自己做菜的过程和成果发出来给大家看。</w:t>
+        <w:t>春雨医生是一个可以在手机或电脑上向医生问身体不舒服该怎么办的网站，也能查看健康知识和找医院挂号。</w:t>
       </w:r>
     </w:p>
     <w:p>
@@ -762,7 +762,7 @@
         <w:t>特点：</w:t>
       </w:r>
       <w:r>
-        <w:t>菜谱数量多、种类全，想做什么菜大多能查到；做法步骤写得细，很多还配有图片或视频，照着做容易上手；能看到别人的评论和晒图，提前知道哪里容易做错、怎么调整。</w:t>
+        <w:t>不用出门就能问医生，比较省事；有很多不同科的医生可以选；能较快得到回复和常见健康问题的解答。</w:t>
       </w:r>
     </w:p>
     <w:p>
@@ -776,7 +776,7 @@
         <w:t>功能：</w:t>
       </w:r>
       <w:r>
-        <w:t>按菜名、食材或口味找菜谱；收藏喜欢的菜谱，记录自己做过什么；分享自己做的菜，和别人交流做饭心得。</w:t>
+        <w:t>向医生说说哪里不舒服，听听该怎么处理；查常见病和健康知识；预约医院挂号或找买药相关信息。</w:t>
       </w:r>
     </w:p>
     <w:p>
@@ -790,251 +790,10 @@
         <w:t>适合人群：</w:t>
       </w:r>
       <w:r>
-        <w:t>适合想自己动手做饭、学新菜、给日常饭菜换花样的人。</w:t>
+        <w:t>身体有点不舒服想先问问医生、平时关心健康、不方便马上去医院的人。</w:t>
       </w:r>
     </w:p>
     <w:p/>
-    <w:p>
-      <w:r>
-        <w:br w:type="page"/>
-      </w:r>
-    </w:p>
-    <w:p>
-      <w:pPr>
-        <w:pStyle w:val="Heading1"/>
-      </w:pPr>
-      <w:r>
-        <w:t>本周新上线网站观察（周日版）</w:t>
-      </w:r>
-    </w:p>
-    <w:p>
-      <w:r>
-        <w:rPr>
-          <w:color w:val="888888"/>
-        </w:rPr>
-        <w:t>本篇依据采集到的链接整理（来源：https://haozhan.wang,https://chinesesite.net）；受来源所限可能含上线较早的站点，请以实际为准。</w:t>
-      </w:r>
-    </w:p>
-    <w:p>
-      <w:pPr>
-        <w:pStyle w:val="Heading2"/>
-      </w:pPr>
-      <w:r>
-        <w:t>zhounote</w:t>
-      </w:r>
-    </w:p>
-    <w:p>
-      <w:r>
-        <w:rPr>
-          <w:color w:val="1F4E9C"/>
-          <w:u w:val="single"/>
-        </w:rPr>
-        <w:t>https://www.zhounote.com/</w:t>
-      </w:r>
-    </w:p>
-    <w:p>
-      <w:r>
-        <w:t>抱歉，我打不开这个网站，没法确定它是干什么的。</w:t>
-      </w:r>
-    </w:p>
-    <w:p>
-      <w:pPr>
-        <w:pStyle w:val="Heading2"/>
-      </w:pPr>
-      <w:r>
-        <w:t>周阿源</w:t>
-      </w:r>
-    </w:p>
-    <w:p>
-      <w:r>
-        <w:rPr>
-          <w:color w:val="1F4E9C"/>
-          <w:u w:val="single"/>
-        </w:rPr>
-        <w:t>https://zhouayuan.com/</w:t>
-      </w:r>
-    </w:p>
-    <w:p>
-      <w:r>
-        <w:t>抱歉，我没法打开这个网站，所以不知道它是干什么的，你把网站上的内容发给我我就能告诉你。</w:t>
-      </w:r>
-    </w:p>
-    <w:p>
-      <w:pPr>
-        <w:pStyle w:val="Heading2"/>
-      </w:pPr>
-      <w:r>
-        <w:t>博友圈</w:t>
-      </w:r>
-    </w:p>
-    <w:p>
-      <w:r>
-        <w:rPr>
-          <w:color w:val="1F4E9C"/>
-          <w:u w:val="single"/>
-        </w:rPr>
-        <w:t>https://www.boyouquan.com/</w:t>
-      </w:r>
-    </w:p>
-    <w:p>
-      <w:r>
-        <w:t>它把很多个人博客的最新文章汇总到一个页面，让你不用挨个去逛就能看到大家都在写什么。</w:t>
-      </w:r>
-    </w:p>
-    <w:p>
-      <w:pPr>
-        <w:pStyle w:val="Heading2"/>
-      </w:pPr>
-      <w:r>
-        <w:t>易博集</w:t>
-      </w:r>
-    </w:p>
-    <w:p>
-      <w:r>
-        <w:rPr>
-          <w:color w:val="1F4E9C"/>
-          <w:u w:val="single"/>
-        </w:rPr>
-        <w:t>https://eeenav.com/blogs</w:t>
-      </w:r>
-    </w:p>
-    <w:p>
-      <w:r>
-        <w:t>这是一个把很多人在网上写的文章收集到一起，方便你浏览和阅读的网站。</w:t>
-      </w:r>
-    </w:p>
-    <w:p>
-      <w:pPr>
-        <w:pStyle w:val="Heading2"/>
-      </w:pPr>
-      <w:r>
-        <w:t>若梦博客</w:t>
-      </w:r>
-    </w:p>
-    <w:p>
-      <w:r>
-        <w:rPr>
-          <w:color w:val="1F4E9C"/>
-          <w:u w:val="single"/>
-        </w:rPr>
-        <w:t>https://www.rmbk.cc/</w:t>
-      </w:r>
-    </w:p>
-    <w:p>
-      <w:r>
-        <w:t>这就是一个个人博客网站，站长在上面写写文章、分享点东西给大家看。</w:t>
-      </w:r>
-    </w:p>
-    <w:p>
-      <w:pPr>
-        <w:pStyle w:val="Heading2"/>
-      </w:pPr>
-      <w:r>
-        <w:t>大佬论坛</w:t>
-      </w:r>
-    </w:p>
-    <w:p>
-      <w:r>
-        <w:rPr>
-          <w:color w:val="1F4E9C"/>
-          <w:u w:val="single"/>
-        </w:rPr>
-        <w:t>https://www.dalao.net/</w:t>
-      </w:r>
-    </w:p>
-    <w:p>
-      <w:r>
-        <w:t>大佬论坛就是一个让网友聚在一起聊天、提问、分享经验和找资源的普通论坛。</w:t>
-      </w:r>
-    </w:p>
-    <w:p>
-      <w:pPr>
-        <w:pStyle w:val="Heading2"/>
-      </w:pPr>
-      <w:r>
-        <w:t>IT171中文网</w:t>
-      </w:r>
-    </w:p>
-    <w:p>
-      <w:r>
-        <w:rPr>
-          <w:color w:val="1F4E9C"/>
-          <w:u w:val="single"/>
-        </w:rPr>
-        <w:t>https://www.it171.cn/</w:t>
-      </w:r>
-    </w:p>
-    <w:p>
-      <w:r>
-        <w:t>这是一个教人用电脑、手机和做软件等知识的中文网站。</w:t>
-      </w:r>
-    </w:p>
-    <w:p>
-      <w:pPr>
-        <w:pStyle w:val="Heading2"/>
-      </w:pPr>
-      <w:r>
-        <w:t>苏ICP备19065220号-4</w:t>
-      </w:r>
-    </w:p>
-    <w:p>
-      <w:r>
-        <w:rPr>
-          <w:color w:val="1F4E9C"/>
-          <w:u w:val="single"/>
-        </w:rPr>
-        <w:t>http://beian.miit.gov.cn</w:t>
-      </w:r>
-    </w:p>
-    <w:p>
-      <w:r>
-        <w:t>这是政府用来查一个网站是谁办的、有没有按规定登记的网站。</w:t>
-      </w:r>
-    </w:p>
-    <w:p>
-      <w:pPr>
-        <w:pStyle w:val="Heading2"/>
-      </w:pPr>
-      <w:r>
-        <w:t>萌ICP备20269980号</w:t>
-      </w:r>
-    </w:p>
-    <w:p>
-      <w:r>
-        <w:rPr>
-          <w:color w:val="1F4E9C"/>
-          <w:u w:val="single"/>
-        </w:rPr>
-        <w:t>https://icp.gov.moe/?keyword=20269980</w:t>
-      </w:r>
-    </w:p>
-    <w:p>
-      <w:r>
-        <w:t>这是一个跟政府备案无关、给个人小网站发一个好玩儿的“萌ICP备”编号并让人通过编号查询的网站。</w:t>
-      </w:r>
-    </w:p>
-    <w:p>
-      <w:pPr>
-        <w:pStyle w:val="Heading2"/>
-      </w:pPr>
-      <w:r>
-        <w:t>茶ICP备2026050346号</w:t>
-      </w:r>
-    </w:p>
-    <w:p>
-      <w:r>
-        <w:rPr>
-          <w:color w:val="1F4E9C"/>
-          <w:u w:val="single"/>
-        </w:rPr>
-        <w:t>https://icp.redcha.cn/beian/ICP-2026050346.html</w:t>
-      </w:r>
-    </w:p>
-    <w:p>
-      <w:r>
-        <w:t>这是一个搞着玩的假备案网站，专门编一个不存在的“茶ICP备”备案号给你看。</w:t>
-      </w:r>
-    </w:p>
     <w:sectPr>
       <w:pgSz w:w="12240" w:h="15840"/>
       <w:pgMar w:top="1440" w:right="1800" w:bottom="1440" w:left="1800" w:header="720" w:footer="720" w:gutter="0"/>
